--- a/03_Tai_Lieu_Do_An/07_Kich_Ban_Demo_Video_5_7_Phut.docx
+++ b/03_Tai_Lieu_Do_An/07_Kich_Ban_Demo_Video_5_7_Phut.docx
@@ -9,41 +9,30 @@
       <w:r>
         <w:rPr>
           <w:b/>
-          <w:color w:val="1A365D"/>
-          <w:sz w:val="24"/>
+          <w:color w:val="475569"/>
+          <w:sz w:val="20"/>
         </w:rPr>
         <w:t>BỘ CÔNG THƯƠNG</w:t>
         <w:br/>
         <w:t>TRƯỜNG ĐẠI HỌC CÔNG THƯƠNG TP. HỒ CHÍ MINH (HUIT)</w:t>
         <w:br/>
-        <w:t>KHOA CÔNG NGHỆ THÔNG TIN</w:t>
-        <w:br/>
+        <w:t>KHOA CÔNG NGHỆ THÔNG TIN — BỘ MÔN CSDL NoSQL</w:t>
       </w:r>
     </w:p>
     <w:p>
       <w:pPr>
-        <w:jc w:val="center"/>
-      </w:pPr>
-      <w:r>
-        <w:rPr>
-          <w:color w:val="2563EB"/>
-          <w:sz w:val="20"/>
-        </w:rPr>
-        <w:t>━━━━━━━━━━━━━━━━━━━ ◆ ━━━━━━━━━━━━━━━━━━━</w:t>
-      </w:r>
-    </w:p>
-    <w:p>
-      <w:pPr>
-        <w:spacing w:before="160" w:after="80"/>
+        <w:spacing w:before="200" w:after="80"/>
         <w:jc w:val="center"/>
       </w:pPr>
       <w:r>
         <w:rPr>
           <w:b/>
           <w:color w:val="1A365D"/>
-          <w:sz w:val="32"/>
+          <w:sz w:val="30"/>
         </w:rPr>
-        <w:t>KỊCH BẢN CHI TIẾT QUAY VIDEO DEMO &amp; PHÂN CHIA RECORD</w:t>
+        <w:t>KỊCH BẢN CHI TIẾT QUAY VIDEO DEMO &amp; THUYẾT TRÌNH ĐỒ ÁN</w:t>
+        <w:br/>
+        <w:t>TƯƠNG TÁC ĐA CƠ SỞ DỮ LIỆU POLYGLOT NoSQL</w:t>
       </w:r>
     </w:p>
     <w:p>
@@ -53,11 +42,11 @@
       </w:pPr>
       <w:r>
         <w:rPr>
-          <w:i/>
+          <w:b/>
           <w:color w:val="2563EB"/>
-          <w:sz w:val="24"/>
+          <w:sz w:val="23"/>
         </w:rPr>
-        <w:t>ĐỒ ÁN HỌC PHẦN: DỮ LIỆU NoSQL (14DH) — HỆ THỐNG EDUPRO ACADEMY</w:t>
+        <w:t>HỆ SINH THÁI E-LEARNING &amp; KHẢO SÁT NĂNG LỰC TIẾNG ANH EDUPRO ACADEMY</w:t>
         <w:br/>
         <w:t>(Thời lượng chuẩn quy định: 5 — 7 phút | Khung thực hiện: 6 phút 30 giây)</w:t>
       </w:r>
@@ -67,119 +56,109 @@
         <w:tblW w:type="auto" w:w="0"/>
         <w:jc w:val="center"/>
         <w:tblLook w:firstColumn="1" w:firstRow="1" w:lastColumn="0" w:lastRow="0" w:noHBand="0" w:noVBand="1" w:val="04A0"/>
-        <w:tblBorders>
-          <w:top w:val="single" w:sz="6" w:space="0" w:color="1A365D"/>
-          <w:left w:val="single" w:sz="6" w:space="0" w:color="1A365D"/>
-          <w:bottom w:val="single" w:sz="6" w:space="0" w:color="1A365D"/>
-          <w:right w:val="single" w:sz="6" w:space="0" w:color="1A365D"/>
-          <w:insideH w:val="single" w:sz="6" w:space="0" w:color="1A365D"/>
-          <w:insideV w:val="single" w:sz="6" w:space="0" w:color="1A365D"/>
-        </w:tblBorders>
       </w:tblPr>
       <w:tblGrid>
-        <w:gridCol w:w="2268"/>
-        <w:gridCol w:w="2268"/>
-        <w:gridCol w:w="2268"/>
-        <w:gridCol w:w="2268"/>
+        <w:gridCol w:w="3024"/>
+        <w:gridCol w:w="3024"/>
+        <w:gridCol w:w="3024"/>
       </w:tblGrid>
       <w:tr>
         <w:tc>
           <w:tcPr>
-            <w:tcW w:type="dxa" w:w="2551"/>
+            <w:tcW w:type="dxa" w:w="2835"/>
+            <w:vAlign w:val="center"/>
+            <w:tcMar>
+              <w:top w:w="100" w:type="dxa"/>
+              <w:bottom w:w="100" w:type="dxa"/>
+              <w:left w:w="150" w:type="dxa"/>
+              <w:right w:w="150" w:type="dxa"/>
+            </w:tcMar>
             <w:shd w:fill="1A365D"/>
-            <w:tcMar>
-              <w:top w:w="160" w:type="dxa"/>
-              <w:bottom w:w="160" w:type="dxa"/>
-              <w:left w:w="160" w:type="dxa"/>
-              <w:right w:w="160" w:type="dxa"/>
-            </w:tcMar>
+            <w:tcBorders>
+              <w:top w:val="single" w:sz="12" w:space="0" w:color="1A365D"/>
+              <w:left w:val="none" w:sz="0" w:space="0" w:color="auto"/>
+              <w:bottom w:val="single" w:sz="12" w:space="0" w:color="1A365D"/>
+              <w:right w:val="none" w:sz="0" w:space="0" w:color="auto"/>
+            </w:tcBorders>
           </w:tcPr>
           <w:p>
             <w:pPr>
-              <w:jc w:val="center"/>
+              <w:spacing w:after="0" w:line="276" w:lineRule="auto"/>
+              <w:jc w:val="left"/>
             </w:pPr>
             <w:r>
               <w:rPr>
                 <w:b/>
                 <w:color w:val="FFFFFF"/>
-                <w:sz w:val="22"/>
+                <w:sz w:val="21"/>
               </w:rPr>
-              <w:t>Họ và tên</w:t>
+              <w:t>Họ và tên thành viên</w:t>
             </w:r>
           </w:p>
         </w:tc>
         <w:tc>
           <w:tcPr>
-            <w:tcW w:type="dxa" w:w="1417"/>
+            <w:tcW w:type="dxa" w:w="1984"/>
+            <w:vAlign w:val="center"/>
+            <w:tcMar>
+              <w:top w:w="100" w:type="dxa"/>
+              <w:bottom w:w="100" w:type="dxa"/>
+              <w:left w:w="150" w:type="dxa"/>
+              <w:right w:w="150" w:type="dxa"/>
+            </w:tcMar>
             <w:shd w:fill="1A365D"/>
-            <w:tcMar>
-              <w:top w:w="160" w:type="dxa"/>
-              <w:bottom w:w="160" w:type="dxa"/>
-              <w:left w:w="160" w:type="dxa"/>
-              <w:right w:w="160" w:type="dxa"/>
-            </w:tcMar>
+            <w:tcBorders>
+              <w:top w:val="single" w:sz="12" w:space="0" w:color="1A365D"/>
+              <w:left w:val="none" w:sz="0" w:space="0" w:color="auto"/>
+              <w:bottom w:val="single" w:sz="12" w:space="0" w:color="1A365D"/>
+              <w:right w:val="none" w:sz="0" w:space="0" w:color="auto"/>
+            </w:tcBorders>
           </w:tcPr>
           <w:p>
             <w:pPr>
-              <w:jc w:val="center"/>
+              <w:spacing w:after="0" w:line="276" w:lineRule="auto"/>
+              <w:jc w:val="left"/>
             </w:pPr>
             <w:r>
               <w:rPr>
                 <w:b/>
                 <w:color w:val="FFFFFF"/>
-                <w:sz w:val="22"/>
+                <w:sz w:val="21"/>
               </w:rPr>
-              <w:t>MSSV</w:t>
+              <w:t>Mã số SV</w:t>
             </w:r>
           </w:p>
         </w:tc>
         <w:tc>
           <w:tcPr>
-            <w:tcW w:type="dxa" w:w="2268"/>
+            <w:tcW w:type="dxa" w:w="4252"/>
+            <w:vAlign w:val="center"/>
+            <w:tcMar>
+              <w:top w:w="100" w:type="dxa"/>
+              <w:bottom w:w="100" w:type="dxa"/>
+              <w:left w:w="150" w:type="dxa"/>
+              <w:right w:w="150" w:type="dxa"/>
+            </w:tcMar>
             <w:shd w:fill="1A365D"/>
-            <w:tcMar>
-              <w:top w:w="160" w:type="dxa"/>
-              <w:bottom w:w="160" w:type="dxa"/>
-              <w:left w:w="160" w:type="dxa"/>
-              <w:right w:w="160" w:type="dxa"/>
-            </w:tcMar>
+            <w:tcBorders>
+              <w:top w:val="single" w:sz="12" w:space="0" w:color="1A365D"/>
+              <w:left w:val="none" w:sz="0" w:space="0" w:color="auto"/>
+              <w:bottom w:val="single" w:sz="12" w:space="0" w:color="1A365D"/>
+              <w:right w:val="none" w:sz="0" w:space="0" w:color="auto"/>
+            </w:tcBorders>
           </w:tcPr>
           <w:p>
             <w:pPr>
-              <w:jc w:val="center"/>
+              <w:spacing w:after="0" w:line="276" w:lineRule="auto"/>
+              <w:jc w:val="left"/>
             </w:pPr>
             <w:r>
               <w:rPr>
                 <w:b/>
                 <w:color w:val="FFFFFF"/>
-                <w:sz w:val="22"/>
+                <w:sz w:val="21"/>
               </w:rPr>
-              <w:t>Vai trò trong nhóm</w:t>
-            </w:r>
-          </w:p>
-        </w:tc>
-        <w:tc>
-          <w:tcPr>
-            <w:tcW w:type="dxa" w:w="2835"/>
-            <w:shd w:fill="1A365D"/>
-            <w:tcMar>
-              <w:top w:w="160" w:type="dxa"/>
-              <w:bottom w:w="160" w:type="dxa"/>
-              <w:left w:w="160" w:type="dxa"/>
-              <w:right w:w="160" w:type="dxa"/>
-            </w:tcMar>
-          </w:tcPr>
-          <w:p>
-            <w:pPr>
-              <w:jc w:val="center"/>
-            </w:pPr>
-            <w:r>
-              <w:rPr>
-                <w:b/>
-                <w:color w:val="FFFFFF"/>
-                <w:sz w:val="22"/>
-              </w:rPr>
-              <w:t>Phụ trách chuyên sâu CSDL NoSQL</w:t>
+              <w:t>Vai trò &amp; Phân hệ đảm nhiệm</w:t>
             </w:r>
           </w:p>
         </w:tc>
@@ -187,41 +166,62 @@
       <w:tr>
         <w:tc>
           <w:tcPr>
-            <w:tcW w:type="dxa" w:w="2551"/>
+            <w:tcW w:type="dxa" w:w="2835"/>
+            <w:vAlign w:val="center"/>
             <w:tcMar>
-              <w:top w:w="120" w:type="dxa"/>
-              <w:bottom w:w="120" w:type="dxa"/>
-              <w:left w:w="140" w:type="dxa"/>
-              <w:right w:w="140" w:type="dxa"/>
+              <w:top w:w="100" w:type="dxa"/>
+              <w:bottom w:w="100" w:type="dxa"/>
+              <w:left w:w="150" w:type="dxa"/>
+              <w:right w:w="150" w:type="dxa"/>
             </w:tcMar>
+            <w:shd w:fill="F8FAFC"/>
+            <w:tcBorders>
+              <w:top w:val="single" w:sz="4" w:space="0" w:color="CBD5E1"/>
+              <w:left w:val="none" w:sz="0" w:space="0" w:color="auto"/>
+              <w:bottom w:val="single" w:sz="4" w:space="0" w:color="CBD5E1"/>
+              <w:right w:val="none" w:sz="0" w:space="0" w:color="auto"/>
+            </w:tcBorders>
           </w:tcPr>
           <w:p>
+            <w:pPr>
+              <w:spacing w:after="0" w:line="276" w:lineRule="auto"/>
+              <w:jc w:val="left"/>
+            </w:pPr>
             <w:r>
               <w:rPr>
-                <w:b/>
-                <w:sz w:val="22"/>
+                <w:sz w:val="20"/>
               </w:rPr>
-              <w:t>Nguyễn Trọng Nguyên</w:t>
+              <w:t>Nguyễn Trọng Nguyên (Trưởng nhóm)</w:t>
             </w:r>
           </w:p>
         </w:tc>
         <w:tc>
           <w:tcPr>
-            <w:tcW w:type="dxa" w:w="1417"/>
+            <w:tcW w:type="dxa" w:w="1984"/>
+            <w:vAlign w:val="center"/>
             <w:tcMar>
-              <w:top w:w="120" w:type="dxa"/>
-              <w:bottom w:w="120" w:type="dxa"/>
-              <w:left w:w="140" w:type="dxa"/>
-              <w:right w:w="140" w:type="dxa"/>
+              <w:top w:w="100" w:type="dxa"/>
+              <w:bottom w:w="100" w:type="dxa"/>
+              <w:left w:w="150" w:type="dxa"/>
+              <w:right w:w="150" w:type="dxa"/>
             </w:tcMar>
+            <w:shd w:fill="F8FAFC"/>
+            <w:tcBorders>
+              <w:top w:val="single" w:sz="4" w:space="0" w:color="CBD5E1"/>
+              <w:left w:val="none" w:sz="0" w:space="0" w:color="auto"/>
+              <w:bottom w:val="single" w:sz="4" w:space="0" w:color="CBD5E1"/>
+              <w:right w:val="none" w:sz="0" w:space="0" w:color="auto"/>
+            </w:tcBorders>
           </w:tcPr>
           <w:p>
             <w:pPr>
+              <w:spacing w:after="0" w:line="276" w:lineRule="auto"/>
               <w:jc w:val="center"/>
             </w:pPr>
             <w:r>
               <w:rPr>
-                <w:sz w:val="22"/>
+                <w:b/>
+                <w:sz w:val="20"/>
               </w:rPr>
               <w:t>2001230589</w:t>
             </w:r>
@@ -229,39 +229,32 @@
         </w:tc>
         <w:tc>
           <w:tcPr>
-            <w:tcW w:type="dxa" w:w="2268"/>
+            <w:tcW w:type="dxa" w:w="4252"/>
+            <w:vAlign w:val="center"/>
             <w:tcMar>
-              <w:top w:w="120" w:type="dxa"/>
-              <w:bottom w:w="120" w:type="dxa"/>
-              <w:left w:w="140" w:type="dxa"/>
-              <w:right w:w="140" w:type="dxa"/>
+              <w:top w:w="100" w:type="dxa"/>
+              <w:bottom w:w="100" w:type="dxa"/>
+              <w:left w:w="150" w:type="dxa"/>
+              <w:right w:w="150" w:type="dxa"/>
             </w:tcMar>
+            <w:shd w:fill="F8FAFC"/>
+            <w:tcBorders>
+              <w:top w:val="single" w:sz="4" w:space="0" w:color="CBD5E1"/>
+              <w:left w:val="none" w:sz="0" w:space="0" w:color="auto"/>
+              <w:bottom w:val="single" w:sz="4" w:space="0" w:color="CBD5E1"/>
+              <w:right w:val="none" w:sz="0" w:space="0" w:color="auto"/>
+            </w:tcBorders>
           </w:tcPr>
           <w:p>
+            <w:pPr>
+              <w:spacing w:after="0" w:line="276" w:lineRule="auto"/>
+              <w:jc w:val="left"/>
+            </w:pPr>
             <w:r>
               <w:rPr>
-                <w:sz w:val="22"/>
+                <w:sz w:val="20"/>
               </w:rPr>
-              <w:t>Trưởng nhóm / Lead Architect</w:t>
-            </w:r>
-          </w:p>
-        </w:tc>
-        <w:tc>
-          <w:tcPr>
-            <w:tcW w:type="dxa" w:w="2835"/>
-            <w:tcMar>
-              <w:top w:w="120" w:type="dxa"/>
-              <w:bottom w:w="120" w:type="dxa"/>
-              <w:left w:w="140" w:type="dxa"/>
-              <w:right w:w="140" w:type="dxa"/>
-            </w:tcMar>
-          </w:tcPr>
-          <w:p>
-            <w:r>
-              <w:rPr>
-                <w:sz w:val="22"/>
-              </w:rPr>
-              <w:t>Kiến trúc Polyglot Core, MongoDB, Redis, Cassandra, Neo4j</w:t>
+              <w:t>Lead Architect, MongoDB Document Store, CMS &amp; Tường lửa Redis</w:t>
             </w:r>
           </w:p>
         </w:tc>
@@ -269,20 +262,30 @@
       <w:tr>
         <w:tc>
           <w:tcPr>
-            <w:tcW w:type="dxa" w:w="2551"/>
+            <w:tcW w:type="dxa" w:w="2835"/>
+            <w:vAlign w:val="center"/>
             <w:tcMar>
-              <w:top w:w="120" w:type="dxa"/>
-              <w:bottom w:w="120" w:type="dxa"/>
-              <w:left w:w="140" w:type="dxa"/>
-              <w:right w:w="140" w:type="dxa"/>
+              <w:top w:w="100" w:type="dxa"/>
+              <w:bottom w:w="100" w:type="dxa"/>
+              <w:left w:w="150" w:type="dxa"/>
+              <w:right w:w="150" w:type="dxa"/>
             </w:tcMar>
-            <w:shd w:fill="F1F5F9"/>
+            <w:shd w:fill="FFFFFF"/>
+            <w:tcBorders>
+              <w:top w:val="single" w:sz="4" w:space="0" w:color="CBD5E1"/>
+              <w:left w:val="none" w:sz="0" w:space="0" w:color="auto"/>
+              <w:bottom w:val="single" w:sz="4" w:space="0" w:color="CBD5E1"/>
+              <w:right w:val="none" w:sz="0" w:space="0" w:color="auto"/>
+            </w:tcBorders>
           </w:tcPr>
           <w:p>
+            <w:pPr>
+              <w:spacing w:after="0" w:line="276" w:lineRule="auto"/>
+              <w:jc w:val="left"/>
+            </w:pPr>
             <w:r>
               <w:rPr>
-                <w:b/>
-                <w:sz w:val="22"/>
+                <w:sz w:val="20"/>
               </w:rPr>
               <w:t>Phạm Nguyễn Khôi Nguyên</w:t>
             </w:r>
@@ -290,22 +293,31 @@
         </w:tc>
         <w:tc>
           <w:tcPr>
-            <w:tcW w:type="dxa" w:w="1417"/>
+            <w:tcW w:type="dxa" w:w="1984"/>
+            <w:vAlign w:val="center"/>
             <w:tcMar>
-              <w:top w:w="120" w:type="dxa"/>
-              <w:bottom w:w="120" w:type="dxa"/>
-              <w:left w:w="140" w:type="dxa"/>
-              <w:right w:w="140" w:type="dxa"/>
+              <w:top w:w="100" w:type="dxa"/>
+              <w:bottom w:w="100" w:type="dxa"/>
+              <w:left w:w="150" w:type="dxa"/>
+              <w:right w:w="150" w:type="dxa"/>
             </w:tcMar>
-            <w:shd w:fill="F1F5F9"/>
+            <w:shd w:fill="FFFFFF"/>
+            <w:tcBorders>
+              <w:top w:val="single" w:sz="4" w:space="0" w:color="CBD5E1"/>
+              <w:left w:val="none" w:sz="0" w:space="0" w:color="auto"/>
+              <w:bottom w:val="single" w:sz="4" w:space="0" w:color="CBD5E1"/>
+              <w:right w:val="none" w:sz="0" w:space="0" w:color="auto"/>
+            </w:tcBorders>
           </w:tcPr>
           <w:p>
             <w:pPr>
+              <w:spacing w:after="0" w:line="276" w:lineRule="auto"/>
               <w:jc w:val="center"/>
             </w:pPr>
             <w:r>
               <w:rPr>
-                <w:sz w:val="22"/>
+                <w:b/>
+                <w:sz w:val="20"/>
               </w:rPr>
               <w:t>2001230578</w:t>
             </w:r>
@@ -313,41 +325,32 @@
         </w:tc>
         <w:tc>
           <w:tcPr>
-            <w:tcW w:type="dxa" w:w="2268"/>
+            <w:tcW w:type="dxa" w:w="4252"/>
+            <w:vAlign w:val="center"/>
             <w:tcMar>
-              <w:top w:w="120" w:type="dxa"/>
-              <w:bottom w:w="120" w:type="dxa"/>
-              <w:left w:w="140" w:type="dxa"/>
-              <w:right w:w="140" w:type="dxa"/>
+              <w:top w:w="100" w:type="dxa"/>
+              <w:bottom w:w="100" w:type="dxa"/>
+              <w:left w:w="150" w:type="dxa"/>
+              <w:right w:w="150" w:type="dxa"/>
             </w:tcMar>
-            <w:shd w:fill="F1F5F9"/>
+            <w:shd w:fill="FFFFFF"/>
+            <w:tcBorders>
+              <w:top w:val="single" w:sz="4" w:space="0" w:color="CBD5E1"/>
+              <w:left w:val="none" w:sz="0" w:space="0" w:color="auto"/>
+              <w:bottom w:val="single" w:sz="4" w:space="0" w:color="CBD5E1"/>
+              <w:right w:val="none" w:sz="0" w:space="0" w:color="auto"/>
+            </w:tcBorders>
           </w:tcPr>
           <w:p>
+            <w:pPr>
+              <w:spacing w:after="0" w:line="276" w:lineRule="auto"/>
+              <w:jc w:val="left"/>
+            </w:pPr>
             <w:r>
               <w:rPr>
-                <w:sz w:val="22"/>
+                <w:sz w:val="20"/>
               </w:rPr>
-              <w:t>Thành viên</w:t>
-            </w:r>
-          </w:p>
-        </w:tc>
-        <w:tc>
-          <w:tcPr>
-            <w:tcW w:type="dxa" w:w="2835"/>
-            <w:tcMar>
-              <w:top w:w="120" w:type="dxa"/>
-              <w:bottom w:w="120" w:type="dxa"/>
-              <w:left w:w="140" w:type="dxa"/>
-              <w:right w:w="140" w:type="dxa"/>
-            </w:tcMar>
-            <w:shd w:fill="F1F5F9"/>
-          </w:tcPr>
-          <w:p>
-            <w:r>
-              <w:rPr>
-                <w:sz w:val="22"/>
-              </w:rPr>
-              <w:t>MongoDB Document Model, Redis Cache, Exam Session &amp; Gamification</w:t>
+              <w:t>Phòng thi trực tuyến, Lưu đáp án Redis Hash, BXH ZSET &amp; Shop XP</w:t>
             </w:r>
           </w:p>
         </w:tc>
@@ -355,19 +358,30 @@
       <w:tr>
         <w:tc>
           <w:tcPr>
-            <w:tcW w:type="dxa" w:w="2551"/>
+            <w:tcW w:type="dxa" w:w="2835"/>
+            <w:vAlign w:val="center"/>
             <w:tcMar>
-              <w:top w:w="120" w:type="dxa"/>
-              <w:bottom w:w="120" w:type="dxa"/>
-              <w:left w:w="140" w:type="dxa"/>
-              <w:right w:w="140" w:type="dxa"/>
+              <w:top w:w="100" w:type="dxa"/>
+              <w:bottom w:w="100" w:type="dxa"/>
+              <w:left w:w="150" w:type="dxa"/>
+              <w:right w:w="150" w:type="dxa"/>
             </w:tcMar>
+            <w:shd w:fill="F8FAFC"/>
+            <w:tcBorders>
+              <w:top w:val="single" w:sz="4" w:space="0" w:color="CBD5E1"/>
+              <w:left w:val="none" w:sz="0" w:space="0" w:color="auto"/>
+              <w:bottom w:val="single" w:sz="4" w:space="0" w:color="CBD5E1"/>
+              <w:right w:val="none" w:sz="0" w:space="0" w:color="auto"/>
+            </w:tcBorders>
           </w:tcPr>
           <w:p>
+            <w:pPr>
+              <w:spacing w:after="0" w:line="276" w:lineRule="auto"/>
+              <w:jc w:val="left"/>
+            </w:pPr>
             <w:r>
               <w:rPr>
-                <w:b/>
-                <w:sz w:val="22"/>
+                <w:sz w:val="20"/>
               </w:rPr>
               <w:t>Võ Huỳnh Gia Huy</w:t>
             </w:r>
@@ -375,21 +389,31 @@
         </w:tc>
         <w:tc>
           <w:tcPr>
-            <w:tcW w:type="dxa" w:w="1417"/>
+            <w:tcW w:type="dxa" w:w="1984"/>
+            <w:vAlign w:val="center"/>
             <w:tcMar>
-              <w:top w:w="120" w:type="dxa"/>
-              <w:bottom w:w="120" w:type="dxa"/>
-              <w:left w:w="140" w:type="dxa"/>
-              <w:right w:w="140" w:type="dxa"/>
+              <w:top w:w="100" w:type="dxa"/>
+              <w:bottom w:w="100" w:type="dxa"/>
+              <w:left w:w="150" w:type="dxa"/>
+              <w:right w:w="150" w:type="dxa"/>
             </w:tcMar>
+            <w:shd w:fill="F8FAFC"/>
+            <w:tcBorders>
+              <w:top w:val="single" w:sz="4" w:space="0" w:color="CBD5E1"/>
+              <w:left w:val="none" w:sz="0" w:space="0" w:color="auto"/>
+              <w:bottom w:val="single" w:sz="4" w:space="0" w:color="CBD5E1"/>
+              <w:right w:val="none" w:sz="0" w:space="0" w:color="auto"/>
+            </w:tcBorders>
           </w:tcPr>
           <w:p>
             <w:pPr>
+              <w:spacing w:after="0" w:line="276" w:lineRule="auto"/>
               <w:jc w:val="center"/>
             </w:pPr>
             <w:r>
               <w:rPr>
-                <w:sz w:val="22"/>
+                <w:b/>
+                <w:sz w:val="20"/>
               </w:rPr>
               <w:t>2001230303</w:t>
             </w:r>
@@ -397,39 +421,32 @@
         </w:tc>
         <w:tc>
           <w:tcPr>
-            <w:tcW w:type="dxa" w:w="2268"/>
+            <w:tcW w:type="dxa" w:w="4252"/>
+            <w:vAlign w:val="center"/>
             <w:tcMar>
-              <w:top w:w="120" w:type="dxa"/>
-              <w:bottom w:w="120" w:type="dxa"/>
-              <w:left w:w="140" w:type="dxa"/>
-              <w:right w:w="140" w:type="dxa"/>
+              <w:top w:w="100" w:type="dxa"/>
+              <w:bottom w:w="100" w:type="dxa"/>
+              <w:left w:w="150" w:type="dxa"/>
+              <w:right w:w="150" w:type="dxa"/>
             </w:tcMar>
+            <w:shd w:fill="F8FAFC"/>
+            <w:tcBorders>
+              <w:top w:val="single" w:sz="4" w:space="0" w:color="CBD5E1"/>
+              <w:left w:val="none" w:sz="0" w:space="0" w:color="auto"/>
+              <w:bottom w:val="single" w:sz="4" w:space="0" w:color="CBD5E1"/>
+              <w:right w:val="none" w:sz="0" w:space="0" w:color="auto"/>
+            </w:tcBorders>
           </w:tcPr>
           <w:p>
+            <w:pPr>
+              <w:spacing w:after="0" w:line="276" w:lineRule="auto"/>
+              <w:jc w:val="left"/>
+            </w:pPr>
             <w:r>
               <w:rPr>
-                <w:sz w:val="22"/>
+                <w:sz w:val="20"/>
               </w:rPr>
-              <w:t>Thành viên</w:t>
-            </w:r>
-          </w:p>
-        </w:tc>
-        <w:tc>
-          <w:tcPr>
-            <w:tcW w:type="dxa" w:w="2835"/>
-            <w:tcMar>
-              <w:top w:w="120" w:type="dxa"/>
-              <w:bottom w:w="120" w:type="dxa"/>
-              <w:left w:w="140" w:type="dxa"/>
-              <w:right w:w="140" w:type="dxa"/>
-            </w:tcMar>
-          </w:tcPr>
-          <w:p>
-            <w:r>
-              <w:rPr>
-                <w:sz w:val="22"/>
-              </w:rPr>
-              <w:t>Apache Cassandra Time-Series Telemetry, Neo4j Graph Queries</w:t>
+              <w:t>Video Telemetry trên Apache Cassandra, Cây tri thức &amp; Bạn cùng tiến trên Neo4j</w:t>
             </w:r>
           </w:p>
         </w:tc>
@@ -448,22 +465,14 @@
         <w:rPr>
           <w:b/>
           <w:color w:val="1A365D"/>
-          <w:sz w:val="28"/>
+          <w:sz w:val="27"/>
         </w:rPr>
         <w:t>1. NGUYÊN TẮC VÀ TIÊU CHÍ ĐÁNH GIÁ VIDEO DEMO (HUIT)</w:t>
       </w:r>
     </w:p>
     <w:p>
       <w:pPr>
-        <w:ind w:firstLine="709"/>
-      </w:pPr>
-      <w:r>
-        <w:t>Để đạt điểm tối đa ở Tiêu chí 9 (Giao diện &amp; Nghiệp vụ - 2.5 điểm) và Tiêu chí 10 (Tính năng nâng cao &amp; Tối ưu - 2.0 điểm), toàn bộ quy trình quay video bắt buộc phải tuân thủ nghiêm ngặt 3 nguyên tắc sau:</w:t>
-      </w:r>
-    </w:p>
-    <w:p>
-      <w:pPr>
-        <w:spacing w:after="40"/>
+        <w:spacing w:after="60"/>
         <w:ind w:left="425"/>
       </w:pPr>
       <w:r>
@@ -471,15 +480,15 @@
           <w:b/>
           <w:color w:val="1A365D"/>
         </w:rPr>
-        <w:t xml:space="preserve">• Nguyên tắc Side-by-Side (Bắt buộc 100%): </w:t>
+        <w:t xml:space="preserve">• Nguyên tắc chia đôi màn hình (Side-by-Side): </w:t>
       </w:r>
       <w:r>
-        <w:t>Mỗi thao tác click trên giao diện Web (http://localhost:5050) phải được chuyển tab hoặc chia đôi màn hình song song với phần mềm GUI Tool tương ứng (MongoDB Compass, RedisInsight, TablePlus/Cassandra, Neo4j Browser) để chứng minh dữ liệu NoSQL được lưu trữ và biến đổi thật trên CSDL.</w:t>
+        <w:t>Mỗi thao tác click trên Web (chọn khóa học, chọn đáp án thi, phát video bài giảng, duyệt đồ thị, chỉnh sửa CMS) BẮT BUỘC phải chuyển sang công cụ GUI Tool tương ứng (MongoDB Compass, RedisInsight, cqlsh / TablePlus, Neo4j Desktop) để soi trực tiếp dữ liệu thay đổi thực tế 100%.</w:t>
       </w:r>
     </w:p>
     <w:p>
       <w:pPr>
-        <w:spacing w:after="40"/>
+        <w:spacing w:after="60"/>
         <w:ind w:left="425"/>
       </w:pPr>
       <w:r>
@@ -487,15 +496,15 @@
           <w:b/>
           <w:color w:val="1A365D"/>
         </w:rPr>
-        <w:t xml:space="preserve">• Chuẩn hóa thời lượng (5 — 7 phút): </w:t>
+        <w:t xml:space="preserve">• Thời lượng chuẩn 5 — 7 phút: </w:t>
       </w:r>
       <w:r>
-        <w:t>Thời gian video được thiết kế chuẩn xác ở mốc 6 phút 30 giây, không vượt quá 7 phút tránh bị trừ điểm vi phạm thời lượng, và không ngắn dưới 5 phút để bảo đảm show trọn vẹn 100% chức năng.</w:t>
+        <w:t>Tổng thời lượng video đạt chính xác 6 phút 30 giây, đáp ứng nghiêm ngặt thang điểm đánh giá của Hội đồng chấm thi.</w:t>
       </w:r>
     </w:p>
     <w:p>
       <w:pPr>
-        <w:spacing w:after="40"/>
+        <w:spacing w:after="60"/>
         <w:ind w:left="425"/>
       </w:pPr>
       <w:r>
@@ -506,20 +515,36 @@
         <w:t xml:space="preserve">• Phân chia vai trò đồng đều 3 thành viên: </w:t>
       </w:r>
       <w:r>
-        <w:t>Mỗi thành viên phụ trách trình bày và thực hiện thao tác demo gắn liền với phân hệ CSDL chuyên môn đã đăng ký trong đồ án.</w:t>
+        <w:t>Mỗi thành viên làm chủ một phần thuyết minh gắn liền với phân hệ và CSDL mình trực tiếp lập trình.</w:t>
       </w:r>
     </w:p>
     <w:p>
       <w:pPr>
-        <w:spacing w:before="280" w:after="80"/>
+        <w:spacing w:after="60"/>
+        <w:ind w:left="425"/>
       </w:pPr>
       <w:r>
         <w:rPr>
           <w:b/>
           <w:color w:val="1A365D"/>
-          <w:sz w:val="28"/>
         </w:rPr>
-        <w:t>2. BẢNG PHÂN CHIA RECORD &amp; TIMELINE TỪNG PHÂN ĐOẠN</w:t>
+        <w:t xml:space="preserve">• Dữ liệu thực nghiệm tinh gọn (Seed Data): </w:t>
+      </w:r>
+      <w:r>
+        <w:t>Giải thích rõ ràng: Hệ thống sử dụng 7 tài khoản, 12 khóa học, 4 đề thi trắc nghiệm để demo mượt mà trên máy tính cá nhân. Các con số 50.000 học viên và 50 triệu log trong Báo cáo là bài toán ước lượng quy mô thiết kế (Capacity Planning) để luận chứng kiến trúc Polyglot NoSQL.</w:t>
+      </w:r>
+    </w:p>
+    <w:p>
+      <w:pPr>
+        <w:spacing w:before="240" w:after="80"/>
+      </w:pPr>
+      <w:r>
+        <w:rPr>
+          <w:b/>
+          <w:color w:val="1A365D"/>
+          <w:sz w:val="27"/>
+        </w:rPr>
+        <w:t>2. BẢNG PHÂN CHIA THỜI GIAN &amp; TIMELINE TỪNG PHÂN ĐOẠN (TỔNG: 6 PHÚT 30 GIÂY)</w:t>
       </w:r>
     </w:p>
     <w:tbl>
@@ -527,14 +552,6 @@
         <w:tblW w:type="auto" w:w="0"/>
         <w:jc w:val="center"/>
         <w:tblLook w:firstColumn="1" w:firstRow="1" w:lastColumn="0" w:lastRow="0" w:noHBand="0" w:noVBand="1" w:val="04A0"/>
-        <w:tblBorders>
-          <w:top w:val="single" w:sz="6" w:space="0" w:color="1A365D"/>
-          <w:left w:val="single" w:sz="6" w:space="0" w:color="1A365D"/>
-          <w:bottom w:val="single" w:sz="6" w:space="0" w:color="1A365D"/>
-          <w:right w:val="single" w:sz="6" w:space="0" w:color="1A365D"/>
-          <w:insideH w:val="single" w:sz="6" w:space="0" w:color="1A365D"/>
-          <w:insideV w:val="single" w:sz="6" w:space="0" w:color="1A365D"/>
-        </w:tblBorders>
       </w:tblPr>
       <w:tblGrid>
         <w:gridCol w:w="2268"/>
@@ -545,101 +562,133 @@
       <w:tr>
         <w:tc>
           <w:tcPr>
-            <w:tcW w:type="dxa" w:w="1474"/>
+            <w:tcW w:type="dxa" w:w="1701"/>
+            <w:vAlign w:val="center"/>
+            <w:tcMar>
+              <w:top w:w="100" w:type="dxa"/>
+              <w:bottom w:w="100" w:type="dxa"/>
+              <w:left w:w="140" w:type="dxa"/>
+              <w:right w:w="140" w:type="dxa"/>
+            </w:tcMar>
             <w:shd w:fill="1A365D"/>
-            <w:tcMar>
-              <w:top w:w="160" w:type="dxa"/>
-              <w:bottom w:w="160" w:type="dxa"/>
-              <w:left w:w="160" w:type="dxa"/>
-              <w:right w:w="160" w:type="dxa"/>
-            </w:tcMar>
+            <w:tcBorders>
+              <w:top w:val="single" w:sz="12" w:space="0" w:color="1A365D"/>
+              <w:left w:val="none" w:sz="0" w:space="0" w:color="auto"/>
+              <w:bottom w:val="single" w:sz="12" w:space="0" w:color="1A365D"/>
+              <w:right w:val="none" w:sz="0" w:space="0" w:color="auto"/>
+            </w:tcBorders>
           </w:tcPr>
           <w:p>
             <w:pPr>
-              <w:jc w:val="center"/>
+              <w:spacing w:after="0" w:line="276" w:lineRule="auto"/>
+              <w:jc w:val="left"/>
             </w:pPr>
             <w:r>
               <w:rPr>
                 <w:b/>
                 <w:color w:val="FFFFFF"/>
-                <w:sz w:val="22"/>
+                <w:sz w:val="20"/>
               </w:rPr>
-              <w:t>Thời lượng</w:t>
+              <w:t>Thời gian</w:t>
             </w:r>
           </w:p>
         </w:tc>
         <w:tc>
           <w:tcPr>
-            <w:tcW w:type="dxa" w:w="3061"/>
+            <w:tcW w:type="dxa" w:w="2835"/>
+            <w:vAlign w:val="center"/>
+            <w:tcMar>
+              <w:top w:w="100" w:type="dxa"/>
+              <w:bottom w:w="100" w:type="dxa"/>
+              <w:left w:w="140" w:type="dxa"/>
+              <w:right w:w="140" w:type="dxa"/>
+            </w:tcMar>
             <w:shd w:fill="1A365D"/>
-            <w:tcMar>
-              <w:top w:w="160" w:type="dxa"/>
-              <w:bottom w:w="160" w:type="dxa"/>
-              <w:left w:w="160" w:type="dxa"/>
-              <w:right w:w="160" w:type="dxa"/>
-            </w:tcMar>
+            <w:tcBorders>
+              <w:top w:val="single" w:sz="12" w:space="0" w:color="1A365D"/>
+              <w:left w:val="none" w:sz="0" w:space="0" w:color="auto"/>
+              <w:bottom w:val="single" w:sz="12" w:space="0" w:color="1A365D"/>
+              <w:right w:val="none" w:sz="0" w:space="0" w:color="auto"/>
+            </w:tcBorders>
           </w:tcPr>
           <w:p>
             <w:pPr>
-              <w:jc w:val="center"/>
+              <w:spacing w:after="0" w:line="276" w:lineRule="auto"/>
+              <w:jc w:val="left"/>
             </w:pPr>
             <w:r>
               <w:rPr>
                 <w:b/>
                 <w:color w:val="FFFFFF"/>
-                <w:sz w:val="22"/>
+                <w:sz w:val="20"/>
               </w:rPr>
-              <w:t>Phân đoạn nội dung</w:t>
+              <w:t>Nội dung phân đoạn</w:t>
             </w:r>
           </w:p>
         </w:tc>
         <w:tc>
           <w:tcPr>
-            <w:tcW w:type="dxa" w:w="2041"/>
+            <w:tcW w:type="dxa" w:w="2268"/>
+            <w:vAlign w:val="center"/>
+            <w:tcMar>
+              <w:top w:w="100" w:type="dxa"/>
+              <w:bottom w:w="100" w:type="dxa"/>
+              <w:left w:w="140" w:type="dxa"/>
+              <w:right w:w="140" w:type="dxa"/>
+            </w:tcMar>
             <w:shd w:fill="1A365D"/>
-            <w:tcMar>
-              <w:top w:w="160" w:type="dxa"/>
-              <w:bottom w:w="160" w:type="dxa"/>
-              <w:left w:w="160" w:type="dxa"/>
-              <w:right w:w="160" w:type="dxa"/>
-            </w:tcMar>
+            <w:tcBorders>
+              <w:top w:val="single" w:sz="12" w:space="0" w:color="1A365D"/>
+              <w:left w:val="none" w:sz="0" w:space="0" w:color="auto"/>
+              <w:bottom w:val="single" w:sz="12" w:space="0" w:color="1A365D"/>
+              <w:right w:val="none" w:sz="0" w:space="0" w:color="auto"/>
+            </w:tcBorders>
           </w:tcPr>
           <w:p>
             <w:pPr>
-              <w:jc w:val="center"/>
+              <w:spacing w:after="0" w:line="276" w:lineRule="auto"/>
+              <w:jc w:val="left"/>
             </w:pPr>
             <w:r>
               <w:rPr>
                 <w:b/>
                 <w:color w:val="FFFFFF"/>
-                <w:sz w:val="22"/>
+                <w:sz w:val="20"/>
               </w:rPr>
-              <w:t>Người thực hiện</w:t>
+              <w:t>Người thuyết minh</w:t>
             </w:r>
           </w:p>
         </w:tc>
         <w:tc>
           <w:tcPr>
-            <w:tcW w:type="dxa" w:w="2494"/>
+            <w:tcW w:type="dxa" w:w="2268"/>
+            <w:vAlign w:val="center"/>
+            <w:tcMar>
+              <w:top w:w="100" w:type="dxa"/>
+              <w:bottom w:w="100" w:type="dxa"/>
+              <w:left w:w="140" w:type="dxa"/>
+              <w:right w:w="140" w:type="dxa"/>
+            </w:tcMar>
             <w:shd w:fill="1A365D"/>
-            <w:tcMar>
-              <w:top w:w="160" w:type="dxa"/>
-              <w:bottom w:w="160" w:type="dxa"/>
-              <w:left w:w="160" w:type="dxa"/>
-              <w:right w:w="160" w:type="dxa"/>
-            </w:tcMar>
+            <w:tcBorders>
+              <w:top w:val="single" w:sz="12" w:space="0" w:color="1A365D"/>
+              <w:left w:val="none" w:sz="0" w:space="0" w:color="auto"/>
+              <w:bottom w:val="single" w:sz="12" w:space="0" w:color="1A365D"/>
+              <w:right w:val="none" w:sz="0" w:space="0" w:color="auto"/>
+            </w:tcBorders>
           </w:tcPr>
           <w:p>
             <w:pPr>
-              <w:jc w:val="center"/>
+              <w:spacing w:after="0" w:line="276" w:lineRule="auto"/>
+              <w:jc w:val="left"/>
             </w:pPr>
             <w:r>
               <w:rPr>
                 <w:b/>
                 <w:color w:val="FFFFFF"/>
-                <w:sz w:val="22"/>
+                <w:sz w:val="20"/>
               </w:rPr>
-              <w:t>Hệ CSDL &amp; GUI Tool minh chứng</w:t>
+              <w:t>CSDL &amp; GUI Tool minh chứng</w:t>
             </w:r>
           </w:p>
         </w:tc>
@@ -647,65 +696,96 @@
       <w:tr>
         <w:tc>
           <w:tcPr>
-            <w:tcW w:type="dxa" w:w="1474"/>
+            <w:tcW w:type="dxa" w:w="1701"/>
+            <w:vAlign w:val="center"/>
             <w:tcMar>
-              <w:top w:w="120" w:type="dxa"/>
-              <w:bottom w:w="120" w:type="dxa"/>
+              <w:top w:w="100" w:type="dxa"/>
+              <w:bottom w:w="100" w:type="dxa"/>
               <w:left w:w="140" w:type="dxa"/>
               <w:right w:w="140" w:type="dxa"/>
             </w:tcMar>
+            <w:shd w:fill="F8FAFC"/>
+            <w:tcBorders>
+              <w:top w:val="single" w:sz="4" w:space="0" w:color="CBD5E1"/>
+              <w:left w:val="none" w:sz="0" w:space="0" w:color="auto"/>
+              <w:bottom w:val="single" w:sz="4" w:space="0" w:color="CBD5E1"/>
+              <w:right w:val="none" w:sz="0" w:space="0" w:color="auto"/>
+            </w:tcBorders>
           </w:tcPr>
           <w:p>
             <w:pPr>
+              <w:spacing w:after="0" w:line="276" w:lineRule="auto"/>
               <w:jc w:val="center"/>
             </w:pPr>
             <w:r>
               <w:rPr>
                 <w:b/>
-                <w:sz w:val="21"/>
+                <w:sz w:val="19"/>
               </w:rPr>
-              <w:t>0:00 – 1:05</w:t>
+              <w:t>0:00 – 1:10</w:t>
               <w:br/>
-              <w:t>(65 giây)</w:t>
+              <w:t>(1p 10s)</w:t>
             </w:r>
           </w:p>
         </w:tc>
         <w:tc>
           <w:tcPr>
-            <w:tcW w:type="dxa" w:w="3061"/>
+            <w:tcW w:type="dxa" w:w="2835"/>
+            <w:vAlign w:val="center"/>
             <w:tcMar>
-              <w:top w:w="120" w:type="dxa"/>
-              <w:bottom w:w="120" w:type="dxa"/>
+              <w:top w:w="100" w:type="dxa"/>
+              <w:bottom w:w="100" w:type="dxa"/>
               <w:left w:w="140" w:type="dxa"/>
               <w:right w:w="140" w:type="dxa"/>
             </w:tcMar>
+            <w:shd w:fill="F8FAFC"/>
+            <w:tcBorders>
+              <w:top w:val="single" w:sz="4" w:space="0" w:color="CBD5E1"/>
+              <w:left w:val="none" w:sz="0" w:space="0" w:color="auto"/>
+              <w:bottom w:val="single" w:sz="4" w:space="0" w:color="CBD5E1"/>
+              <w:right w:val="none" w:sz="0" w:space="0" w:color="auto"/>
+            </w:tcBorders>
           </w:tcPr>
           <w:p>
+            <w:pPr>
+              <w:spacing w:after="0" w:line="276" w:lineRule="auto"/>
+              <w:jc w:val="left"/>
+            </w:pPr>
             <w:r>
               <w:rPr>
-                <w:sz w:val="21"/>
+                <w:sz w:val="19"/>
               </w:rPr>
-              <w:t>Phần 1: Giới thiệu đề tài, thành viên &amp; Kiến trúc Polyglot 4 NoSQL</w:t>
+              <w:t>Giới thiệu tổng quan &amp; Lý do chọn Kiến trúc Polyglot 4 NoSQL</w:t>
             </w:r>
           </w:p>
         </w:tc>
         <w:tc>
           <w:tcPr>
-            <w:tcW w:type="dxa" w:w="2041"/>
+            <w:tcW w:type="dxa" w:w="2268"/>
+            <w:vAlign w:val="center"/>
             <w:tcMar>
-              <w:top w:w="120" w:type="dxa"/>
-              <w:bottom w:w="120" w:type="dxa"/>
+              <w:top w:w="100" w:type="dxa"/>
+              <w:bottom w:w="100" w:type="dxa"/>
               <w:left w:w="140" w:type="dxa"/>
               <w:right w:w="140" w:type="dxa"/>
             </w:tcMar>
+            <w:shd w:fill="F8FAFC"/>
+            <w:tcBorders>
+              <w:top w:val="single" w:sz="4" w:space="0" w:color="CBD5E1"/>
+              <w:left w:val="none" w:sz="0" w:space="0" w:color="auto"/>
+              <w:bottom w:val="single" w:sz="4" w:space="0" w:color="CBD5E1"/>
+              <w:right w:val="none" w:sz="0" w:space="0" w:color="auto"/>
+            </w:tcBorders>
           </w:tcPr>
           <w:p>
             <w:pPr>
+              <w:spacing w:after="0" w:line="276" w:lineRule="auto"/>
               <w:jc w:val="center"/>
             </w:pPr>
             <w:r>
               <w:rPr>
-                <w:sz w:val="21"/>
+                <w:b/>
+                <w:sz w:val="19"/>
               </w:rPr>
               <w:t>Nguyễn Trọng Nguyên</w:t>
               <w:br/>
@@ -715,20 +795,32 @@
         </w:tc>
         <w:tc>
           <w:tcPr>
-            <w:tcW w:type="dxa" w:w="2494"/>
+            <w:tcW w:type="dxa" w:w="2268"/>
+            <w:vAlign w:val="center"/>
             <w:tcMar>
-              <w:top w:w="120" w:type="dxa"/>
-              <w:bottom w:w="120" w:type="dxa"/>
+              <w:top w:w="100" w:type="dxa"/>
+              <w:bottom w:w="100" w:type="dxa"/>
               <w:left w:w="140" w:type="dxa"/>
               <w:right w:w="140" w:type="dxa"/>
             </w:tcMar>
+            <w:shd w:fill="F8FAFC"/>
+            <w:tcBorders>
+              <w:top w:val="single" w:sz="4" w:space="0" w:color="CBD5E1"/>
+              <w:left w:val="none" w:sz="0" w:space="0" w:color="auto"/>
+              <w:bottom w:val="single" w:sz="4" w:space="0" w:color="CBD5E1"/>
+              <w:right w:val="none" w:sz="0" w:space="0" w:color="auto"/>
+            </w:tcBorders>
           </w:tcPr>
           <w:p>
+            <w:pPr>
+              <w:spacing w:after="0" w:line="276" w:lineRule="auto"/>
+              <w:jc w:val="left"/>
+            </w:pPr>
             <w:r>
               <w:rPr>
-                <w:sz w:val="21"/>
+                <w:sz w:val="19"/>
               </w:rPr>
-              <w:t>Slide / Sơ đồ Kiến trúc Polyglot 4 NoSQL, Web Trang chủ</w:t>
+              <w:t>Sơ đồ kiến trúc Polyglot Persistence, Slide tổng quan</w:t>
             </w:r>
           </w:p>
         </w:tc>
@@ -736,68 +828,96 @@
       <w:tr>
         <w:tc>
           <w:tcPr>
-            <w:tcW w:type="dxa" w:w="1474"/>
+            <w:tcW w:type="dxa" w:w="1701"/>
+            <w:vAlign w:val="center"/>
             <w:tcMar>
-              <w:top w:w="120" w:type="dxa"/>
-              <w:bottom w:w="120" w:type="dxa"/>
+              <w:top w:w="100" w:type="dxa"/>
+              <w:bottom w:w="100" w:type="dxa"/>
               <w:left w:w="140" w:type="dxa"/>
               <w:right w:w="140" w:type="dxa"/>
             </w:tcMar>
-            <w:shd w:fill="F1F5F9"/>
+            <w:shd w:fill="FFFFFF"/>
+            <w:tcBorders>
+              <w:top w:val="single" w:sz="4" w:space="0" w:color="CBD5E1"/>
+              <w:left w:val="none" w:sz="0" w:space="0" w:color="auto"/>
+              <w:bottom w:val="single" w:sz="4" w:space="0" w:color="CBD5E1"/>
+              <w:right w:val="none" w:sz="0" w:space="0" w:color="auto"/>
+            </w:tcBorders>
           </w:tcPr>
           <w:p>
             <w:pPr>
+              <w:spacing w:after="0" w:line="276" w:lineRule="auto"/>
               <w:jc w:val="center"/>
             </w:pPr>
             <w:r>
               <w:rPr>
                 <w:b/>
-                <w:sz w:val="21"/>
+                <w:sz w:val="19"/>
               </w:rPr>
-              <w:t>1:05 – 2:50</w:t>
+              <w:t>1:10 – 2:55</w:t>
               <w:br/>
-              <w:t>(105 giây)</w:t>
+              <w:t>(1p 45s)</w:t>
             </w:r>
           </w:p>
         </w:tc>
         <w:tc>
           <w:tcPr>
-            <w:tcW w:type="dxa" w:w="3061"/>
+            <w:tcW w:type="dxa" w:w="2835"/>
+            <w:vAlign w:val="center"/>
             <w:tcMar>
-              <w:top w:w="120" w:type="dxa"/>
-              <w:bottom w:w="120" w:type="dxa"/>
+              <w:top w:w="100" w:type="dxa"/>
+              <w:bottom w:w="100" w:type="dxa"/>
               <w:left w:w="140" w:type="dxa"/>
               <w:right w:w="140" w:type="dxa"/>
             </w:tcMar>
-            <w:shd w:fill="F1F5F9"/>
+            <w:shd w:fill="FFFFFF"/>
+            <w:tcBorders>
+              <w:top w:val="single" w:sz="4" w:space="0" w:color="CBD5E1"/>
+              <w:left w:val="none" w:sz="0" w:space="0" w:color="auto"/>
+              <w:bottom w:val="single" w:sz="4" w:space="0" w:color="CBD5E1"/>
+              <w:right w:val="none" w:sz="0" w:space="0" w:color="auto"/>
+            </w:tcBorders>
           </w:tcPr>
           <w:p>
+            <w:pPr>
+              <w:spacing w:after="0" w:line="276" w:lineRule="auto"/>
+              <w:jc w:val="left"/>
+            </w:pPr>
             <w:r>
               <w:rPr>
-                <w:sz w:val="21"/>
+                <w:sz w:val="19"/>
               </w:rPr>
-              <w:t>Phần 2A: Nghiệp vụ Học viên, Redis Cache, Thi trắc nghiệm, Anti-Cheat &amp; Gamification XP</w:t>
+              <w:t>Phòng thi online, Phòng chờ Lobby, Lưu đáp án Redis Hash &amp; BXH</w:t>
             </w:r>
           </w:p>
         </w:tc>
         <w:tc>
           <w:tcPr>
-            <w:tcW w:type="dxa" w:w="2041"/>
+            <w:tcW w:type="dxa" w:w="2268"/>
+            <w:vAlign w:val="center"/>
             <w:tcMar>
-              <w:top w:w="120" w:type="dxa"/>
-              <w:bottom w:w="120" w:type="dxa"/>
+              <w:top w:w="100" w:type="dxa"/>
+              <w:bottom w:w="100" w:type="dxa"/>
               <w:left w:w="140" w:type="dxa"/>
               <w:right w:w="140" w:type="dxa"/>
             </w:tcMar>
-            <w:shd w:fill="F1F5F9"/>
+            <w:shd w:fill="FFFFFF"/>
+            <w:tcBorders>
+              <w:top w:val="single" w:sz="4" w:space="0" w:color="CBD5E1"/>
+              <w:left w:val="none" w:sz="0" w:space="0" w:color="auto"/>
+              <w:bottom w:val="single" w:sz="4" w:space="0" w:color="CBD5E1"/>
+              <w:right w:val="none" w:sz="0" w:space="0" w:color="auto"/>
+            </w:tcBorders>
           </w:tcPr>
           <w:p>
             <w:pPr>
+              <w:spacing w:after="0" w:line="276" w:lineRule="auto"/>
               <w:jc w:val="center"/>
             </w:pPr>
             <w:r>
               <w:rPr>
-                <w:sz w:val="21"/>
+                <w:b/>
+                <w:sz w:val="19"/>
               </w:rPr>
               <w:t>Phạm Nguyễn Khôi Nguyên</w:t>
             </w:r>
@@ -805,23 +925,34 @@
         </w:tc>
         <w:tc>
           <w:tcPr>
-            <w:tcW w:type="dxa" w:w="2494"/>
+            <w:tcW w:type="dxa" w:w="2268"/>
+            <w:vAlign w:val="center"/>
             <w:tcMar>
-              <w:top w:w="120" w:type="dxa"/>
-              <w:bottom w:w="120" w:type="dxa"/>
+              <w:top w:w="100" w:type="dxa"/>
+              <w:bottom w:w="100" w:type="dxa"/>
               <w:left w:w="140" w:type="dxa"/>
               <w:right w:w="140" w:type="dxa"/>
             </w:tcMar>
-            <w:shd w:fill="F1F5F9"/>
+            <w:shd w:fill="FFFFFF"/>
+            <w:tcBorders>
+              <w:top w:val="single" w:sz="4" w:space="0" w:color="CBD5E1"/>
+              <w:left w:val="none" w:sz="0" w:space="0" w:color="auto"/>
+              <w:bottom w:val="single" w:sz="4" w:space="0" w:color="CBD5E1"/>
+              <w:right w:val="none" w:sz="0" w:space="0" w:color="auto"/>
+            </w:tcBorders>
           </w:tcPr>
           <w:p>
+            <w:pPr>
+              <w:spacing w:after="0" w:line="276" w:lineRule="auto"/>
+              <w:jc w:val="left"/>
+            </w:pPr>
             <w:r>
               <w:rPr>
-                <w:sz w:val="21"/>
+                <w:sz w:val="19"/>
               </w:rPr>
-              <w:t>MongoDB Compass (users, courses, results)</w:t>
+              <w:t>RedisInsight (Hash, ZSET)</w:t>
               <w:br/>
-              <w:t>RedisInsight (cache, exam:answers, leaderboard:weekly)</w:t>
+              <w:t>MongoDB Compass (results)</w:t>
             </w:r>
           </w:p>
         </w:tc>
@@ -829,65 +960,96 @@
       <w:tr>
         <w:tc>
           <w:tcPr>
-            <w:tcW w:type="dxa" w:w="1474"/>
+            <w:tcW w:type="dxa" w:w="1701"/>
+            <w:vAlign w:val="center"/>
             <w:tcMar>
-              <w:top w:w="120" w:type="dxa"/>
-              <w:bottom w:w="120" w:type="dxa"/>
+              <w:top w:w="100" w:type="dxa"/>
+              <w:bottom w:w="100" w:type="dxa"/>
               <w:left w:w="140" w:type="dxa"/>
               <w:right w:w="140" w:type="dxa"/>
             </w:tcMar>
+            <w:shd w:fill="F8FAFC"/>
+            <w:tcBorders>
+              <w:top w:val="single" w:sz="4" w:space="0" w:color="CBD5E1"/>
+              <w:left w:val="none" w:sz="0" w:space="0" w:color="auto"/>
+              <w:bottom w:val="single" w:sz="4" w:space="0" w:color="CBD5E1"/>
+              <w:right w:val="none" w:sz="0" w:space="0" w:color="auto"/>
+            </w:tcBorders>
           </w:tcPr>
           <w:p>
             <w:pPr>
+              <w:spacing w:after="0" w:line="276" w:lineRule="auto"/>
               <w:jc w:val="center"/>
             </w:pPr>
             <w:r>
               <w:rPr>
                 <w:b/>
-                <w:sz w:val="21"/>
+                <w:sz w:val="19"/>
               </w:rPr>
-              <w:t>2:50 – 4:40</w:t>
+              <w:t>2:55 – 4:40</w:t>
               <w:br/>
-              <w:t>(110 giây)</w:t>
+              <w:t>(1p 45s)</w:t>
             </w:r>
           </w:p>
         </w:tc>
         <w:tc>
           <w:tcPr>
-            <w:tcW w:type="dxa" w:w="3061"/>
+            <w:tcW w:type="dxa" w:w="2835"/>
+            <w:vAlign w:val="center"/>
             <w:tcMar>
-              <w:top w:w="120" w:type="dxa"/>
-              <w:bottom w:w="120" w:type="dxa"/>
+              <w:top w:w="100" w:type="dxa"/>
+              <w:bottom w:w="100" w:type="dxa"/>
               <w:left w:w="140" w:type="dxa"/>
               <w:right w:w="140" w:type="dxa"/>
             </w:tcMar>
+            <w:shd w:fill="F8FAFC"/>
+            <w:tcBorders>
+              <w:top w:val="single" w:sz="4" w:space="0" w:color="CBD5E1"/>
+              <w:left w:val="none" w:sz="0" w:space="0" w:color="auto"/>
+              <w:bottom w:val="single" w:sz="4" w:space="0" w:color="CBD5E1"/>
+              <w:right w:val="none" w:sz="0" w:space="0" w:color="auto"/>
+            </w:tcBorders>
           </w:tcPr>
           <w:p>
+            <w:pPr>
+              <w:spacing w:after="0" w:line="276" w:lineRule="auto"/>
+              <w:jc w:val="left"/>
+            </w:pPr>
             <w:r>
               <w:rPr>
-                <w:sz w:val="21"/>
+                <w:sz w:val="19"/>
               </w:rPr>
-              <w:t>Phần 2B: Lớp học trực tuyến Video, Cassandra Telemetry Heartbeat &amp; Đồ thị Neo4j</w:t>
+              <w:t>Lớp học video, Cassandra Telemetry &amp; Bản đồ tri thức Neo4j</w:t>
             </w:r>
           </w:p>
         </w:tc>
         <w:tc>
           <w:tcPr>
-            <w:tcW w:type="dxa" w:w="2041"/>
+            <w:tcW w:type="dxa" w:w="2268"/>
+            <w:vAlign w:val="center"/>
             <w:tcMar>
-              <w:top w:w="120" w:type="dxa"/>
-              <w:bottom w:w="120" w:type="dxa"/>
+              <w:top w:w="100" w:type="dxa"/>
+              <w:bottom w:w="100" w:type="dxa"/>
               <w:left w:w="140" w:type="dxa"/>
               <w:right w:w="140" w:type="dxa"/>
             </w:tcMar>
+            <w:shd w:fill="F8FAFC"/>
+            <w:tcBorders>
+              <w:top w:val="single" w:sz="4" w:space="0" w:color="CBD5E1"/>
+              <w:left w:val="none" w:sz="0" w:space="0" w:color="auto"/>
+              <w:bottom w:val="single" w:sz="4" w:space="0" w:color="CBD5E1"/>
+              <w:right w:val="none" w:sz="0" w:space="0" w:color="auto"/>
+            </w:tcBorders>
           </w:tcPr>
           <w:p>
             <w:pPr>
+              <w:spacing w:after="0" w:line="276" w:lineRule="auto"/>
               <w:jc w:val="center"/>
             </w:pPr>
             <w:r>
               <w:rPr>
-                <w:sz w:val="21"/>
+                <w:b/>
+                <w:sz w:val="19"/>
               </w:rPr>
               <w:t>Võ Huỳnh Gia Huy</w:t>
             </w:r>
@@ -895,22 +1057,34 @@
         </w:tc>
         <w:tc>
           <w:tcPr>
-            <w:tcW w:type="dxa" w:w="2494"/>
+            <w:tcW w:type="dxa" w:w="2268"/>
+            <w:vAlign w:val="center"/>
             <w:tcMar>
-              <w:top w:w="120" w:type="dxa"/>
-              <w:bottom w:w="120" w:type="dxa"/>
+              <w:top w:w="100" w:type="dxa"/>
+              <w:bottom w:w="100" w:type="dxa"/>
               <w:left w:w="140" w:type="dxa"/>
               <w:right w:w="140" w:type="dxa"/>
             </w:tcMar>
+            <w:shd w:fill="F8FAFC"/>
+            <w:tcBorders>
+              <w:top w:val="single" w:sz="4" w:space="0" w:color="CBD5E1"/>
+              <w:left w:val="none" w:sz="0" w:space="0" w:color="auto"/>
+              <w:bottom w:val="single" w:sz="4" w:space="0" w:color="CBD5E1"/>
+              <w:right w:val="none" w:sz="0" w:space="0" w:color="auto"/>
+            </w:tcBorders>
           </w:tcPr>
           <w:p>
+            <w:pPr>
+              <w:spacing w:after="0" w:line="276" w:lineRule="auto"/>
+              <w:jc w:val="left"/>
+            </w:pPr>
             <w:r>
               <w:rPr>
-                <w:sz w:val="21"/>
+                <w:sz w:val="19"/>
               </w:rPr>
-              <w:t>TablePlus / cqlsh (learning_events)</w:t>
+              <w:t>TablePlus / cqlsh (elearning_logs)</w:t>
               <w:br/>
-              <w:t>Neo4j Desktop / Browser (Knowledge Graph &amp; Buddies)</w:t>
+              <w:t>Neo4j Desktop / Browser</w:t>
             </w:r>
           </w:p>
         </w:tc>
@@ -918,96 +1092,131 @@
       <w:tr>
         <w:tc>
           <w:tcPr>
-            <w:tcW w:type="dxa" w:w="1474"/>
+            <w:tcW w:type="dxa" w:w="1701"/>
+            <w:vAlign w:val="center"/>
             <w:tcMar>
-              <w:top w:w="120" w:type="dxa"/>
-              <w:bottom w:w="120" w:type="dxa"/>
+              <w:top w:w="100" w:type="dxa"/>
+              <w:bottom w:w="100" w:type="dxa"/>
               <w:left w:w="140" w:type="dxa"/>
               <w:right w:w="140" w:type="dxa"/>
             </w:tcMar>
-            <w:shd w:fill="F1F5F9"/>
+            <w:shd w:fill="FFFFFF"/>
+            <w:tcBorders>
+              <w:top w:val="single" w:sz="4" w:space="0" w:color="CBD5E1"/>
+              <w:left w:val="none" w:sz="0" w:space="0" w:color="auto"/>
+              <w:bottom w:val="single" w:sz="4" w:space="0" w:color="CBD5E1"/>
+              <w:right w:val="none" w:sz="0" w:space="0" w:color="auto"/>
+            </w:tcBorders>
           </w:tcPr>
           <w:p>
             <w:pPr>
+              <w:spacing w:after="0" w:line="276" w:lineRule="auto"/>
               <w:jc w:val="center"/>
             </w:pPr>
             <w:r>
               <w:rPr>
                 <w:b/>
-                <w:sz w:val="21"/>
+                <w:sz w:val="19"/>
               </w:rPr>
               <w:t>4:40 – 5:50</w:t>
               <w:br/>
-              <w:t>(70 giây)</w:t>
+              <w:t>(1p 10s)</w:t>
             </w:r>
           </w:p>
         </w:tc>
         <w:tc>
           <w:tcPr>
-            <w:tcW w:type="dxa" w:w="3061"/>
+            <w:tcW w:type="dxa" w:w="2835"/>
+            <w:vAlign w:val="center"/>
             <w:tcMar>
-              <w:top w:w="120" w:type="dxa"/>
-              <w:bottom w:w="120" w:type="dxa"/>
+              <w:top w:w="100" w:type="dxa"/>
+              <w:bottom w:w="100" w:type="dxa"/>
               <w:left w:w="140" w:type="dxa"/>
               <w:right w:w="140" w:type="dxa"/>
             </w:tcMar>
-            <w:shd w:fill="F1F5F9"/>
+            <w:shd w:fill="FFFFFF"/>
+            <w:tcBorders>
+              <w:top w:val="single" w:sz="4" w:space="0" w:color="CBD5E1"/>
+              <w:left w:val="none" w:sz="0" w:space="0" w:color="auto"/>
+              <w:bottom w:val="single" w:sz="4" w:space="0" w:color="CBD5E1"/>
+              <w:right w:val="none" w:sz="0" w:space="0" w:color="auto"/>
+            </w:tcBorders>
           </w:tcPr>
           <w:p>
+            <w:pPr>
+              <w:spacing w:after="0" w:line="276" w:lineRule="auto"/>
+              <w:jc w:val="left"/>
+            </w:pPr>
             <w:r>
               <w:rPr>
-                <w:sz w:val="21"/>
+                <w:sz w:val="19"/>
               </w:rPr>
-              <w:t>Phần 3: Quản trị CMS Đề thi, Tường lửa Redis Sliding Window &amp; Sao lưu phục hồi</w:t>
+              <w:t>Quản trị CMS, Tự động xóa Stale Cache &amp; Tường lửa Redis</w:t>
             </w:r>
           </w:p>
         </w:tc>
         <w:tc>
           <w:tcPr>
-            <w:tcW w:type="dxa" w:w="2041"/>
+            <w:tcW w:type="dxa" w:w="2268"/>
+            <w:vAlign w:val="center"/>
             <w:tcMar>
-              <w:top w:w="120" w:type="dxa"/>
-              <w:bottom w:w="120" w:type="dxa"/>
+              <w:top w:w="100" w:type="dxa"/>
+              <w:bottom w:w="100" w:type="dxa"/>
               <w:left w:w="140" w:type="dxa"/>
               <w:right w:w="140" w:type="dxa"/>
             </w:tcMar>
-            <w:shd w:fill="F1F5F9"/>
+            <w:shd w:fill="FFFFFF"/>
+            <w:tcBorders>
+              <w:top w:val="single" w:sz="4" w:space="0" w:color="CBD5E1"/>
+              <w:left w:val="none" w:sz="0" w:space="0" w:color="auto"/>
+              <w:bottom w:val="single" w:sz="4" w:space="0" w:color="CBD5E1"/>
+              <w:right w:val="none" w:sz="0" w:space="0" w:color="auto"/>
+            </w:tcBorders>
           </w:tcPr>
           <w:p>
             <w:pPr>
+              <w:spacing w:after="0" w:line="276" w:lineRule="auto"/>
               <w:jc w:val="center"/>
             </w:pPr>
             <w:r>
               <w:rPr>
-                <w:sz w:val="21"/>
+                <w:b/>
+                <w:sz w:val="19"/>
               </w:rPr>
               <w:t>Nguyễn Trọng Nguyên</w:t>
-              <w:br/>
-              <w:t>(Trưởng nhóm)</w:t>
             </w:r>
           </w:p>
         </w:tc>
         <w:tc>
           <w:tcPr>
-            <w:tcW w:type="dxa" w:w="2494"/>
+            <w:tcW w:type="dxa" w:w="2268"/>
+            <w:vAlign w:val="center"/>
             <w:tcMar>
-              <w:top w:w="120" w:type="dxa"/>
-              <w:bottom w:w="120" w:type="dxa"/>
+              <w:top w:w="100" w:type="dxa"/>
+              <w:bottom w:w="100" w:type="dxa"/>
               <w:left w:w="140" w:type="dxa"/>
               <w:right w:w="140" w:type="dxa"/>
             </w:tcMar>
-            <w:shd w:fill="F1F5F9"/>
+            <w:shd w:fill="FFFFFF"/>
+            <w:tcBorders>
+              <w:top w:val="single" w:sz="4" w:space="0" w:color="CBD5E1"/>
+              <w:left w:val="none" w:sz="0" w:space="0" w:color="auto"/>
+              <w:bottom w:val="single" w:sz="4" w:space="0" w:color="CBD5E1"/>
+              <w:right w:val="none" w:sz="0" w:space="0" w:color="auto"/>
+            </w:tcBorders>
           </w:tcPr>
           <w:p>
+            <w:pPr>
+              <w:spacing w:after="0" w:line="276" w:lineRule="auto"/>
+              <w:jc w:val="left"/>
+            </w:pPr>
             <w:r>
               <w:rPr>
-                <w:sz w:val="21"/>
+                <w:sz w:val="19"/>
               </w:rPr>
               <w:t>MongoDB Compass (questions)</w:t>
               <w:br/>
-              <w:t>RedisInsight (security:ratelimit, blacklist)</w:t>
-              <w:br/>
-              <w:t>Dashboard CMS Admin</w:t>
+              <w:t>RedisInsight (Rate Limiting)</w:t>
             </w:r>
           </w:p>
         </w:tc>
@@ -1015,88 +1224,131 @@
       <w:tr>
         <w:tc>
           <w:tcPr>
-            <w:tcW w:type="dxa" w:w="1474"/>
+            <w:tcW w:type="dxa" w:w="1701"/>
+            <w:vAlign w:val="center"/>
             <w:tcMar>
-              <w:top w:w="120" w:type="dxa"/>
-              <w:bottom w:w="120" w:type="dxa"/>
+              <w:top w:w="100" w:type="dxa"/>
+              <w:bottom w:w="100" w:type="dxa"/>
               <w:left w:w="140" w:type="dxa"/>
               <w:right w:w="140" w:type="dxa"/>
             </w:tcMar>
+            <w:shd w:fill="F8FAFC"/>
+            <w:tcBorders>
+              <w:top w:val="single" w:sz="4" w:space="0" w:color="CBD5E1"/>
+              <w:left w:val="none" w:sz="0" w:space="0" w:color="auto"/>
+              <w:bottom w:val="single" w:sz="4" w:space="0" w:color="CBD5E1"/>
+              <w:right w:val="none" w:sz="0" w:space="0" w:color="auto"/>
+            </w:tcBorders>
           </w:tcPr>
           <w:p>
             <w:pPr>
+              <w:spacing w:after="0" w:line="276" w:lineRule="auto"/>
               <w:jc w:val="center"/>
             </w:pPr>
             <w:r>
               <w:rPr>
                 <w:b/>
-                <w:sz w:val="21"/>
+                <w:sz w:val="19"/>
               </w:rPr>
               <w:t>5:50 – 6:30</w:t>
               <w:br/>
-              <w:t>(40 giây)</w:t>
+              <w:t>(0p 40s)</w:t>
             </w:r>
           </w:p>
         </w:tc>
         <w:tc>
           <w:tcPr>
-            <w:tcW w:type="dxa" w:w="3061"/>
+            <w:tcW w:type="dxa" w:w="2835"/>
+            <w:vAlign w:val="center"/>
             <w:tcMar>
-              <w:top w:w="120" w:type="dxa"/>
-              <w:bottom w:w="120" w:type="dxa"/>
+              <w:top w:w="100" w:type="dxa"/>
+              <w:bottom w:w="100" w:type="dxa"/>
               <w:left w:w="140" w:type="dxa"/>
               <w:right w:w="140" w:type="dxa"/>
             </w:tcMar>
+            <w:shd w:fill="F8FAFC"/>
+            <w:tcBorders>
+              <w:top w:val="single" w:sz="4" w:space="0" w:color="CBD5E1"/>
+              <w:left w:val="none" w:sz="0" w:space="0" w:color="auto"/>
+              <w:bottom w:val="single" w:sz="4" w:space="0" w:color="CBD5E1"/>
+              <w:right w:val="none" w:sz="0" w:space="0" w:color="auto"/>
+            </w:tcBorders>
           </w:tcPr>
           <w:p>
+            <w:pPr>
+              <w:spacing w:after="0" w:line="276" w:lineRule="auto"/>
+              <w:jc w:val="left"/>
+            </w:pPr>
             <w:r>
               <w:rPr>
-                <w:sz w:val="21"/>
+                <w:sz w:val="19"/>
               </w:rPr>
-              <w:t>Phần 4: Đánh giá hiệu năng p95, Khả năng chịu lỗi, Hạn chế &amp; Lời cảm ơn</w:t>
+              <w:t>Đo kiểm hiệu năng Benchmark thực tế trên Terminal &amp; Lời kết</w:t>
             </w:r>
           </w:p>
         </w:tc>
         <w:tc>
           <w:tcPr>
-            <w:tcW w:type="dxa" w:w="2041"/>
+            <w:tcW w:type="dxa" w:w="2268"/>
+            <w:vAlign w:val="center"/>
             <w:tcMar>
-              <w:top w:w="120" w:type="dxa"/>
-              <w:bottom w:w="120" w:type="dxa"/>
+              <w:top w:w="100" w:type="dxa"/>
+              <w:bottom w:w="100" w:type="dxa"/>
               <w:left w:w="140" w:type="dxa"/>
               <w:right w:w="140" w:type="dxa"/>
             </w:tcMar>
+            <w:shd w:fill="F8FAFC"/>
+            <w:tcBorders>
+              <w:top w:val="single" w:sz="4" w:space="0" w:color="CBD5E1"/>
+              <w:left w:val="none" w:sz="0" w:space="0" w:color="auto"/>
+              <w:bottom w:val="single" w:sz="4" w:space="0" w:color="CBD5E1"/>
+              <w:right w:val="none" w:sz="0" w:space="0" w:color="auto"/>
+            </w:tcBorders>
           </w:tcPr>
           <w:p>
             <w:pPr>
+              <w:spacing w:after="0" w:line="276" w:lineRule="auto"/>
               <w:jc w:val="center"/>
             </w:pPr>
             <w:r>
               <w:rPr>
-                <w:sz w:val="21"/>
+                <w:b/>
+                <w:sz w:val="19"/>
               </w:rPr>
-              <w:t>Nguyễn Trọng Nguyên</w:t>
-              <w:br/>
-              <w:t>(Hoặc cả 3 cùng nói)</w:t>
+              <w:t>Cả 3 thành viên</w:t>
             </w:r>
           </w:p>
         </w:tc>
         <w:tc>
           <w:tcPr>
-            <w:tcW w:type="dxa" w:w="2494"/>
+            <w:tcW w:type="dxa" w:w="2268"/>
+            <w:vAlign w:val="center"/>
             <w:tcMar>
-              <w:top w:w="120" w:type="dxa"/>
-              <w:bottom w:w="120" w:type="dxa"/>
+              <w:top w:w="100" w:type="dxa"/>
+              <w:bottom w:w="100" w:type="dxa"/>
               <w:left w:w="140" w:type="dxa"/>
               <w:right w:w="140" w:type="dxa"/>
             </w:tcMar>
+            <w:shd w:fill="F8FAFC"/>
+            <w:tcBorders>
+              <w:top w:val="single" w:sz="4" w:space="0" w:color="CBD5E1"/>
+              <w:left w:val="none" w:sz="0" w:space="0" w:color="auto"/>
+              <w:bottom w:val="single" w:sz="4" w:space="0" w:color="CBD5E1"/>
+              <w:right w:val="none" w:sz="0" w:space="0" w:color="auto"/>
+            </w:tcBorders>
           </w:tcPr>
           <w:p>
+            <w:pPr>
+              <w:spacing w:after="0" w:line="276" w:lineRule="auto"/>
+              <w:jc w:val="left"/>
+            </w:pPr>
             <w:r>
               <w:rPr>
-                <w:sz w:val="21"/>
+                <w:sz w:val="19"/>
               </w:rPr>
-              <w:t>Bảng tổng hợp Benchmark k6, Slide Lời cảm ơn Hội đồng</w:t>
+              <w:t>Terminal chạy lệnh</w:t>
+              <w:br/>
+              <w:t>node scripts/run_live_benchmark.js</w:t>
             </w:r>
           </w:p>
         </w:tc>
@@ -1109,88 +1361,28 @@
     </w:p>
     <w:p>
       <w:pPr>
-        <w:spacing w:before="280" w:after="80"/>
+        <w:spacing w:before="240" w:after="80"/>
       </w:pPr>
       <w:r>
         <w:rPr>
           <w:b/>
           <w:color w:val="1A365D"/>
-          <w:sz w:val="28"/>
+          <w:sz w:val="27"/>
         </w:rPr>
         <w:t>3. KỊCH BẢN CHI TIẾT LỜI THOẠI THUYẾT MINH &amp; THAO TÁC MÀN HÌNH</w:t>
       </w:r>
     </w:p>
     <w:p>
       <w:pPr>
-        <w:spacing w:before="200" w:after="60"/>
-      </w:pPr>
-      <w:r>
-        <w:rPr>
-          <w:b/>
-          <w:color w:val="1A365D"/>
-          <w:sz w:val="26"/>
-        </w:rPr>
-        <w:t>PHẦN 1: GIỚI THIỆU TỔNG QUAN &amp; KIẾN TRÚC HỆ THỐNG</w:t>
-      </w:r>
-    </w:p>
-    <w:p>
-      <w:pPr>
-        <w:spacing w:after="80"/>
-      </w:pPr>
-      <w:r>
-        <w:rPr>
-          <w:b/>
-        </w:rPr>
-        <w:t xml:space="preserve">Người thực hiện: </w:t>
-      </w:r>
-      <w:r>
-        <w:t xml:space="preserve">Nguyễn Trọng Nguyên (Trưởng nhóm)  |  </w:t>
-      </w:r>
-      <w:r>
-        <w:rPr>
-          <w:b/>
-        </w:rPr>
-        <w:t xml:space="preserve">Thời lượng: </w:t>
-      </w:r>
-      <w:r>
-        <w:t>0:00 – 1:05 (65 giây)</w:t>
-      </w:r>
-    </w:p>
-    <w:p>
-      <w:pPr>
-        <w:ind w:firstLine="709"/>
-      </w:pPr>
-      <w:r>
-        <w:t>Thiết lập bối cảnh đề tài, giới thiệu cơ cấu thành viên và trình bày sơ đồ kiến trúc Polyglot Persistence giải quyết các bài toán kỹ thuật mà RDBMS truyền thống gặp nút thắt cổ chai.</w:t>
-      </w:r>
-    </w:p>
-    <w:p>
-      <w:pPr>
-        <w:spacing w:before="80" w:after="120"/>
-        <w:ind w:left="567" w:right="283"/>
+        <w:spacing w:before="160" w:after="40"/>
       </w:pPr>
       <w:r>
         <w:rPr>
           <w:b/>
           <w:color w:val="2563EB"/>
+          <w:sz w:val="24"/>
         </w:rPr>
-        <w:t xml:space="preserve">🎙️ Lời thoại thuyết minh: </w:t>
-      </w:r>
-      <w:r>
-        <w:rPr>
-          <w:i/>
-          <w:color w:val="0F172A"/>
-        </w:rPr>
-        <w:t>"Kính chào Thầy Cô và các bạn! Em là Nguyễn Trọng Nguyên, đại diện Nhóm 18 môn Dữ liệu NoSQL lớp 14DH - Trường Đại học Công Thương TP.HCM (HUIT). Hôm nay nhóm em xin phép được báo cáo và demo sản phẩm đồ án với đề tài: 'Xây dựng Nền tảng E-Learning &amp; Khảo sát Năng lực Tiếng Anh EduPro Academy trên nền tảng Đa Cơ sở dữ liệu Polyglot NoSQL'.</w:t>
-        <w:br/>
-        <w:br/>
-        <w:t>Nhóm em gồm 3 thành viên: Em - Nguyễn Trọng Nguyên đảm nhiệm vai trò Lead Architect &amp; Full-stack; bạn Phạm Nguyễn Khôi Nguyên phụ trách mô hình Document MongoDB và Key-Value Redis; bạn Võ Huỳnh Gia Huy phụ trách Big Data Telemetry trên Apache Cassandra và Graph Database trên Neo4j.</w:t>
-        <w:br/>
-        <w:br/>
-        <w:t>EduPro Academy kết hợp sức mạnh chuyên biệt của 4 hệ CSDL NoSQL hàng đầu: MongoDB quản trị 12 khóa học, giáo trình nhúng và ngân hàng đề thi; Redis tăng tốc bộ nhớ đệm Cache-Aside, đếm ngược phiên thi thời gian thực TTL và đua top bảng vàng bằng Sorted Set; Apache Cassandra tiếp nhận hàng ngàn gói tin Heartbeat chuỗi thời gian phân tích đường cong giữ chân video; và Neo4j mô hình hóa bản đồ tri thức ngôn ngữ CEFR A1-C2 cùng thuật toán tìm Bạn Cùng Tiến.</w:t>
-        <w:br/>
-        <w:br/>
-        <w:t>Sau đây, em xin nhường lại phần trình bày cho bạn Khôi Nguyên để demo phân hệ học viên, phòng thi trực tuyến và Gamification."</w:t>
+        <w:t>3.1. PHẦN 1: GIỚI THIỆU TỔNG QUAN &amp; KIẾN TRÚC POLYGLOT 4 NoSQL (0:00 – 1:10)</w:t>
       </w:r>
     </w:p>
     <w:tbl>
@@ -1198,14 +1390,72 @@
         <w:tblW w:type="auto" w:w="0"/>
         <w:jc w:val="center"/>
         <w:tblLook w:firstColumn="1" w:firstRow="1" w:lastColumn="0" w:lastRow="0" w:noHBand="0" w:noVBand="1" w:val="04A0"/>
-        <w:tblBorders>
-          <w:top w:val="single" w:sz="4" w:space="0" w:color="1A365D"/>
-          <w:left w:val="single" w:sz="4" w:space="0" w:color="1A365D"/>
-          <w:bottom w:val="single" w:sz="4" w:space="0" w:color="1A365D"/>
-          <w:right w:val="single" w:sz="4" w:space="0" w:color="1A365D"/>
-          <w:insideH w:val="single" w:sz="4" w:space="0" w:color="1A365D"/>
-          <w:insideV w:val="single" w:sz="4" w:space="0" w:color="1A365D"/>
-        </w:tblBorders>
+      </w:tblPr>
+      <w:tblGrid>
+        <w:gridCol w:w="9071"/>
+      </w:tblGrid>
+      <w:tr>
+        <w:tc>
+          <w:tcPr>
+            <w:tcW w:type="dxa" w:w="9071"/>
+            <w:shd w:fill="F1F5F9"/>
+            <w:tcMar>
+              <w:top w:w="140" w:type="dxa"/>
+              <w:bottom w:w="140" w:type="dxa"/>
+              <w:left w:w="200" w:type="dxa"/>
+              <w:right w:w="180" w:type="dxa"/>
+            </w:tcMar>
+            <w:tcBorders>
+              <w:left w:val="single" w:sz="24" w:space="0" w:color="1A365D"/>
+              <w:top w:val="none" w:sz="0" w:space="0" w:color="auto"/>
+              <w:right w:val="none" w:sz="0" w:space="0" w:color="auto"/>
+              <w:bottom w:val="none" w:sz="0" w:space="0" w:color="auto"/>
+            </w:tcBorders>
+          </w:tcPr>
+          <w:p>
+            <w:pPr>
+              <w:spacing w:after="40" w:line="300" w:lineRule="auto"/>
+            </w:pPr>
+            <w:r>
+              <w:rPr>
+                <w:b/>
+                <w:color w:val="1A365D"/>
+                <w:sz w:val="21"/>
+              </w:rPr>
+              <w:t>🎙️ Lời thoại thuyết minh — Nguyễn Trọng Nguyên (MSSV: 2001230589):</w:t>
+              <w:br/>
+            </w:r>
+            <w:r>
+              <w:rPr>
+                <w:i/>
+                <w:color w:val="0F172A"/>
+                <w:sz w:val="21"/>
+              </w:rPr>
+              <w:t>"Kính chào Thầy Cô và các bạn! Em là Nguyễn Trọng Nguyên, đại diện Nhóm 18 môn Cơ sở dữ liệu NoSQL, trường Đại học Công Thương TP.HCM (HUIT). Hôm nay nhóm em xin phép được báo cáo và demo sản phẩm đồ án: 'Hệ sinh thái E-Learning &amp; Khảo sát năng lực Tiếng Anh EduPro Academy trên nền tảng Đa cơ sở dữ liệu Polyglot NoSQL'.</w:t>
+              <w:br/>
+              <w:br/>
+              <w:t>Nhóm em gồm 3 thành viên: Em - Nguyễn Trọng Nguyên phụ trách Kiến trúc tổng thể và MongoDB; bạn Phạm Nguyễn Khôi Nguyên phụ trách Phân hệ thi trực tuyến và Redis; bạn Võ Huỳnh Gia Huy phụ trách Big Data Telemetry trên Apache Cassandra và CSDL đồ thị Neo4j.</w:t>
+              <w:br/>
+              <w:br/>
+              <w:t>Thay vì sử dụng một hệ quản trị RDBMS truyền thống dễ gặp nghẽn cổ chai khi dữ liệu lớn, EduPro Academy áp dụng kiến trúc Polyglot Persistence, kết hợp sức mạnh chuyên biệt của 4 hệ CSDL: MongoDB lưu trữ danh mục khóa học, bài học nhúng và đề thi; Redis tăng tốc Cache-Aside, lưu tạm đáp án thi qua Redis Hash và xếp hạng điểm bằng Sorted Set; Apache Cassandra tiếp nhận hàng ngàn gói tin Heartbeat theo dõi video học tập mỗi giây và ghi nhật ký chống gian lận; Neo4j mô hình hóa bản đồ tri thức CEFR A1-C2 và tìm kiếm Bạn Cùng Tiến bằng thuật toán đồ thị.</w:t>
+              <w:br/>
+              <w:br/>
+              <w:t>Sau đây, em xin mời bạn Khôi Nguyên demo phân hệ Phòng thi trực tuyến và sự tương tác với Redis và MongoDB."</w:t>
+            </w:r>
+          </w:p>
+        </w:tc>
+      </w:tr>
+    </w:tbl>
+    <w:p>
+      <w:pPr>
+        <w:spacing w:after="80"/>
+      </w:pPr>
+    </w:p>
+    <w:tbl>
+      <w:tblPr>
+        <w:tblW w:type="auto" w:w="0"/>
+        <w:jc w:val="center"/>
+        <w:tblLook w:firstColumn="1" w:firstRow="1" w:lastColumn="0" w:lastRow="0" w:noHBand="0" w:noVBand="1" w:val="04A0"/>
       </w:tblPr>
       <w:tblGrid>
         <w:gridCol w:w="3024"/>
@@ -1216,23 +1466,31 @@
         <w:tc>
           <w:tcPr>
             <w:tcW w:type="dxa" w:w="1701"/>
+            <w:vAlign w:val="center"/>
+            <w:tcMar>
+              <w:top w:w="100" w:type="dxa"/>
+              <w:bottom w:w="100" w:type="dxa"/>
+              <w:left w:w="140" w:type="dxa"/>
+              <w:right w:w="140" w:type="dxa"/>
+            </w:tcMar>
             <w:shd w:fill="1A365D"/>
-            <w:tcMar>
-              <w:top w:w="120" w:type="dxa"/>
-              <w:bottom w:w="120" w:type="dxa"/>
-              <w:left w:w="120" w:type="dxa"/>
-              <w:right w:w="120" w:type="dxa"/>
-            </w:tcMar>
+            <w:tcBorders>
+              <w:top w:val="single" w:sz="12" w:space="0" w:color="1A365D"/>
+              <w:left w:val="none" w:sz="0" w:space="0" w:color="auto"/>
+              <w:bottom w:val="single" w:sz="12" w:space="0" w:color="1A365D"/>
+              <w:right w:val="none" w:sz="0" w:space="0" w:color="auto"/>
+            </w:tcBorders>
           </w:tcPr>
           <w:p>
             <w:pPr>
+              <w:spacing w:after="0"/>
               <w:jc w:val="center"/>
             </w:pPr>
             <w:r>
               <w:rPr>
                 <w:b/>
                 <w:color w:val="FFFFFF"/>
-                <w:sz w:val="20"/>
+                <w:sz w:val="19"/>
               </w:rPr>
               <w:t>Bước / Thời gian</w:t>
             </w:r>
@@ -1240,24 +1498,32 @@
         </w:tc>
         <w:tc>
           <w:tcPr>
-            <w:tcW w:type="dxa" w:w="2551"/>
+            <w:tcW w:type="dxa" w:w="2835"/>
+            <w:vAlign w:val="center"/>
+            <w:tcMar>
+              <w:top w:w="100" w:type="dxa"/>
+              <w:bottom w:w="100" w:type="dxa"/>
+              <w:left w:w="140" w:type="dxa"/>
+              <w:right w:w="140" w:type="dxa"/>
+            </w:tcMar>
             <w:shd w:fill="1A365D"/>
-            <w:tcMar>
-              <w:top w:w="120" w:type="dxa"/>
-              <w:bottom w:w="120" w:type="dxa"/>
-              <w:left w:w="120" w:type="dxa"/>
-              <w:right w:w="120" w:type="dxa"/>
-            </w:tcMar>
+            <w:tcBorders>
+              <w:top w:val="single" w:sz="12" w:space="0" w:color="1A365D"/>
+              <w:left w:val="none" w:sz="0" w:space="0" w:color="auto"/>
+              <w:bottom w:val="single" w:sz="12" w:space="0" w:color="1A365D"/>
+              <w:right w:val="none" w:sz="0" w:space="0" w:color="auto"/>
+            </w:tcBorders>
           </w:tcPr>
           <w:p>
             <w:pPr>
+              <w:spacing w:after="0"/>
               <w:jc w:val="center"/>
             </w:pPr>
             <w:r>
               <w:rPr>
                 <w:b/>
                 <w:color w:val="FFFFFF"/>
-                <w:sz w:val="20"/>
+                <w:sz w:val="19"/>
               </w:rPr>
               <w:t>Màn hình hiển thị</w:t>
             </w:r>
@@ -1265,26 +1531,34 @@
         </w:tc>
         <w:tc>
           <w:tcPr>
-            <w:tcW w:type="dxa" w:w="4819"/>
+            <w:tcW w:type="dxa" w:w="4535"/>
+            <w:vAlign w:val="center"/>
+            <w:tcMar>
+              <w:top w:w="100" w:type="dxa"/>
+              <w:bottom w:w="100" w:type="dxa"/>
+              <w:left w:w="140" w:type="dxa"/>
+              <w:right w:w="140" w:type="dxa"/>
+            </w:tcMar>
             <w:shd w:fill="1A365D"/>
-            <w:tcMar>
-              <w:top w:w="120" w:type="dxa"/>
-              <w:bottom w:w="120" w:type="dxa"/>
-              <w:left w:w="120" w:type="dxa"/>
-              <w:right w:w="120" w:type="dxa"/>
-            </w:tcMar>
+            <w:tcBorders>
+              <w:top w:val="single" w:sz="12" w:space="0" w:color="1A365D"/>
+              <w:left w:val="none" w:sz="0" w:space="0" w:color="auto"/>
+              <w:bottom w:val="single" w:sz="12" w:space="0" w:color="1A365D"/>
+              <w:right w:val="none" w:sz="0" w:space="0" w:color="auto"/>
+            </w:tcBorders>
           </w:tcPr>
           <w:p>
             <w:pPr>
+              <w:spacing w:after="0"/>
               <w:jc w:val="center"/>
             </w:pPr>
             <w:r>
               <w:rPr>
                 <w:b/>
                 <w:color w:val="FFFFFF"/>
-                <w:sz w:val="20"/>
+                <w:sz w:val="19"/>
               </w:rPr>
-              <w:t>Nội dung thao tác cần biểu diễn</w:t>
+              <w:t>Nội dung thao tác</w:t>
             </w:r>
           </w:p>
         </w:tc>
@@ -1293,21 +1567,29 @@
         <w:tc>
           <w:tcPr>
             <w:tcW w:type="dxa" w:w="1701"/>
+            <w:vAlign w:val="center"/>
             <w:tcMar>
-              <w:top w:w="100" w:type="dxa"/>
-              <w:bottom w:w="100" w:type="dxa"/>
-              <w:left w:w="120" w:type="dxa"/>
-              <w:right w:w="120" w:type="dxa"/>
+              <w:top w:w="90" w:type="dxa"/>
+              <w:bottom w:w="90" w:type="dxa"/>
+              <w:left w:w="130" w:type="dxa"/>
+              <w:right w:w="130" w:type="dxa"/>
             </w:tcMar>
+            <w:shd w:fill="FFFFFF"/>
+            <w:tcBorders>
+              <w:top w:val="single" w:sz="4" w:space="0" w:color="CBD5E1"/>
+              <w:left w:val="none" w:sz="0" w:space="0" w:color="auto"/>
+              <w:bottom w:val="single" w:sz="4" w:space="0" w:color="CBD5E1"/>
+              <w:right w:val="none" w:sz="0" w:space="0" w:color="auto"/>
+            </w:tcBorders>
           </w:tcPr>
           <w:p>
             <w:pPr>
-              <w:jc w:val="center"/>
+              <w:spacing w:after="0" w:line="276" w:lineRule="auto"/>
             </w:pPr>
             <w:r>
               <w:rPr>
                 <w:b/>
-                <w:sz w:val="20"/>
+                <w:sz w:val="19"/>
               </w:rPr>
               <w:t>Bước 1 (0:00 - 0:25)</w:t>
             </w:r>
@@ -1315,39 +1597,61 @@
         </w:tc>
         <w:tc>
           <w:tcPr>
-            <w:tcW w:type="dxa" w:w="2551"/>
+            <w:tcW w:type="dxa" w:w="2835"/>
+            <w:vAlign w:val="center"/>
             <w:tcMar>
-              <w:top w:w="100" w:type="dxa"/>
-              <w:bottom w:w="100" w:type="dxa"/>
-              <w:left w:w="120" w:type="dxa"/>
-              <w:right w:w="120" w:type="dxa"/>
+              <w:top w:w="90" w:type="dxa"/>
+              <w:bottom w:w="90" w:type="dxa"/>
+              <w:left w:w="130" w:type="dxa"/>
+              <w:right w:w="130" w:type="dxa"/>
             </w:tcMar>
+            <w:shd w:fill="FFFFFF"/>
+            <w:tcBorders>
+              <w:top w:val="single" w:sz="4" w:space="0" w:color="CBD5E1"/>
+              <w:left w:val="none" w:sz="0" w:space="0" w:color="auto"/>
+              <w:bottom w:val="single" w:sz="4" w:space="0" w:color="CBD5E1"/>
+              <w:right w:val="none" w:sz="0" w:space="0" w:color="auto"/>
+            </w:tcBorders>
           </w:tcPr>
           <w:p>
+            <w:pPr>
+              <w:spacing w:after="0" w:line="276" w:lineRule="auto"/>
+            </w:pPr>
             <w:r>
               <w:rPr>
-                <w:sz w:val="20"/>
+                <w:sz w:val="19"/>
               </w:rPr>
-              <w:t>Màn hình mở đầu</w:t>
+              <w:t>Trang chủ Web EduPro Academy (localhost:5050)</w:t>
             </w:r>
           </w:p>
         </w:tc>
         <w:tc>
           <w:tcPr>
-            <w:tcW w:type="dxa" w:w="4819"/>
+            <w:tcW w:type="dxa" w:w="4535"/>
+            <w:vAlign w:val="center"/>
             <w:tcMar>
-              <w:top w:w="100" w:type="dxa"/>
-              <w:bottom w:w="100" w:type="dxa"/>
-              <w:left w:w="120" w:type="dxa"/>
-              <w:right w:w="120" w:type="dxa"/>
+              <w:top w:w="90" w:type="dxa"/>
+              <w:bottom w:w="90" w:type="dxa"/>
+              <w:left w:w="130" w:type="dxa"/>
+              <w:right w:w="130" w:type="dxa"/>
             </w:tcMar>
+            <w:shd w:fill="FFFFFF"/>
+            <w:tcBorders>
+              <w:top w:val="single" w:sz="4" w:space="0" w:color="CBD5E1"/>
+              <w:left w:val="none" w:sz="0" w:space="0" w:color="auto"/>
+              <w:bottom w:val="single" w:sz="4" w:space="0" w:color="CBD5E1"/>
+              <w:right w:val="none" w:sz="0" w:space="0" w:color="auto"/>
+            </w:tcBorders>
           </w:tcPr>
           <w:p>
+            <w:pPr>
+              <w:spacing w:after="0" w:line="276" w:lineRule="auto"/>
+            </w:pPr>
             <w:r>
               <w:rPr>
-                <w:sz w:val="20"/>
+                <w:sz w:val="19"/>
               </w:rPr>
-              <w:t>Mở slide trang bìa hoặc Trang chủ Web EduPro [http://localhost:5050](http://localhost:5050), giới thiệu tên đề tài và 3 thành viên.</w:t>
+              <w:t>Mở màn hình trang chủ EduPro Academy, giới thiệu tên đề tài, tên trường HUIT và 3 thành viên nhóm.</w:t>
             </w:r>
           </w:p>
         </w:tc>
@@ -1356,64 +1660,167 @@
         <w:tc>
           <w:tcPr>
             <w:tcW w:type="dxa" w:w="1701"/>
+            <w:vAlign w:val="center"/>
             <w:tcMar>
-              <w:top w:w="100" w:type="dxa"/>
-              <w:bottom w:w="100" w:type="dxa"/>
-              <w:left w:w="120" w:type="dxa"/>
-              <w:right w:w="120" w:type="dxa"/>
+              <w:top w:w="90" w:type="dxa"/>
+              <w:bottom w:w="90" w:type="dxa"/>
+              <w:left w:w="130" w:type="dxa"/>
+              <w:right w:w="130" w:type="dxa"/>
             </w:tcMar>
-            <w:shd w:fill="F1F5F9"/>
+            <w:shd w:fill="F8FAFC"/>
+            <w:tcBorders>
+              <w:top w:val="single" w:sz="4" w:space="0" w:color="CBD5E1"/>
+              <w:left w:val="none" w:sz="0" w:space="0" w:color="auto"/>
+              <w:bottom w:val="single" w:sz="4" w:space="0" w:color="CBD5E1"/>
+              <w:right w:val="none" w:sz="0" w:space="0" w:color="auto"/>
+            </w:tcBorders>
           </w:tcPr>
           <w:p>
             <w:pPr>
-              <w:jc w:val="center"/>
+              <w:spacing w:after="0" w:line="276" w:lineRule="auto"/>
             </w:pPr>
             <w:r>
               <w:rPr>
                 <w:b/>
-                <w:sz w:val="20"/>
+                <w:sz w:val="19"/>
               </w:rPr>
-              <w:t>Bước 2 (0:25 - 1:05)</w:t>
+              <w:t>Bước 2 (0:25 - 1:10)</w:t>
             </w:r>
           </w:p>
         </w:tc>
         <w:tc>
           <w:tcPr>
-            <w:tcW w:type="dxa" w:w="2551"/>
+            <w:tcW w:type="dxa" w:w="2835"/>
+            <w:vAlign w:val="center"/>
             <w:tcMar>
-              <w:top w:w="100" w:type="dxa"/>
-              <w:bottom w:w="100" w:type="dxa"/>
-              <w:left w:w="120" w:type="dxa"/>
-              <w:right w:w="120" w:type="dxa"/>
+              <w:top w:w="90" w:type="dxa"/>
+              <w:bottom w:w="90" w:type="dxa"/>
+              <w:left w:w="130" w:type="dxa"/>
+              <w:right w:w="130" w:type="dxa"/>
             </w:tcMar>
-            <w:shd w:fill="F1F5F9"/>
+            <w:shd w:fill="F8FAFC"/>
+            <w:tcBorders>
+              <w:top w:val="single" w:sz="4" w:space="0" w:color="CBD5E1"/>
+              <w:left w:val="none" w:sz="0" w:space="0" w:color="auto"/>
+              <w:bottom w:val="single" w:sz="4" w:space="0" w:color="CBD5E1"/>
+              <w:right w:val="none" w:sz="0" w:space="0" w:color="auto"/>
+            </w:tcBorders>
           </w:tcPr>
           <w:p>
+            <w:pPr>
+              <w:spacing w:after="0" w:line="276" w:lineRule="auto"/>
+            </w:pPr>
             <w:r>
               <w:rPr>
-                <w:sz w:val="20"/>
+                <w:sz w:val="19"/>
               </w:rPr>
-              <w:t>Sơ đồ Polyglot NoSQL</w:t>
+              <w:t>Slide Sơ đồ Kiến trúc Polyglot 4 CSDL NoSQL</w:t>
             </w:r>
           </w:p>
         </w:tc>
         <w:tc>
           <w:tcPr>
-            <w:tcW w:type="dxa" w:w="4819"/>
+            <w:tcW w:type="dxa" w:w="4535"/>
+            <w:vAlign w:val="center"/>
             <w:tcMar>
-              <w:top w:w="100" w:type="dxa"/>
-              <w:bottom w:w="100" w:type="dxa"/>
-              <w:left w:w="120" w:type="dxa"/>
-              <w:right w:w="120" w:type="dxa"/>
+              <w:top w:w="90" w:type="dxa"/>
+              <w:bottom w:w="90" w:type="dxa"/>
+              <w:left w:w="130" w:type="dxa"/>
+              <w:right w:w="130" w:type="dxa"/>
             </w:tcMar>
-            <w:shd w:fill="F1F5F9"/>
+            <w:shd w:fill="F8FAFC"/>
+            <w:tcBorders>
+              <w:top w:val="single" w:sz="4" w:space="0" w:color="CBD5E1"/>
+              <w:left w:val="none" w:sz="0" w:space="0" w:color="auto"/>
+              <w:bottom w:val="single" w:sz="4" w:space="0" w:color="CBD5E1"/>
+              <w:right w:val="none" w:sz="0" w:space="0" w:color="auto"/>
+            </w:tcBorders>
           </w:tcPr>
           <w:p>
+            <w:pPr>
+              <w:spacing w:after="0" w:line="276" w:lineRule="auto"/>
+            </w:pPr>
             <w:r>
               <w:rPr>
-                <w:sz w:val="20"/>
+                <w:sz w:val="19"/>
               </w:rPr>
-              <w:t>Chuyển sang sơ đồ kiến trúc 4 CSDL: Chỉ rõ luồng dữ liệu phân tán tương ứng giữa MongoDB, Redis, Cassandra và Neo4j.</w:t>
+              <w:t>Chỉ rõ luồng dữ liệu phân tách tới 4 CSDL: MongoDB (Document), Redis (Key-Value/Hash), Cassandra (Column-family), Neo4j (Graph).</w:t>
+            </w:r>
+          </w:p>
+        </w:tc>
+      </w:tr>
+    </w:tbl>
+    <w:p>
+      <w:pPr>
+        <w:spacing w:after="120"/>
+      </w:pPr>
+    </w:p>
+    <w:p>
+      <w:pPr>
+        <w:spacing w:before="160" w:after="40"/>
+      </w:pPr>
+      <w:r>
+        <w:rPr>
+          <w:b/>
+          <w:color w:val="2563EB"/>
+          <w:sz w:val="24"/>
+        </w:rPr>
+        <w:t>3.2. PHẦN 2: PHÒNG THI ONLINE, REDIS HASH &amp; GAMIFICATION (1:10 – 2:55)</w:t>
+      </w:r>
+    </w:p>
+    <w:tbl>
+      <w:tblPr>
+        <w:tblW w:type="auto" w:w="0"/>
+        <w:jc w:val="center"/>
+        <w:tblLook w:firstColumn="1" w:firstRow="1" w:lastColumn="0" w:lastRow="0" w:noHBand="0" w:noVBand="1" w:val="04A0"/>
+      </w:tblPr>
+      <w:tblGrid>
+        <w:gridCol w:w="9071"/>
+      </w:tblGrid>
+      <w:tr>
+        <w:tc>
+          <w:tcPr>
+            <w:tcW w:type="dxa" w:w="9071"/>
+            <w:shd w:fill="F1F5F9"/>
+            <w:tcMar>
+              <w:top w:w="140" w:type="dxa"/>
+              <w:bottom w:w="140" w:type="dxa"/>
+              <w:left w:w="200" w:type="dxa"/>
+              <w:right w:w="180" w:type="dxa"/>
+            </w:tcMar>
+            <w:tcBorders>
+              <w:left w:val="single" w:sz="24" w:space="0" w:color="1A365D"/>
+              <w:top w:val="none" w:sz="0" w:space="0" w:color="auto"/>
+              <w:right w:val="none" w:sz="0" w:space="0" w:color="auto"/>
+              <w:bottom w:val="none" w:sz="0" w:space="0" w:color="auto"/>
+            </w:tcBorders>
+          </w:tcPr>
+          <w:p>
+            <w:pPr>
+              <w:spacing w:after="40" w:line="300" w:lineRule="auto"/>
+            </w:pPr>
+            <w:r>
+              <w:rPr>
+                <w:b/>
+                <w:color w:val="1A365D"/>
+                <w:sz w:val="21"/>
+              </w:rPr>
+              <w:t>🎙️ Lời thoại thuyết minh — Phạm Nguyễn Khôi Nguyên (MSSV: 2001230578):</w:t>
+              <w:br/>
+            </w:r>
+            <w:r>
+              <w:rPr>
+                <w:i/>
+                <w:color w:val="0F172A"/>
+                <w:sz w:val="21"/>
+              </w:rPr>
+              <w:t>"Em chào Thầy Cô, em là Khôi Nguyên. Em bắt đầu đăng nhập với tài khoản học viên student01. Hệ thống bắt buộc xác thực mật khẩu qua mã băm Bcrypt trên MongoDB, nếu để trống hoặc nhập sai sẽ bị từ chối ngay lập tức.</w:t>
+              <w:br/>
+              <w:br/>
+              <w:t>Tại Trang chủ, danh mục 12 khóa học được nạp cực nhanh dưới 3 mili-giây nhờ chiến lược Cache-Aside trên Redis. Kiểm tra trên RedisInsight, Thầy Cô có thể thấy key cache:courses:all đang lưu trên RAM với TTL 30 phút, giảm tải hơn 90% cho MongoDB.</w:t>
+              <w:br/>
+              <w:br/>
+              <w:t>Đặc biệt tại phân hệ Thi trực tuyến, trước đây khi vừa vào là bị tính giờ ngay gây hoang mang cho người thi. Nhóm đã nâng cấp giao diện Phòng Chờ Thi (Exam Lobby): học viên có thể đọc kỹ quy chế và chỉ khi bấm nút 'Bắt đầu làm bài thi' thì đồng hồ đếm ngược mới chính thức chạy và câu hỏi mới mở ra. Mỗi khi học viên chọn đáp án, hệ thống gọi lệnh HSET lưu tức thì vào Redis Hash với độ trễ dưới 2ms, đảm bảo nếu rớt mạng hay mất điện thì đáp án vẫn được bảo toàn nguyên vẹn. Khi học viên chuyển tab quá 3 lần, hệ thống Anti-Cheat sẽ tự động đình chỉ bài thi. Khi nộp bài, điểm số được cập nhật đồng thời vào MongoDB và Redis Sorted Set (ZSET) để xếp hạng học viên theo thời gian thực."</w:t>
             </w:r>
           </w:p>
         </w:tc>
@@ -1424,89 +1831,11 @@
         <w:spacing w:after="80"/>
       </w:pPr>
     </w:p>
-    <w:p>
-      <w:pPr>
-        <w:spacing w:before="200" w:after="60"/>
-      </w:pPr>
-      <w:r>
-        <w:rPr>
-          <w:b/>
-          <w:color w:val="1A365D"/>
-          <w:sz w:val="26"/>
-        </w:rPr>
-        <w:t>PHẦN 2A: NGHIỆP VỤ HỌC VIÊN, REDIS CACHE, PHÒNG THI &amp; GAMIFICATION XP</w:t>
-      </w:r>
-    </w:p>
-    <w:p>
-      <w:pPr>
-        <w:spacing w:after="80"/>
-      </w:pPr>
-      <w:r>
-        <w:rPr>
-          <w:b/>
-        </w:rPr>
-        <w:t xml:space="preserve">Người thực hiện: </w:t>
-      </w:r>
-      <w:r>
-        <w:t xml:space="preserve">Phạm Nguyễn Khôi Nguyên  |  </w:t>
-      </w:r>
-      <w:r>
-        <w:rPr>
-          <w:b/>
-        </w:rPr>
-        <w:t xml:space="preserve">Thời lượng: </w:t>
-      </w:r>
-      <w:r>
-        <w:t>1:05 – 2:50 (105 giây)</w:t>
-      </w:r>
-    </w:p>
-    <w:p>
-      <w:pPr>
-        <w:ind w:firstLine="709"/>
-      </w:pPr>
-      <w:r>
-        <w:t>Minh chứng các luồng nghiệp vụ người học cốt lõi: Xác thực tài khoản, kiểm chứng tốc độ Cache-Aside, tạo mã VietQR động kích hoạt khóa học, phòng thi chống gian lận và đua top Bảng xếp hạng Redis ZSET.</w:t>
-      </w:r>
-    </w:p>
-    <w:p>
-      <w:pPr>
-        <w:spacing w:before="80" w:after="120"/>
-        <w:ind w:left="567" w:right="283"/>
-      </w:pPr>
-      <w:r>
-        <w:rPr>
-          <w:b/>
-          <w:color w:val="2563EB"/>
-        </w:rPr>
-        <w:t xml:space="preserve">🎙️ Lời thoại thuyết minh: </w:t>
-      </w:r>
-      <w:r>
-        <w:rPr>
-          <w:i/>
-          <w:color w:val="0F172A"/>
-        </w:rPr>
-        <w:t>"Chào Thầy Cô! Em là Phạm Nguyễn Khôi Nguyên. Em bắt đầu với tài khoản học viên student_nguyen. Hệ thống xác thực qua MongoDB và cấp JWT Token an toàn. Tại Trang chủ, danh mục 12 khóa học được nạp tức thời nhờ chiến lược Cache-Aside trên Redis. Kiểm tra trên RedisInsight, key cache:courses:catalog đang hoạt động với TTL 30 phút, giảm độ trễ từ 38.5ms trên MongoDB xuống chỉ còn 3.2ms trên Redis.</w:t>
-        <w:br/>
-        <w:br/>
-        <w:t>Khi đăng ký khóa học, hệ thống sinh mã VietQR động chuẩn Napas 24/7. Bấm 'Xác nhận đã thanh toán', khóa học được kích hoạt ngay và cộng 200 XP thưởng trên MongoDB Compass.</w:t>
-        <w:br/>
-        <w:br/>
-        <w:t>Tại Phòng thi trực tuyến, từng đáp án chọn được lưu tức thời vào Redis Hash với độ trễ dưới 2ms phòng ngừa rủi ro mất mạng. Hệ thống Anti-Cheat tự động phát hiện khi thí sinh chuyển tab trình duyệt và cảnh báo 1/3. Nộp bài thi, điểm số 8.8/10 được tính tự động, lưu vào MongoDB và đẩy lên đỉnh Bảng xếp hạng tuần Redis Sorted Set. Học viên dùng điểm đổi vật phẩm Streak Freeze trong Shop XP, trường xp được trừ nguyên tử, triệt tiêu lỗi Race Condition."</w:t>
-      </w:r>
-    </w:p>
     <w:tbl>
       <w:tblPr>
         <w:tblW w:type="auto" w:w="0"/>
         <w:jc w:val="center"/>
         <w:tblLook w:firstColumn="1" w:firstRow="1" w:lastColumn="0" w:lastRow="0" w:noHBand="0" w:noVBand="1" w:val="04A0"/>
-        <w:tblBorders>
-          <w:top w:val="single" w:sz="4" w:space="0" w:color="1A365D"/>
-          <w:left w:val="single" w:sz="4" w:space="0" w:color="1A365D"/>
-          <w:bottom w:val="single" w:sz="4" w:space="0" w:color="1A365D"/>
-          <w:right w:val="single" w:sz="4" w:space="0" w:color="1A365D"/>
-          <w:insideH w:val="single" w:sz="4" w:space="0" w:color="1A365D"/>
-          <w:insideV w:val="single" w:sz="4" w:space="0" w:color="1A365D"/>
-        </w:tblBorders>
       </w:tblPr>
       <w:tblGrid>
         <w:gridCol w:w="3024"/>
@@ -1517,23 +1846,31 @@
         <w:tc>
           <w:tcPr>
             <w:tcW w:type="dxa" w:w="1701"/>
+            <w:vAlign w:val="center"/>
+            <w:tcMar>
+              <w:top w:w="100" w:type="dxa"/>
+              <w:bottom w:w="100" w:type="dxa"/>
+              <w:left w:w="140" w:type="dxa"/>
+              <w:right w:w="140" w:type="dxa"/>
+            </w:tcMar>
             <w:shd w:fill="1A365D"/>
-            <w:tcMar>
-              <w:top w:w="120" w:type="dxa"/>
-              <w:bottom w:w="120" w:type="dxa"/>
-              <w:left w:w="120" w:type="dxa"/>
-              <w:right w:w="120" w:type="dxa"/>
-            </w:tcMar>
+            <w:tcBorders>
+              <w:top w:val="single" w:sz="12" w:space="0" w:color="1A365D"/>
+              <w:left w:val="none" w:sz="0" w:space="0" w:color="auto"/>
+              <w:bottom w:val="single" w:sz="12" w:space="0" w:color="1A365D"/>
+              <w:right w:val="none" w:sz="0" w:space="0" w:color="auto"/>
+            </w:tcBorders>
           </w:tcPr>
           <w:p>
             <w:pPr>
+              <w:spacing w:after="0"/>
               <w:jc w:val="center"/>
             </w:pPr>
             <w:r>
               <w:rPr>
                 <w:b/>
                 <w:color w:val="FFFFFF"/>
-                <w:sz w:val="20"/>
+                <w:sz w:val="19"/>
               </w:rPr>
               <w:t>Bước / Thời gian</w:t>
             </w:r>
@@ -1541,51 +1878,67 @@
         </w:tc>
         <w:tc>
           <w:tcPr>
-            <w:tcW w:type="dxa" w:w="3685"/>
+            <w:tcW w:type="dxa" w:w="2835"/>
+            <w:vAlign w:val="center"/>
+            <w:tcMar>
+              <w:top w:w="100" w:type="dxa"/>
+              <w:bottom w:w="100" w:type="dxa"/>
+              <w:left w:w="140" w:type="dxa"/>
+              <w:right w:w="140" w:type="dxa"/>
+            </w:tcMar>
             <w:shd w:fill="1A365D"/>
-            <w:tcMar>
-              <w:top w:w="120" w:type="dxa"/>
-              <w:bottom w:w="120" w:type="dxa"/>
-              <w:left w:w="120" w:type="dxa"/>
-              <w:right w:w="120" w:type="dxa"/>
-            </w:tcMar>
+            <w:tcBorders>
+              <w:top w:val="single" w:sz="12" w:space="0" w:color="1A365D"/>
+              <w:left w:val="none" w:sz="0" w:space="0" w:color="auto"/>
+              <w:bottom w:val="single" w:sz="12" w:space="0" w:color="1A365D"/>
+              <w:right w:val="none" w:sz="0" w:space="0" w:color="auto"/>
+            </w:tcBorders>
           </w:tcPr>
           <w:p>
             <w:pPr>
+              <w:spacing w:after="0"/>
               <w:jc w:val="center"/>
             </w:pPr>
             <w:r>
               <w:rPr>
                 <w:b/>
                 <w:color w:val="FFFFFF"/>
-                <w:sz w:val="20"/>
+                <w:sz w:val="19"/>
               </w:rPr>
-              <w:t>Thao tác trên Web Client</w:t>
+              <w:t>Màn hình hiển thị</w:t>
             </w:r>
           </w:p>
         </w:tc>
         <w:tc>
           <w:tcPr>
-            <w:tcW w:type="dxa" w:w="3685"/>
+            <w:tcW w:type="dxa" w:w="4535"/>
+            <w:vAlign w:val="center"/>
+            <w:tcMar>
+              <w:top w:w="100" w:type="dxa"/>
+              <w:bottom w:w="100" w:type="dxa"/>
+              <w:left w:w="140" w:type="dxa"/>
+              <w:right w:w="140" w:type="dxa"/>
+            </w:tcMar>
             <w:shd w:fill="1A365D"/>
-            <w:tcMar>
-              <w:top w:w="120" w:type="dxa"/>
-              <w:bottom w:w="120" w:type="dxa"/>
-              <w:left w:w="120" w:type="dxa"/>
-              <w:right w:w="120" w:type="dxa"/>
-            </w:tcMar>
+            <w:tcBorders>
+              <w:top w:val="single" w:sz="12" w:space="0" w:color="1A365D"/>
+              <w:left w:val="none" w:sz="0" w:space="0" w:color="auto"/>
+              <w:bottom w:val="single" w:sz="12" w:space="0" w:color="1A365D"/>
+              <w:right w:val="none" w:sz="0" w:space="0" w:color="auto"/>
+            </w:tcBorders>
           </w:tcPr>
           <w:p>
             <w:pPr>
+              <w:spacing w:after="0"/>
               <w:jc w:val="center"/>
             </w:pPr>
             <w:r>
               <w:rPr>
                 <w:b/>
                 <w:color w:val="FFFFFF"/>
-                <w:sz w:val="20"/>
+                <w:sz w:val="19"/>
               </w:rPr>
-              <w:t>Minh chứng đối chiếu GUI Tool CSDL</w:t>
+              <w:t>Nội dung thao tác minh chứng GUI</w:t>
             </w:r>
           </w:p>
         </w:tc>
@@ -1594,61 +1947,91 @@
         <w:tc>
           <w:tcPr>
             <w:tcW w:type="dxa" w:w="1701"/>
+            <w:vAlign w:val="center"/>
             <w:tcMar>
-              <w:top w:w="100" w:type="dxa"/>
-              <w:bottom w:w="100" w:type="dxa"/>
-              <w:left w:w="120" w:type="dxa"/>
-              <w:right w:w="120" w:type="dxa"/>
+              <w:top w:w="90" w:type="dxa"/>
+              <w:bottom w:w="90" w:type="dxa"/>
+              <w:left w:w="130" w:type="dxa"/>
+              <w:right w:w="130" w:type="dxa"/>
             </w:tcMar>
+            <w:shd w:fill="FFFFFF"/>
+            <w:tcBorders>
+              <w:top w:val="single" w:sz="4" w:space="0" w:color="CBD5E1"/>
+              <w:left w:val="none" w:sz="0" w:space="0" w:color="auto"/>
+              <w:bottom w:val="single" w:sz="4" w:space="0" w:color="CBD5E1"/>
+              <w:right w:val="none" w:sz="0" w:space="0" w:color="auto"/>
+            </w:tcBorders>
           </w:tcPr>
           <w:p>
             <w:pPr>
-              <w:jc w:val="center"/>
+              <w:spacing w:after="0" w:line="276" w:lineRule="auto"/>
             </w:pPr>
             <w:r>
               <w:rPr>
                 <w:b/>
-                <w:sz w:val="20"/>
+                <w:sz w:val="19"/>
               </w:rPr>
-              <w:t>Bước 1 (1:05 - 1:30)</w:t>
+              <w:t>Bước 1 (1:10 - 1:35)</w:t>
             </w:r>
           </w:p>
         </w:tc>
         <w:tc>
           <w:tcPr>
-            <w:tcW w:type="dxa" w:w="3685"/>
+            <w:tcW w:type="dxa" w:w="2835"/>
+            <w:vAlign w:val="center"/>
             <w:tcMar>
-              <w:top w:w="100" w:type="dxa"/>
-              <w:bottom w:w="100" w:type="dxa"/>
-              <w:left w:w="120" w:type="dxa"/>
-              <w:right w:w="120" w:type="dxa"/>
+              <w:top w:w="90" w:type="dxa"/>
+              <w:bottom w:w="90" w:type="dxa"/>
+              <w:left w:w="130" w:type="dxa"/>
+              <w:right w:w="130" w:type="dxa"/>
             </w:tcMar>
+            <w:shd w:fill="FFFFFF"/>
+            <w:tcBorders>
+              <w:top w:val="single" w:sz="4" w:space="0" w:color="CBD5E1"/>
+              <w:left w:val="none" w:sz="0" w:space="0" w:color="auto"/>
+              <w:bottom w:val="single" w:sz="4" w:space="0" w:color="CBD5E1"/>
+              <w:right w:val="none" w:sz="0" w:space="0" w:color="auto"/>
+            </w:tcBorders>
           </w:tcPr>
           <w:p>
+            <w:pPr>
+              <w:spacing w:after="0" w:line="276" w:lineRule="auto"/>
+            </w:pPr>
             <w:r>
               <w:rPr>
-                <w:sz w:val="20"/>
+                <w:sz w:val="19"/>
               </w:rPr>
-              <w:t>Web: Đăng nhập học viên &amp; duyệt khóa học</w:t>
+              <w:t>Web Đăng nhập + RedisInsight</w:t>
             </w:r>
           </w:p>
         </w:tc>
         <w:tc>
           <w:tcPr>
-            <w:tcW w:type="dxa" w:w="3685"/>
+            <w:tcW w:type="dxa" w:w="4535"/>
+            <w:vAlign w:val="center"/>
             <w:tcMar>
-              <w:top w:w="100" w:type="dxa"/>
-              <w:bottom w:w="100" w:type="dxa"/>
-              <w:left w:w="120" w:type="dxa"/>
-              <w:right w:w="120" w:type="dxa"/>
+              <w:top w:w="90" w:type="dxa"/>
+              <w:bottom w:w="90" w:type="dxa"/>
+              <w:left w:w="130" w:type="dxa"/>
+              <w:right w:w="130" w:type="dxa"/>
             </w:tcMar>
+            <w:shd w:fill="FFFFFF"/>
+            <w:tcBorders>
+              <w:top w:val="single" w:sz="4" w:space="0" w:color="CBD5E1"/>
+              <w:left w:val="none" w:sz="0" w:space="0" w:color="auto"/>
+              <w:bottom w:val="single" w:sz="4" w:space="0" w:color="CBD5E1"/>
+              <w:right w:val="none" w:sz="0" w:space="0" w:color="auto"/>
+            </w:tcBorders>
           </w:tcPr>
           <w:p>
+            <w:pPr>
+              <w:spacing w:after="0" w:line="276" w:lineRule="auto"/>
+            </w:pPr>
             <w:r>
               <w:rPr>
-                <w:sz w:val="20"/>
+                <w:sz w:val="19"/>
               </w:rPr>
-              <w:t>RedisInsight: Key `cache:courses:catalog` (TTL 1800s), chứng minh Cache Hit &lt; 3.5ms.</w:t>
+              <w:t>Đăng nhập student01/123456. Mở RedisInsight chỉ vào key cache:courses:all (TTL 1800s, dạng JSON).</w:t>
             </w:r>
           </w:p>
         </w:tc>
@@ -1657,64 +2040,91 @@
         <w:tc>
           <w:tcPr>
             <w:tcW w:type="dxa" w:w="1701"/>
+            <w:vAlign w:val="center"/>
             <w:tcMar>
-              <w:top w:w="100" w:type="dxa"/>
-              <w:bottom w:w="100" w:type="dxa"/>
-              <w:left w:w="120" w:type="dxa"/>
-              <w:right w:w="120" w:type="dxa"/>
+              <w:top w:w="90" w:type="dxa"/>
+              <w:bottom w:w="90" w:type="dxa"/>
+              <w:left w:w="130" w:type="dxa"/>
+              <w:right w:w="130" w:type="dxa"/>
             </w:tcMar>
-            <w:shd w:fill="F1F5F9"/>
+            <w:shd w:fill="F8FAFC"/>
+            <w:tcBorders>
+              <w:top w:val="single" w:sz="4" w:space="0" w:color="CBD5E1"/>
+              <w:left w:val="none" w:sz="0" w:space="0" w:color="auto"/>
+              <w:bottom w:val="single" w:sz="4" w:space="0" w:color="CBD5E1"/>
+              <w:right w:val="none" w:sz="0" w:space="0" w:color="auto"/>
+            </w:tcBorders>
           </w:tcPr>
           <w:p>
             <w:pPr>
-              <w:jc w:val="center"/>
+              <w:spacing w:after="0" w:line="276" w:lineRule="auto"/>
             </w:pPr>
             <w:r>
               <w:rPr>
                 <w:b/>
-                <w:sz w:val="20"/>
+                <w:sz w:val="19"/>
               </w:rPr>
-              <w:t>Bước 2 (1:30 - 1:55)</w:t>
+              <w:t>Bước 2 (1:35 - 2:05)</w:t>
             </w:r>
           </w:p>
         </w:tc>
         <w:tc>
           <w:tcPr>
-            <w:tcW w:type="dxa" w:w="3685"/>
+            <w:tcW w:type="dxa" w:w="2835"/>
+            <w:vAlign w:val="center"/>
             <w:tcMar>
-              <w:top w:w="100" w:type="dxa"/>
-              <w:bottom w:w="100" w:type="dxa"/>
-              <w:left w:w="120" w:type="dxa"/>
-              <w:right w:w="120" w:type="dxa"/>
+              <w:top w:w="90" w:type="dxa"/>
+              <w:bottom w:w="90" w:type="dxa"/>
+              <w:left w:w="130" w:type="dxa"/>
+              <w:right w:w="130" w:type="dxa"/>
             </w:tcMar>
-            <w:shd w:fill="F1F5F9"/>
+            <w:shd w:fill="F8FAFC"/>
+            <w:tcBorders>
+              <w:top w:val="single" w:sz="4" w:space="0" w:color="CBD5E1"/>
+              <w:left w:val="none" w:sz="0" w:space="0" w:color="auto"/>
+              <w:bottom w:val="single" w:sz="4" w:space="0" w:color="CBD5E1"/>
+              <w:right w:val="none" w:sz="0" w:space="0" w:color="auto"/>
+            </w:tcBorders>
           </w:tcPr>
           <w:p>
+            <w:pPr>
+              <w:spacing w:after="0" w:line="276" w:lineRule="auto"/>
+            </w:pPr>
             <w:r>
               <w:rPr>
-                <w:sz w:val="20"/>
+                <w:sz w:val="19"/>
               </w:rPr>
-              <w:t>Web: Đăng ký khóa học, quét mã VietQR động</w:t>
+              <w:t>Web Phòng Chờ Thi (Exam Lobby)</w:t>
             </w:r>
           </w:p>
         </w:tc>
         <w:tc>
           <w:tcPr>
-            <w:tcW w:type="dxa" w:w="3685"/>
+            <w:tcW w:type="dxa" w:w="4535"/>
+            <w:vAlign w:val="center"/>
             <w:tcMar>
-              <w:top w:w="100" w:type="dxa"/>
-              <w:bottom w:w="100" w:type="dxa"/>
-              <w:left w:w="120" w:type="dxa"/>
-              <w:right w:w="120" w:type="dxa"/>
+              <w:top w:w="90" w:type="dxa"/>
+              <w:bottom w:w="90" w:type="dxa"/>
+              <w:left w:w="130" w:type="dxa"/>
+              <w:right w:w="130" w:type="dxa"/>
             </w:tcMar>
-            <w:shd w:fill="F1F5F9"/>
+            <w:shd w:fill="F8FAFC"/>
+            <w:tcBorders>
+              <w:top w:val="single" w:sz="4" w:space="0" w:color="CBD5E1"/>
+              <w:left w:val="none" w:sz="0" w:space="0" w:color="auto"/>
+              <w:bottom w:val="single" w:sz="4" w:space="0" w:color="CBD5E1"/>
+              <w:right w:val="none" w:sz="0" w:space="0" w:color="auto"/>
+            </w:tcBorders>
           </w:tcPr>
           <w:p>
+            <w:pPr>
+              <w:spacing w:after="0" w:line="276" w:lineRule="auto"/>
+            </w:pPr>
             <w:r>
               <w:rPr>
-                <w:sz w:val="20"/>
+                <w:sz w:val="19"/>
               </w:rPr>
-              <w:t>Compass: Collection `users` tăng `+200 XP` và mảng `enrolledCourses` kích hoạt.</w:t>
+              <w:t>Bấm vào 'Thi trực tuyến'. Chỉ rõ đồng hồ 30:00 đứng yên, chống gian lận chờ. Bấm 'Bắt đầu làm bài thi' -&gt; Đồng hồ bắt đầu đếm ngược, câu hỏi mở ra.</w:t>
             </w:r>
           </w:p>
         </w:tc>
@@ -1723,61 +2133,91 @@
         <w:tc>
           <w:tcPr>
             <w:tcW w:type="dxa" w:w="1701"/>
+            <w:vAlign w:val="center"/>
             <w:tcMar>
-              <w:top w:w="100" w:type="dxa"/>
-              <w:bottom w:w="100" w:type="dxa"/>
-              <w:left w:w="120" w:type="dxa"/>
-              <w:right w:w="120" w:type="dxa"/>
+              <w:top w:w="90" w:type="dxa"/>
+              <w:bottom w:w="90" w:type="dxa"/>
+              <w:left w:w="130" w:type="dxa"/>
+              <w:right w:w="130" w:type="dxa"/>
             </w:tcMar>
+            <w:shd w:fill="FFFFFF"/>
+            <w:tcBorders>
+              <w:top w:val="single" w:sz="4" w:space="0" w:color="CBD5E1"/>
+              <w:left w:val="none" w:sz="0" w:space="0" w:color="auto"/>
+              <w:bottom w:val="single" w:sz="4" w:space="0" w:color="CBD5E1"/>
+              <w:right w:val="none" w:sz="0" w:space="0" w:color="auto"/>
+            </w:tcBorders>
           </w:tcPr>
           <w:p>
             <w:pPr>
-              <w:jc w:val="center"/>
+              <w:spacing w:after="0" w:line="276" w:lineRule="auto"/>
             </w:pPr>
             <w:r>
               <w:rPr>
                 <w:b/>
-                <w:sz w:val="20"/>
+                <w:sz w:val="19"/>
               </w:rPr>
-              <w:t>Bước 3 (1:55 - 2:20)</w:t>
+              <w:t>Bước 3 (2:05 - 2:30)</w:t>
             </w:r>
           </w:p>
         </w:tc>
         <w:tc>
           <w:tcPr>
-            <w:tcW w:type="dxa" w:w="3685"/>
+            <w:tcW w:type="dxa" w:w="2835"/>
+            <w:vAlign w:val="center"/>
             <w:tcMar>
-              <w:top w:w="100" w:type="dxa"/>
-              <w:bottom w:w="100" w:type="dxa"/>
-              <w:left w:w="120" w:type="dxa"/>
-              <w:right w:w="120" w:type="dxa"/>
+              <w:top w:w="90" w:type="dxa"/>
+              <w:bottom w:w="90" w:type="dxa"/>
+              <w:left w:w="130" w:type="dxa"/>
+              <w:right w:w="130" w:type="dxa"/>
             </w:tcMar>
+            <w:shd w:fill="FFFFFF"/>
+            <w:tcBorders>
+              <w:top w:val="single" w:sz="4" w:space="0" w:color="CBD5E1"/>
+              <w:left w:val="none" w:sz="0" w:space="0" w:color="auto"/>
+              <w:bottom w:val="single" w:sz="4" w:space="0" w:color="CBD5E1"/>
+              <w:right w:val="none" w:sz="0" w:space="0" w:color="auto"/>
+            </w:tcBorders>
           </w:tcPr>
           <w:p>
+            <w:pPr>
+              <w:spacing w:after="0" w:line="276" w:lineRule="auto"/>
+            </w:pPr>
             <w:r>
               <w:rPr>
-                <w:sz w:val="20"/>
+                <w:sz w:val="19"/>
               </w:rPr>
-              <w:t>Web: Vào Phòng thi, chọn câu 1-B, 2-A, 3-C</w:t>
+              <w:t>Web Chọn Đáp Án + RedisInsight</w:t>
             </w:r>
           </w:p>
         </w:tc>
         <w:tc>
           <w:tcPr>
-            <w:tcW w:type="dxa" w:w="3685"/>
+            <w:tcW w:type="dxa" w:w="4535"/>
+            <w:vAlign w:val="center"/>
             <w:tcMar>
-              <w:top w:w="100" w:type="dxa"/>
-              <w:bottom w:w="100" w:type="dxa"/>
-              <w:left w:w="120" w:type="dxa"/>
-              <w:right w:w="120" w:type="dxa"/>
+              <w:top w:w="90" w:type="dxa"/>
+              <w:bottom w:w="90" w:type="dxa"/>
+              <w:left w:w="130" w:type="dxa"/>
+              <w:right w:w="130" w:type="dxa"/>
             </w:tcMar>
+            <w:shd w:fill="FFFFFF"/>
+            <w:tcBorders>
+              <w:top w:val="single" w:sz="4" w:space="0" w:color="CBD5E1"/>
+              <w:left w:val="none" w:sz="0" w:space="0" w:color="auto"/>
+              <w:bottom w:val="single" w:sz="4" w:space="0" w:color="CBD5E1"/>
+              <w:right w:val="none" w:sz="0" w:space="0" w:color="auto"/>
+            </w:tcBorders>
           </w:tcPr>
           <w:p>
+            <w:pPr>
+              <w:spacing w:after="0" w:line="276" w:lineRule="auto"/>
+            </w:pPr>
             <w:r>
               <w:rPr>
-                <w:sz w:val="20"/>
+                <w:sz w:val="19"/>
               </w:rPr>
-              <w:t>RedisInsight: Hash `exam:answers:2001230589` hiển thị các field đáp án thời gian thực.</w:t>
+              <w:t>Chọn câu 1 chọn A, câu 2 chọn B. Mở RedisInsight tìm key exam:...:answers:student01 -&gt; Kiểu HASH -&gt; Xem các field câu hỏi và value đáp án A, B lưu realtime!</w:t>
             </w:r>
           </w:p>
         </w:tc>
@@ -1786,127 +2226,164 @@
         <w:tc>
           <w:tcPr>
             <w:tcW w:type="dxa" w:w="1701"/>
+            <w:vAlign w:val="center"/>
             <w:tcMar>
-              <w:top w:w="100" w:type="dxa"/>
-              <w:bottom w:w="100" w:type="dxa"/>
-              <w:left w:w="120" w:type="dxa"/>
-              <w:right w:w="120" w:type="dxa"/>
+              <w:top w:w="90" w:type="dxa"/>
+              <w:bottom w:w="90" w:type="dxa"/>
+              <w:left w:w="130" w:type="dxa"/>
+              <w:right w:w="130" w:type="dxa"/>
             </w:tcMar>
-            <w:shd w:fill="F1F5F9"/>
+            <w:shd w:fill="F8FAFC"/>
+            <w:tcBorders>
+              <w:top w:val="single" w:sz="4" w:space="0" w:color="CBD5E1"/>
+              <w:left w:val="none" w:sz="0" w:space="0" w:color="auto"/>
+              <w:bottom w:val="single" w:sz="4" w:space="0" w:color="CBD5E1"/>
+              <w:right w:val="none" w:sz="0" w:space="0" w:color="auto"/>
+            </w:tcBorders>
           </w:tcPr>
           <w:p>
             <w:pPr>
-              <w:jc w:val="center"/>
+              <w:spacing w:after="0" w:line="276" w:lineRule="auto"/>
             </w:pPr>
             <w:r>
               <w:rPr>
                 <w:b/>
-                <w:sz w:val="20"/>
+                <w:sz w:val="19"/>
               </w:rPr>
-              <w:t>Bước 4 (2:20 - 2:35)</w:t>
+              <w:t>Bước 4 (2:30 - 2:55)</w:t>
             </w:r>
           </w:p>
         </w:tc>
         <w:tc>
           <w:tcPr>
-            <w:tcW w:type="dxa" w:w="3685"/>
+            <w:tcW w:type="dxa" w:w="2835"/>
+            <w:vAlign w:val="center"/>
             <w:tcMar>
-              <w:top w:w="100" w:type="dxa"/>
-              <w:bottom w:w="100" w:type="dxa"/>
-              <w:left w:w="120" w:type="dxa"/>
-              <w:right w:w="120" w:type="dxa"/>
+              <w:top w:w="90" w:type="dxa"/>
+              <w:bottom w:w="90" w:type="dxa"/>
+              <w:left w:w="130" w:type="dxa"/>
+              <w:right w:w="130" w:type="dxa"/>
             </w:tcMar>
-            <w:shd w:fill="F1F5F9"/>
+            <w:shd w:fill="F8FAFC"/>
+            <w:tcBorders>
+              <w:top w:val="single" w:sz="4" w:space="0" w:color="CBD5E1"/>
+              <w:left w:val="none" w:sz="0" w:space="0" w:color="auto"/>
+              <w:bottom w:val="single" w:sz="4" w:space="0" w:color="CBD5E1"/>
+              <w:right w:val="none" w:sz="0" w:space="0" w:color="auto"/>
+            </w:tcBorders>
           </w:tcPr>
           <w:p>
+            <w:pPr>
+              <w:spacing w:after="0" w:line="276" w:lineRule="auto"/>
+            </w:pPr>
             <w:r>
               <w:rPr>
-                <w:sz w:val="20"/>
+                <w:sz w:val="19"/>
               </w:rPr>
-              <w:t>Web: Alt+Tab sang ứng dụng khác</w:t>
+              <w:t>Web Chuyển Tab + Nộp bài + BXH</w:t>
             </w:r>
           </w:p>
         </w:tc>
         <w:tc>
           <w:tcPr>
-            <w:tcW w:type="dxa" w:w="3685"/>
+            <w:tcW w:type="dxa" w:w="4535"/>
+            <w:vAlign w:val="center"/>
             <w:tcMar>
-              <w:top w:w="100" w:type="dxa"/>
-              <w:bottom w:w="100" w:type="dxa"/>
-              <w:left w:w="120" w:type="dxa"/>
-              <w:right w:w="120" w:type="dxa"/>
+              <w:top w:w="90" w:type="dxa"/>
+              <w:bottom w:w="90" w:type="dxa"/>
+              <w:left w:w="130" w:type="dxa"/>
+              <w:right w:w="130" w:type="dxa"/>
             </w:tcMar>
-            <w:shd w:fill="F1F5F9"/>
+            <w:shd w:fill="F8FAFC"/>
+            <w:tcBorders>
+              <w:top w:val="single" w:sz="4" w:space="0" w:color="CBD5E1"/>
+              <w:left w:val="none" w:sz="0" w:space="0" w:color="auto"/>
+              <w:bottom w:val="single" w:sz="4" w:space="0" w:color="CBD5E1"/>
+              <w:right w:val="none" w:sz="0" w:space="0" w:color="auto"/>
+            </w:tcBorders>
           </w:tcPr>
           <w:p>
+            <w:pPr>
+              <w:spacing w:after="0" w:line="276" w:lineRule="auto"/>
+            </w:pPr>
             <w:r>
               <w:rPr>
-                <w:sz w:val="20"/>
+                <w:sz w:val="19"/>
               </w:rPr>
-              <w:t>Web bật cảnh báo đỏ Anti-Cheat (1/3 vi phạm quy chế thi).</w:t>
+              <w:t>Chuyển tab -&gt; Hiện cảnh báo vi phạm 1/3. Bấm Nộp bài thi -&gt; Được cấp chứng chỉ số -&gt; Mở Redis ZSET leaderboard:... thấy điểm số xếp hạng trên đỉnh.</w:t>
             </w:r>
           </w:p>
         </w:tc>
       </w:tr>
+    </w:tbl>
+    <w:p>
+      <w:pPr>
+        <w:spacing w:after="120"/>
+      </w:pPr>
+    </w:p>
+    <w:p>
+      <w:pPr>
+        <w:spacing w:before="160" w:after="40"/>
+      </w:pPr>
+      <w:r>
+        <w:rPr>
+          <w:b/>
+          <w:color w:val="2563EB"/>
+          <w:sz w:val="24"/>
+        </w:rPr>
+        <w:t>3.3. PHẦN 3: LỚP HỌC VIDEO CASSANDRA &amp; ĐỒ THỊ TRI THỨC NEO4J (2:55 – 4:40)</w:t>
+      </w:r>
+    </w:p>
+    <w:tbl>
+      <w:tblPr>
+        <w:tblW w:type="auto" w:w="0"/>
+        <w:jc w:val="center"/>
+        <w:tblLook w:firstColumn="1" w:firstRow="1" w:lastColumn="0" w:lastRow="0" w:noHBand="0" w:noVBand="1" w:val="04A0"/>
+      </w:tblPr>
+      <w:tblGrid>
+        <w:gridCol w:w="9071"/>
+      </w:tblGrid>
       <w:tr>
         <w:tc>
           <w:tcPr>
-            <w:tcW w:type="dxa" w:w="1701"/>
+            <w:tcW w:type="dxa" w:w="9071"/>
+            <w:shd w:fill="F1F5F9"/>
             <w:tcMar>
-              <w:top w:w="100" w:type="dxa"/>
-              <w:bottom w:w="100" w:type="dxa"/>
-              <w:left w:w="120" w:type="dxa"/>
-              <w:right w:w="120" w:type="dxa"/>
+              <w:top w:w="140" w:type="dxa"/>
+              <w:bottom w:w="140" w:type="dxa"/>
+              <w:left w:w="200" w:type="dxa"/>
+              <w:right w:w="180" w:type="dxa"/>
             </w:tcMar>
+            <w:tcBorders>
+              <w:left w:val="single" w:sz="24" w:space="0" w:color="1A365D"/>
+              <w:top w:val="none" w:sz="0" w:space="0" w:color="auto"/>
+              <w:right w:val="none" w:sz="0" w:space="0" w:color="auto"/>
+              <w:bottom w:val="none" w:sz="0" w:space="0" w:color="auto"/>
+            </w:tcBorders>
           </w:tcPr>
           <w:p>
             <w:pPr>
-              <w:jc w:val="center"/>
+              <w:spacing w:after="40" w:line="300" w:lineRule="auto"/>
             </w:pPr>
             <w:r>
               <w:rPr>
                 <w:b/>
-                <w:sz w:val="20"/>
+                <w:color w:val="1A365D"/>
+                <w:sz w:val="21"/>
               </w:rPr>
-              <w:t>Bước 5 (2:35 - 2:50)</w:t>
+              <w:t>🎙️ Lời thoại thuyết minh — Võ Huỳnh Gia Huy (MSSV: 2001230303):</w:t>
+              <w:br/>
             </w:r>
-          </w:p>
-        </w:tc>
-        <w:tc>
-          <w:tcPr>
-            <w:tcW w:type="dxa" w:w="3685"/>
-            <w:tcMar>
-              <w:top w:w="100" w:type="dxa"/>
-              <w:bottom w:w="100" w:type="dxa"/>
-              <w:left w:w="120" w:type="dxa"/>
-              <w:right w:w="120" w:type="dxa"/>
-            </w:tcMar>
-          </w:tcPr>
-          <w:p>
             <w:r>
               <w:rPr>
-                <w:sz w:val="20"/>
+                <w:i/>
+                <w:color w:val="0F172A"/>
+                <w:sz w:val="21"/>
               </w:rPr>
-              <w:t>Web: Nộp bài (8.8đ) &amp; Đổi quà Streak Freeze</w:t>
-            </w:r>
-          </w:p>
-        </w:tc>
-        <w:tc>
-          <w:tcPr>
-            <w:tcW w:type="dxa" w:w="3685"/>
-            <w:tcMar>
-              <w:top w:w="100" w:type="dxa"/>
-              <w:bottom w:w="100" w:type="dxa"/>
-              <w:left w:w="120" w:type="dxa"/>
-              <w:right w:w="120" w:type="dxa"/>
-            </w:tcMar>
-          </w:tcPr>
-          <w:p>
-            <w:r>
-              <w:rPr>
-                <w:sz w:val="20"/>
-              </w:rPr>
-              <w:t>RedisInsight: ZSET `leaderboard:weekly` xếp hạng 8.8đ lên Top; Compass: `results` lưu bản ghi.</w:t>
+              <w:t>"Em chào Thầy Cô, em là Võ Huỳnh Gia Huy. Trong phòng học trực tuyến, mỗi khi học viên phát video bài giảng, trình duyệt liên tục gửi các gói tin Heartbeat để theo dõi tiến độ học tập. Nếu ghi hàng triệu gói tin này vào MongoDB hay MySQL, ổ đĩa sẽ nhanh chóng bị phân mảnh và nghẽn I/O. Do đó, nhóm sử dụng Apache Cassandra với cấu trúc LSM-Tree (Memtable + SSTable) được tối ưu riêng cho luồng dữ liệu Write-Heavy. Như Thầy Cô thấy trên cqlsh, bảng video_tracking_events trong keyspace elearning_logs lưu trữ theo Partition Key là student_id và Clustering Key theo thời gian, cho phép hệ thống tiếp nhận hàng ngàn log mỗi giây với độ trễ dưới 2 mili-giây.</w:t>
+              <w:br/>
+              <w:br/>
+              <w:t>Tiếp theo là Bản đồ tri thức Neo4j. Thay vì dùng các bảng quan hệ với phép JOIN nhiều cấp gây chậm chạp, nhóm mô hình hóa toàn bộ lộ trình CEFR A1 đến C2 thành Đồ thị thuộc tính (Labeled Property Graph). Nhờ công nghệ Index-Free Adjacency, Neo4j duyệt qua các quan hệ PREREQUISITE_OF chỉ mất 1.8 mili-giây. Đặc biệt, tính năng Bạn Cùng Tiến sử dụng Cypher tìm kiếm các học viên có chung khóa học và mục tiêu tương đồng, giúp kết nối mạng lưới học tập hiệu quả."</w:t>
             </w:r>
           </w:p>
         </w:tc>
@@ -1917,89 +2394,11 @@
         <w:spacing w:after="80"/>
       </w:pPr>
     </w:p>
-    <w:p>
-      <w:pPr>
-        <w:spacing w:before="200" w:after="60"/>
-      </w:pPr>
-      <w:r>
-        <w:rPr>
-          <w:b/>
-          <w:color w:val="1A365D"/>
-          <w:sz w:val="26"/>
-        </w:rPr>
-        <w:t>PHẦN 2B: LỚP HỌC VIDEO, CASSANDRA TELEMETRY &amp; ĐỒ THỊ NEO4J</w:t>
-      </w:r>
-    </w:p>
-    <w:p>
-      <w:pPr>
-        <w:spacing w:after="80"/>
-      </w:pPr>
-      <w:r>
-        <w:rPr>
-          <w:b/>
-        </w:rPr>
-        <w:t xml:space="preserve">Người thực hiện: </w:t>
-      </w:r>
-      <w:r>
-        <w:t xml:space="preserve">Võ Huỳnh Gia Huy  |  </w:t>
-      </w:r>
-      <w:r>
-        <w:rPr>
-          <w:b/>
-        </w:rPr>
-        <w:t xml:space="preserve">Thời lượng: </w:t>
-      </w:r>
-      <w:r>
-        <w:t>2:50 – 4:40 (110 giây)</w:t>
-      </w:r>
-    </w:p>
-    <w:p>
-      <w:pPr>
-        <w:ind w:firstLine="709"/>
-      </w:pPr>
-      <w:r>
-        <w:t>Trình diễn kiến trúc dữ liệu lớn Big Data chuỗi thời gian trên Apache Cassandra qua luồng Heartbeat video và mô hình đồ thị thuộc tính (Labeled Property Graph) trên Neo4j.</w:t>
-      </w:r>
-    </w:p>
-    <w:p>
-      <w:pPr>
-        <w:spacing w:before="80" w:after="120"/>
-        <w:ind w:left="567" w:right="283"/>
-      </w:pPr>
-      <w:r>
-        <w:rPr>
-          <w:b/>
-          <w:color w:val="2563EB"/>
-        </w:rPr>
-        <w:t xml:space="preserve">🎙️ Lời thoại thuyết minh: </w:t>
-      </w:r>
-      <w:r>
-        <w:rPr>
-          <w:i/>
-          <w:color w:val="0F172A"/>
-        </w:rPr>
-        <w:t>"Em là Võ Huỳnh Gia Huy, xin phép trình bày phân hệ xử lý dữ liệu lớn với Apache Cassandra và CSDL đồ thị Neo4j. Trong phòng học trực tuyến, mỗi khi học viên phát video, trình duyệt tự động gửi các gói tin Heartbeat chuỗi thời gian. Apache Cassandra với kiến trúc phân tán Masterless và cấu trúc LSM-Tree được chọn để xử lý luồng ghi khổng lồ này.</w:t>
-        <w:br/>
-        <w:br/>
-        <w:t>Như Thầy Cô thấy trên TablePlus, bảng learning_events được thiết kế tối ưu với Partition Key là student_id và Clustering Key là event_time DESC. Dữ liệu được ghi thẳng vào CommitLog và Memtable với tốc độ trên 2.480 lượt ghi/giây. Từ nguồn dữ liệu này, hệ thống vẽ biểu đồ Retention Curve giúp giảng viên nắm bắt được đoạn nào bài giảng hấp dẫn hoặc gây khó hiểu cho người học.</w:t>
-        <w:br/>
-        <w:br/>
-        <w:t>Tiếp theo là Bản đồ tri thức Neo4j: Toàn bộ lộ trình học từ CEFR A1 đến C2 được mô hình hóa dưới dạng Đồ thị thuộc tính. Khi học viên chọn một bài học, câu lệnh Cypher duyệt quan hệ [:PREREQUISITE_OF*] chỉ mất 5.8ms để trả về chuỗi bài học tiên quyết. Đặc biệt, tính năng Bạn Cùng Tiến (Study Buddies) sử dụng giải thuật đồ thị Co-enrollment Matching trên Neo4j để tìm kiếm những bạn học có chung mục tiêu Band điểm và cùng đăng ký khóa học tương tự. Ngoài ra, trợ lý EduPro Smart AI Copilot góc dưới phải cho phép học viên tra cứu tự động từ cả 4 nguồn CSDL."</w:t>
-      </w:r>
-    </w:p>
     <w:tbl>
       <w:tblPr>
         <w:tblW w:type="auto" w:w="0"/>
         <w:jc w:val="center"/>
         <w:tblLook w:firstColumn="1" w:firstRow="1" w:lastColumn="0" w:lastRow="0" w:noHBand="0" w:noVBand="1" w:val="04A0"/>
-        <w:tblBorders>
-          <w:top w:val="single" w:sz="4" w:space="0" w:color="1A365D"/>
-          <w:left w:val="single" w:sz="4" w:space="0" w:color="1A365D"/>
-          <w:bottom w:val="single" w:sz="4" w:space="0" w:color="1A365D"/>
-          <w:right w:val="single" w:sz="4" w:space="0" w:color="1A365D"/>
-          <w:insideH w:val="single" w:sz="4" w:space="0" w:color="1A365D"/>
-          <w:insideV w:val="single" w:sz="4" w:space="0" w:color="1A365D"/>
-        </w:tblBorders>
       </w:tblPr>
       <w:tblGrid>
         <w:gridCol w:w="3024"/>
@@ -2010,23 +2409,31 @@
         <w:tc>
           <w:tcPr>
             <w:tcW w:type="dxa" w:w="1701"/>
+            <w:vAlign w:val="center"/>
+            <w:tcMar>
+              <w:top w:w="100" w:type="dxa"/>
+              <w:bottom w:w="100" w:type="dxa"/>
+              <w:left w:w="140" w:type="dxa"/>
+              <w:right w:w="140" w:type="dxa"/>
+            </w:tcMar>
             <w:shd w:fill="1A365D"/>
-            <w:tcMar>
-              <w:top w:w="120" w:type="dxa"/>
-              <w:bottom w:w="120" w:type="dxa"/>
-              <w:left w:w="120" w:type="dxa"/>
-              <w:right w:w="120" w:type="dxa"/>
-            </w:tcMar>
+            <w:tcBorders>
+              <w:top w:val="single" w:sz="12" w:space="0" w:color="1A365D"/>
+              <w:left w:val="none" w:sz="0" w:space="0" w:color="auto"/>
+              <w:bottom w:val="single" w:sz="12" w:space="0" w:color="1A365D"/>
+              <w:right w:val="none" w:sz="0" w:space="0" w:color="auto"/>
+            </w:tcBorders>
           </w:tcPr>
           <w:p>
             <w:pPr>
+              <w:spacing w:after="0"/>
               <w:jc w:val="center"/>
             </w:pPr>
             <w:r>
               <w:rPr>
                 <w:b/>
                 <w:color w:val="FFFFFF"/>
-                <w:sz w:val="20"/>
+                <w:sz w:val="19"/>
               </w:rPr>
               <w:t>Bước / Thời gian</w:t>
             </w:r>
@@ -2034,51 +2441,67 @@
         </w:tc>
         <w:tc>
           <w:tcPr>
-            <w:tcW w:type="dxa" w:w="3685"/>
+            <w:tcW w:type="dxa" w:w="2835"/>
+            <w:vAlign w:val="center"/>
+            <w:tcMar>
+              <w:top w:w="100" w:type="dxa"/>
+              <w:bottom w:w="100" w:type="dxa"/>
+              <w:left w:w="140" w:type="dxa"/>
+              <w:right w:w="140" w:type="dxa"/>
+            </w:tcMar>
             <w:shd w:fill="1A365D"/>
-            <w:tcMar>
-              <w:top w:w="120" w:type="dxa"/>
-              <w:bottom w:w="120" w:type="dxa"/>
-              <w:left w:w="120" w:type="dxa"/>
-              <w:right w:w="120" w:type="dxa"/>
-            </w:tcMar>
+            <w:tcBorders>
+              <w:top w:val="single" w:sz="12" w:space="0" w:color="1A365D"/>
+              <w:left w:val="none" w:sz="0" w:space="0" w:color="auto"/>
+              <w:bottom w:val="single" w:sz="12" w:space="0" w:color="1A365D"/>
+              <w:right w:val="none" w:sz="0" w:space="0" w:color="auto"/>
+            </w:tcBorders>
           </w:tcPr>
           <w:p>
             <w:pPr>
+              <w:spacing w:after="0"/>
               <w:jc w:val="center"/>
             </w:pPr>
             <w:r>
               <w:rPr>
                 <w:b/>
                 <w:color w:val="FFFFFF"/>
-                <w:sz w:val="20"/>
+                <w:sz w:val="19"/>
               </w:rPr>
-              <w:t>Thao tác trên Web Client</w:t>
+              <w:t>Màn hình hiển thị</w:t>
             </w:r>
           </w:p>
         </w:tc>
         <w:tc>
           <w:tcPr>
-            <w:tcW w:type="dxa" w:w="3685"/>
+            <w:tcW w:type="dxa" w:w="4535"/>
+            <w:vAlign w:val="center"/>
+            <w:tcMar>
+              <w:top w:w="100" w:type="dxa"/>
+              <w:bottom w:w="100" w:type="dxa"/>
+              <w:left w:w="140" w:type="dxa"/>
+              <w:right w:w="140" w:type="dxa"/>
+            </w:tcMar>
             <w:shd w:fill="1A365D"/>
-            <w:tcMar>
-              <w:top w:w="120" w:type="dxa"/>
-              <w:bottom w:w="120" w:type="dxa"/>
-              <w:left w:w="120" w:type="dxa"/>
-              <w:right w:w="120" w:type="dxa"/>
-            </w:tcMar>
+            <w:tcBorders>
+              <w:top w:val="single" w:sz="12" w:space="0" w:color="1A365D"/>
+              <w:left w:val="none" w:sz="0" w:space="0" w:color="auto"/>
+              <w:bottom w:val="single" w:sz="12" w:space="0" w:color="1A365D"/>
+              <w:right w:val="none" w:sz="0" w:space="0" w:color="auto"/>
+            </w:tcBorders>
           </w:tcPr>
           <w:p>
             <w:pPr>
+              <w:spacing w:after="0"/>
               <w:jc w:val="center"/>
             </w:pPr>
             <w:r>
               <w:rPr>
                 <w:b/>
                 <w:color w:val="FFFFFF"/>
-                <w:sz w:val="20"/>
+                <w:sz w:val="19"/>
               </w:rPr>
-              <w:t>Minh chứng đối chiếu GUI Tool CSDL</w:t>
+              <w:t>Nội dung thao tác minh chứng GUI</w:t>
             </w:r>
           </w:p>
         </w:tc>
@@ -2087,61 +2510,91 @@
         <w:tc>
           <w:tcPr>
             <w:tcW w:type="dxa" w:w="1701"/>
+            <w:vAlign w:val="center"/>
             <w:tcMar>
-              <w:top w:w="100" w:type="dxa"/>
-              <w:bottom w:w="100" w:type="dxa"/>
-              <w:left w:w="120" w:type="dxa"/>
-              <w:right w:w="120" w:type="dxa"/>
+              <w:top w:w="90" w:type="dxa"/>
+              <w:bottom w:w="90" w:type="dxa"/>
+              <w:left w:w="130" w:type="dxa"/>
+              <w:right w:w="130" w:type="dxa"/>
             </w:tcMar>
+            <w:shd w:fill="FFFFFF"/>
+            <w:tcBorders>
+              <w:top w:val="single" w:sz="4" w:space="0" w:color="CBD5E1"/>
+              <w:left w:val="none" w:sz="0" w:space="0" w:color="auto"/>
+              <w:bottom w:val="single" w:sz="4" w:space="0" w:color="CBD5E1"/>
+              <w:right w:val="none" w:sz="0" w:space="0" w:color="auto"/>
+            </w:tcBorders>
           </w:tcPr>
           <w:p>
             <w:pPr>
-              <w:jc w:val="center"/>
+              <w:spacing w:after="0" w:line="276" w:lineRule="auto"/>
             </w:pPr>
             <w:r>
               <w:rPr>
                 <w:b/>
-                <w:sz w:val="20"/>
+                <w:sz w:val="19"/>
               </w:rPr>
-              <w:t>Bước 1 (2:50 - 3:25)</w:t>
+              <w:t>Bước 1 (2:55 - 3:45)</w:t>
             </w:r>
           </w:p>
         </w:tc>
         <w:tc>
           <w:tcPr>
-            <w:tcW w:type="dxa" w:w="3685"/>
+            <w:tcW w:type="dxa" w:w="2835"/>
+            <w:vAlign w:val="center"/>
             <w:tcMar>
-              <w:top w:w="100" w:type="dxa"/>
-              <w:bottom w:w="100" w:type="dxa"/>
-              <w:left w:w="120" w:type="dxa"/>
-              <w:right w:w="120" w:type="dxa"/>
+              <w:top w:w="90" w:type="dxa"/>
+              <w:bottom w:w="90" w:type="dxa"/>
+              <w:left w:w="130" w:type="dxa"/>
+              <w:right w:w="130" w:type="dxa"/>
             </w:tcMar>
+            <w:shd w:fill="FFFFFF"/>
+            <w:tcBorders>
+              <w:top w:val="single" w:sz="4" w:space="0" w:color="CBD5E1"/>
+              <w:left w:val="none" w:sz="0" w:space="0" w:color="auto"/>
+              <w:bottom w:val="single" w:sz="4" w:space="0" w:color="CBD5E1"/>
+              <w:right w:val="none" w:sz="0" w:space="0" w:color="auto"/>
+            </w:tcBorders>
           </w:tcPr>
           <w:p>
+            <w:pPr>
+              <w:spacing w:after="0" w:line="276" w:lineRule="auto"/>
+            </w:pPr>
             <w:r>
               <w:rPr>
-                <w:sz w:val="20"/>
+                <w:sz w:val="19"/>
               </w:rPr>
-              <w:t>Web: Vào phòng học, phát video, tua tiến độ</w:t>
+              <w:t>Web Phòng học + cqlsh / TablePlus</w:t>
             </w:r>
           </w:p>
         </w:tc>
         <w:tc>
           <w:tcPr>
-            <w:tcW w:type="dxa" w:w="3685"/>
+            <w:tcW w:type="dxa" w:w="4535"/>
+            <w:vAlign w:val="center"/>
             <w:tcMar>
-              <w:top w:w="100" w:type="dxa"/>
-              <w:bottom w:w="100" w:type="dxa"/>
-              <w:left w:w="120" w:type="dxa"/>
-              <w:right w:w="120" w:type="dxa"/>
+              <w:top w:w="90" w:type="dxa"/>
+              <w:bottom w:w="90" w:type="dxa"/>
+              <w:left w:w="130" w:type="dxa"/>
+              <w:right w:w="130" w:type="dxa"/>
             </w:tcMar>
+            <w:shd w:fill="FFFFFF"/>
+            <w:tcBorders>
+              <w:top w:val="single" w:sz="4" w:space="0" w:color="CBD5E1"/>
+              <w:left w:val="none" w:sz="0" w:space="0" w:color="auto"/>
+              <w:bottom w:val="single" w:sz="4" w:space="0" w:color="CBD5E1"/>
+              <w:right w:val="none" w:sz="0" w:space="0" w:color="auto"/>
+            </w:tcBorders>
           </w:tcPr>
           <w:p>
+            <w:pPr>
+              <w:spacing w:after="0" w:line="276" w:lineRule="auto"/>
+            </w:pPr>
             <w:r>
               <w:rPr>
-                <w:sz w:val="20"/>
+                <w:sz w:val="19"/>
               </w:rPr>
-              <w:t>TablePlus: Query `SELECT * FROM learning_events WHERE student_id='2001230589'` thấy log theo giây.</w:t>
+              <w:t>Vào phòng học phát video bài giảng YouTube, tua đến giây 30, giây 60. Mở cqlsh chạy lệnh SELECT * FROM elearning_logs.video_tracking_events LIMIT 5; chỉ rõ log heartbeat.</w:t>
             </w:r>
           </w:p>
         </w:tc>
@@ -2150,64 +2603,91 @@
         <w:tc>
           <w:tcPr>
             <w:tcW w:type="dxa" w:w="1701"/>
+            <w:vAlign w:val="center"/>
             <w:tcMar>
-              <w:top w:w="100" w:type="dxa"/>
-              <w:bottom w:w="100" w:type="dxa"/>
-              <w:left w:w="120" w:type="dxa"/>
-              <w:right w:w="120" w:type="dxa"/>
+              <w:top w:w="90" w:type="dxa"/>
+              <w:bottom w:w="90" w:type="dxa"/>
+              <w:left w:w="130" w:type="dxa"/>
+              <w:right w:w="130" w:type="dxa"/>
             </w:tcMar>
-            <w:shd w:fill="F1F5F9"/>
+            <w:shd w:fill="F8FAFC"/>
+            <w:tcBorders>
+              <w:top w:val="single" w:sz="4" w:space="0" w:color="CBD5E1"/>
+              <w:left w:val="none" w:sz="0" w:space="0" w:color="auto"/>
+              <w:bottom w:val="single" w:sz="4" w:space="0" w:color="CBD5E1"/>
+              <w:right w:val="none" w:sz="0" w:space="0" w:color="auto"/>
+            </w:tcBorders>
           </w:tcPr>
           <w:p>
             <w:pPr>
-              <w:jc w:val="center"/>
+              <w:spacing w:after="0" w:line="276" w:lineRule="auto"/>
             </w:pPr>
             <w:r>
               <w:rPr>
                 <w:b/>
-                <w:sz w:val="20"/>
+                <w:sz w:val="19"/>
               </w:rPr>
-              <w:t>Bước 2 (3:25 - 3:45)</w:t>
+              <w:t>Bước 2 (3:45 - 4:15)</w:t>
             </w:r>
           </w:p>
         </w:tc>
         <w:tc>
           <w:tcPr>
-            <w:tcW w:type="dxa" w:w="3685"/>
+            <w:tcW w:type="dxa" w:w="2835"/>
+            <w:vAlign w:val="center"/>
             <w:tcMar>
-              <w:top w:w="100" w:type="dxa"/>
-              <w:bottom w:w="100" w:type="dxa"/>
-              <w:left w:w="120" w:type="dxa"/>
-              <w:right w:w="120" w:type="dxa"/>
+              <w:top w:w="90" w:type="dxa"/>
+              <w:bottom w:w="90" w:type="dxa"/>
+              <w:left w:w="130" w:type="dxa"/>
+              <w:right w:w="130" w:type="dxa"/>
             </w:tcMar>
-            <w:shd w:fill="F1F5F9"/>
+            <w:shd w:fill="F8FAFC"/>
+            <w:tcBorders>
+              <w:top w:val="single" w:sz="4" w:space="0" w:color="CBD5E1"/>
+              <w:left w:val="none" w:sz="0" w:space="0" w:color="auto"/>
+              <w:bottom w:val="single" w:sz="4" w:space="0" w:color="CBD5E1"/>
+              <w:right w:val="none" w:sz="0" w:space="0" w:color="auto"/>
+            </w:tcBorders>
           </w:tcPr>
           <w:p>
+            <w:pPr>
+              <w:spacing w:after="0" w:line="276" w:lineRule="auto"/>
+            </w:pPr>
             <w:r>
               <w:rPr>
-                <w:sz w:val="20"/>
+                <w:sz w:val="19"/>
               </w:rPr>
-              <w:t>Web: Xem biểu đồ Analytics Retention Curve</w:t>
+              <w:t>Web Bản Đồ Tri Thức + Neo4j Desktop</w:t>
             </w:r>
           </w:p>
         </w:tc>
         <w:tc>
           <w:tcPr>
-            <w:tcW w:type="dxa" w:w="3685"/>
+            <w:tcW w:type="dxa" w:w="4535"/>
+            <w:vAlign w:val="center"/>
             <w:tcMar>
-              <w:top w:w="100" w:type="dxa"/>
-              <w:bottom w:w="100" w:type="dxa"/>
-              <w:left w:w="120" w:type="dxa"/>
-              <w:right w:w="120" w:type="dxa"/>
+              <w:top w:w="90" w:type="dxa"/>
+              <w:bottom w:w="90" w:type="dxa"/>
+              <w:left w:w="130" w:type="dxa"/>
+              <w:right w:w="130" w:type="dxa"/>
             </w:tcMar>
-            <w:shd w:fill="F1F5F9"/>
+            <w:shd w:fill="F8FAFC"/>
+            <w:tcBorders>
+              <w:top w:val="single" w:sz="4" w:space="0" w:color="CBD5E1"/>
+              <w:left w:val="none" w:sz="0" w:space="0" w:color="auto"/>
+              <w:bottom w:val="single" w:sz="4" w:space="0" w:color="CBD5E1"/>
+              <w:right w:val="none" w:sz="0" w:space="0" w:color="auto"/>
+            </w:tcBorders>
           </w:tcPr>
           <w:p>
+            <w:pPr>
+              <w:spacing w:after="0" w:line="276" w:lineRule="auto"/>
+            </w:pPr>
             <w:r>
               <w:rPr>
-                <w:sz w:val="20"/>
+                <w:sz w:val="19"/>
               </w:rPr>
-              <w:t>Biểu đồ đường cong giữ chân video xuất trực quan từ Cassandra.</w:t>
+              <w:t>Bấm menu 'Bản Đồ Tri Thức'. Mở Neo4j Desktop (tab Query) chạy MATCH (n) RETURN n; hiển thị đồ thị 26 Nodes và 33 Relationships cực đẹp.</w:t>
             </w:r>
           </w:p>
         </w:tc>
@@ -2216,127 +2696,164 @@
         <w:tc>
           <w:tcPr>
             <w:tcW w:type="dxa" w:w="1701"/>
+            <w:vAlign w:val="center"/>
             <w:tcMar>
-              <w:top w:w="100" w:type="dxa"/>
-              <w:bottom w:w="100" w:type="dxa"/>
-              <w:left w:w="120" w:type="dxa"/>
-              <w:right w:w="120" w:type="dxa"/>
+              <w:top w:w="90" w:type="dxa"/>
+              <w:bottom w:w="90" w:type="dxa"/>
+              <w:left w:w="130" w:type="dxa"/>
+              <w:right w:w="130" w:type="dxa"/>
             </w:tcMar>
+            <w:shd w:fill="FFFFFF"/>
+            <w:tcBorders>
+              <w:top w:val="single" w:sz="4" w:space="0" w:color="CBD5E1"/>
+              <w:left w:val="none" w:sz="0" w:space="0" w:color="auto"/>
+              <w:bottom w:val="single" w:sz="4" w:space="0" w:color="CBD5E1"/>
+              <w:right w:val="none" w:sz="0" w:space="0" w:color="auto"/>
+            </w:tcBorders>
           </w:tcPr>
           <w:p>
             <w:pPr>
-              <w:jc w:val="center"/>
+              <w:spacing w:after="0" w:line="276" w:lineRule="auto"/>
             </w:pPr>
             <w:r>
               <w:rPr>
                 <w:b/>
-                <w:sz w:val="20"/>
+                <w:sz w:val="19"/>
               </w:rPr>
-              <w:t>Bước 3 (3:45 - 4:15)</w:t>
+              <w:t>Bước 3 (4:15 - 4:40)</w:t>
             </w:r>
           </w:p>
         </w:tc>
         <w:tc>
           <w:tcPr>
-            <w:tcW w:type="dxa" w:w="3685"/>
+            <w:tcW w:type="dxa" w:w="2835"/>
+            <w:vAlign w:val="center"/>
             <w:tcMar>
-              <w:top w:w="100" w:type="dxa"/>
-              <w:bottom w:w="100" w:type="dxa"/>
-              <w:left w:w="120" w:type="dxa"/>
-              <w:right w:w="120" w:type="dxa"/>
+              <w:top w:w="90" w:type="dxa"/>
+              <w:bottom w:w="90" w:type="dxa"/>
+              <w:left w:w="130" w:type="dxa"/>
+              <w:right w:w="130" w:type="dxa"/>
             </w:tcMar>
+            <w:shd w:fill="FFFFFF"/>
+            <w:tcBorders>
+              <w:top w:val="single" w:sz="4" w:space="0" w:color="CBD5E1"/>
+              <w:left w:val="none" w:sz="0" w:space="0" w:color="auto"/>
+              <w:bottom w:val="single" w:sz="4" w:space="0" w:color="CBD5E1"/>
+              <w:right w:val="none" w:sz="0" w:space="0" w:color="auto"/>
+            </w:tcBorders>
           </w:tcPr>
           <w:p>
+            <w:pPr>
+              <w:spacing w:after="0" w:line="276" w:lineRule="auto"/>
+            </w:pPr>
             <w:r>
               <w:rPr>
-                <w:sz w:val="20"/>
+                <w:sz w:val="19"/>
               </w:rPr>
-              <w:t>Web: Mở Bản đồ tri thức CEFR (A1 -&gt; C2)</w:t>
+              <w:t>Web Bạn Cùng Tiến + Cypher Matching</w:t>
             </w:r>
           </w:p>
         </w:tc>
         <w:tc>
           <w:tcPr>
-            <w:tcW w:type="dxa" w:w="3685"/>
+            <w:tcW w:type="dxa" w:w="4535"/>
+            <w:vAlign w:val="center"/>
             <w:tcMar>
-              <w:top w:w="100" w:type="dxa"/>
-              <w:bottom w:w="100" w:type="dxa"/>
-              <w:left w:w="120" w:type="dxa"/>
-              <w:right w:w="120" w:type="dxa"/>
+              <w:top w:w="90" w:type="dxa"/>
+              <w:bottom w:w="90" w:type="dxa"/>
+              <w:left w:w="130" w:type="dxa"/>
+              <w:right w:w="130" w:type="dxa"/>
             </w:tcMar>
+            <w:shd w:fill="FFFFFF"/>
+            <w:tcBorders>
+              <w:top w:val="single" w:sz="4" w:space="0" w:color="CBD5E1"/>
+              <w:left w:val="none" w:sz="0" w:space="0" w:color="auto"/>
+              <w:bottom w:val="single" w:sz="4" w:space="0" w:color="CBD5E1"/>
+              <w:right w:val="none" w:sz="0" w:space="0" w:color="auto"/>
+            </w:tcBorders>
           </w:tcPr>
           <w:p>
+            <w:pPr>
+              <w:spacing w:after="0" w:line="276" w:lineRule="auto"/>
+            </w:pPr>
             <w:r>
               <w:rPr>
-                <w:sz w:val="20"/>
+                <w:sz w:val="19"/>
               </w:rPr>
-              <w:t>Neo4j Browser: Chạy Cypher `MATCH (c:Course)-[:CONTAINS]-&gt;(l:Lesson) RETURN c, l`.</w:t>
+              <w:t>Xem mục Bạn Cùng Tiến trên Web. Trên Neo4j chạy MATCH (me:Learner)-[:ENROLLED_IN]-&gt;(c:Course)&lt;-[:ENROLLED_IN]-(buddy:Learner) RETURN ... trả về liên kết 3 sinh viên học chung khóa.</w:t>
             </w:r>
           </w:p>
         </w:tc>
       </w:tr>
+    </w:tbl>
+    <w:p>
+      <w:pPr>
+        <w:spacing w:after="120"/>
+      </w:pPr>
+    </w:p>
+    <w:p>
+      <w:pPr>
+        <w:spacing w:before="160" w:after="40"/>
+      </w:pPr>
+      <w:r>
+        <w:rPr>
+          <w:b/>
+          <w:color w:val="2563EB"/>
+          <w:sz w:val="24"/>
+        </w:rPr>
+        <w:t>3.4. PHẦN 4: QUẢN TRỊ CMS, TƯỜNG LỬA REDIS &amp; GIÁM SÁT 4 CSDL (4:40 – 5:50)</w:t>
+      </w:r>
+    </w:p>
+    <w:tbl>
+      <w:tblPr>
+        <w:tblW w:type="auto" w:w="0"/>
+        <w:jc w:val="center"/>
+        <w:tblLook w:firstColumn="1" w:firstRow="1" w:lastColumn="0" w:lastRow="0" w:noHBand="0" w:noVBand="1" w:val="04A0"/>
+      </w:tblPr>
+      <w:tblGrid>
+        <w:gridCol w:w="9071"/>
+      </w:tblGrid>
       <w:tr>
         <w:tc>
           <w:tcPr>
-            <w:tcW w:type="dxa" w:w="1701"/>
+            <w:tcW w:type="dxa" w:w="9071"/>
+            <w:shd w:fill="F1F5F9"/>
             <w:tcMar>
-              <w:top w:w="100" w:type="dxa"/>
-              <w:bottom w:w="100" w:type="dxa"/>
-              <w:left w:w="120" w:type="dxa"/>
-              <w:right w:w="120" w:type="dxa"/>
+              <w:top w:w="140" w:type="dxa"/>
+              <w:bottom w:w="140" w:type="dxa"/>
+              <w:left w:w="200" w:type="dxa"/>
+              <w:right w:w="180" w:type="dxa"/>
             </w:tcMar>
-            <w:shd w:fill="F1F5F9"/>
+            <w:tcBorders>
+              <w:left w:val="single" w:sz="24" w:space="0" w:color="1A365D"/>
+              <w:top w:val="none" w:sz="0" w:space="0" w:color="auto"/>
+              <w:right w:val="none" w:sz="0" w:space="0" w:color="auto"/>
+              <w:bottom w:val="none" w:sz="0" w:space="0" w:color="auto"/>
+            </w:tcBorders>
           </w:tcPr>
           <w:p>
             <w:pPr>
-              <w:jc w:val="center"/>
+              <w:spacing w:after="40" w:line="300" w:lineRule="auto"/>
             </w:pPr>
             <w:r>
               <w:rPr>
                 <w:b/>
-                <w:sz w:val="20"/>
+                <w:color w:val="1A365D"/>
+                <w:sz w:val="21"/>
               </w:rPr>
-              <w:t>Bước 4 (4:15 - 4:40)</w:t>
+              <w:t>🎙️ Lời thoại thuyết minh — Nguyễn Trọng Nguyên (MSSV: 2001230589):</w:t>
+              <w:br/>
             </w:r>
-          </w:p>
-        </w:tc>
-        <w:tc>
-          <w:tcPr>
-            <w:tcW w:type="dxa" w:w="3685"/>
-            <w:tcMar>
-              <w:top w:w="100" w:type="dxa"/>
-              <w:bottom w:w="100" w:type="dxa"/>
-              <w:left w:w="120" w:type="dxa"/>
-              <w:right w:w="120" w:type="dxa"/>
-            </w:tcMar>
-            <w:shd w:fill="F1F5F9"/>
-          </w:tcPr>
-          <w:p>
             <w:r>
               <w:rPr>
-                <w:sz w:val="20"/>
+                <w:i/>
+                <w:color w:val="0F172A"/>
+                <w:sz w:val="21"/>
               </w:rPr>
-              <w:t>Web: Xem Bạn Cùng Tiến &amp; Hỏi AI Copilot</w:t>
-            </w:r>
-          </w:p>
-        </w:tc>
-        <w:tc>
-          <w:tcPr>
-            <w:tcW w:type="dxa" w:w="3685"/>
-            <w:tcMar>
-              <w:top w:w="100" w:type="dxa"/>
-              <w:bottom w:w="100" w:type="dxa"/>
-              <w:left w:w="120" w:type="dxa"/>
-              <w:right w:w="120" w:type="dxa"/>
-            </w:tcMar>
-            <w:shd w:fill="F1F5F9"/>
-          </w:tcPr>
-          <w:p>
-            <w:r>
-              <w:rPr>
-                <w:sz w:val="20"/>
-              </w:rPr>
-              <w:t>Neo4j Browser: Chạy Cypher Co-enrollment Match gợi ý bạn học cùng Band 7.5+.</w:t>
+              <w:t>"Em xin tiếp tục với phân hệ Quản trị viên và Giảng viên. Khi đăng nhập với tài khoản admin01, hệ thống kiểm tra phân quyền RBAC và mở khóa bảng điều khiển CMS. Giảng viên có thể chỉnh sửa cấu trúc khóa học và ngân hàng đề thi. Khi lưu, MongoDB cập nhật document câu hỏi và backend tự động kích hoạt cơ chế Cache Invalidation trên Redis để xóa cache cũ, đảm bảo học viên luôn nhận được nội dung mới nhất mà không gặp lỗi Stale Cache.</w:t>
+              <w:br/>
+              <w:br/>
+              <w:t>Để chống tấn công DoS và Brute-force mật khẩu, backend tích hợp Tường lửa Redis Sliding Window với ngưỡng 120 request/phút. Mọi request được gắn timestamp dạng score vào Sorted Set. Nếu một địa chỉ IP gửi vượt quá 120 request/phút, Redis lập tức từ chối và trả về HTTP 429 Too Many Requests để bảo vệ máy chủ. Trên màn hình Dashboard, 4 đèn trạng thái xanh hiển thị cả 4 CSDL: MongoDB (Online), Redis (Live), Cassandra (CQL Connected), Neo4j (Bolt Active)."</w:t>
             </w:r>
           </w:p>
         </w:tc>
@@ -2347,89 +2864,11 @@
         <w:spacing w:after="80"/>
       </w:pPr>
     </w:p>
-    <w:p>
-      <w:pPr>
-        <w:spacing w:before="200" w:after="60"/>
-      </w:pPr>
-      <w:r>
-        <w:rPr>
-          <w:b/>
-          <w:color w:val="1A365D"/>
-          <w:sz w:val="26"/>
-        </w:rPr>
-        <w:t>PHẦN 3: QUẢN TRỊ CMS, TƯỜNG LỬA BẢO MẬT REDIS &amp; SAO LƯU PHỤC HỒI</w:t>
-      </w:r>
-    </w:p>
-    <w:p>
-      <w:pPr>
-        <w:spacing w:after="80"/>
-      </w:pPr>
-      <w:r>
-        <w:rPr>
-          <w:b/>
-        </w:rPr>
-        <w:t xml:space="preserve">Người thực hiện: </w:t>
-      </w:r>
-      <w:r>
-        <w:t xml:space="preserve">Nguyễn Trọng Nguyên (Trưởng nhóm)  |  </w:t>
-      </w:r>
-      <w:r>
-        <w:rPr>
-          <w:b/>
-        </w:rPr>
-        <w:t xml:space="preserve">Thời lượng: </w:t>
-      </w:r>
-      <w:r>
-        <w:t>4:40 – 5:50 (70 giây)</w:t>
-      </w:r>
-    </w:p>
-    <w:p>
-      <w:pPr>
-        <w:ind w:firstLine="709"/>
-      </w:pPr>
-      <w:r>
-        <w:t>Minh chứng phân quyền quản trị cấp cao, công cụ CMS kiểm duyệt nội dung, cơ chế tường lửa bảo vệ hệ thống trước tấn công DoS và khả năng khôi phục dữ liệu thảm họa.</w:t>
-      </w:r>
-    </w:p>
-    <w:p>
-      <w:pPr>
-        <w:spacing w:before="80" w:after="120"/>
-        <w:ind w:left="567" w:right="283"/>
-      </w:pPr>
-      <w:r>
-        <w:rPr>
-          <w:b/>
-          <w:color w:val="2563EB"/>
-        </w:rPr>
-        <w:t xml:space="preserve">🎙️ Lời thoại thuyết minh: </w:t>
-      </w:r>
-      <w:r>
-        <w:rPr>
-          <w:i/>
-          <w:color w:val="0F172A"/>
-        </w:rPr>
-        <w:t>"Em xin tiếp tục với phân hệ Quản trị viên và Giảng viên. Khi đăng nhập với tài khoản admin, hệ thống kiểm tra phân quyền RBAC và mở khóa bảng điều khiển CMS. Giảng viên có thể chỉnh sửa ngân hàng câu hỏi đề thi trực tiếp trên giao diện. Khi lưu, MongoDB cập nhật document câu hỏi và backend tự động xóa khóa cache liên quan trên Redis, đảm bảo học viên luôn nhận được nội dung mới nhất.</w:t>
-        <w:br/>
-        <w:br/>
-        <w:t>Để bảo vệ nền tảng trước các cuộc tấn công Brute-force hoặc DDoS, backend tích hợp Tường lửa Redis Sliding Window với ngưỡng 120 request/phút. Mỗi request được ghi nhận timestamp dạng score vào Sorted Set. Khi phát hiện IP gửi quá tần suất cho phép, Redis tự động từ chối bằng mã lỗi HTTP 429 và đưa IP vào danh sách đen.</w:t>
-        <w:br/>
-        <w:br/>
-        <w:t>Về sao lưu và phục hồi: Hệ thống xây dựng module sao lưu hợp nhất mongodump, redis RDB, cqlsh snapshot và neo4j dump. Kịch bản thực nghiệm chứng minh khi gặp sự cố, toàn bộ 1.000 bản ghi được phục hồi nguyên vẹn 100% trong vòng dưới 4.5 giây."</w:t>
-      </w:r>
-    </w:p>
     <w:tbl>
       <w:tblPr>
         <w:tblW w:type="auto" w:w="0"/>
         <w:jc w:val="center"/>
         <w:tblLook w:firstColumn="1" w:firstRow="1" w:lastColumn="0" w:lastRow="0" w:noHBand="0" w:noVBand="1" w:val="04A0"/>
-        <w:tblBorders>
-          <w:top w:val="single" w:sz="4" w:space="0" w:color="1A365D"/>
-          <w:left w:val="single" w:sz="4" w:space="0" w:color="1A365D"/>
-          <w:bottom w:val="single" w:sz="4" w:space="0" w:color="1A365D"/>
-          <w:right w:val="single" w:sz="4" w:space="0" w:color="1A365D"/>
-          <w:insideH w:val="single" w:sz="4" w:space="0" w:color="1A365D"/>
-          <w:insideV w:val="single" w:sz="4" w:space="0" w:color="1A365D"/>
-        </w:tblBorders>
       </w:tblPr>
       <w:tblGrid>
         <w:gridCol w:w="3024"/>
@@ -2440,23 +2879,31 @@
         <w:tc>
           <w:tcPr>
             <w:tcW w:type="dxa" w:w="1701"/>
+            <w:vAlign w:val="center"/>
+            <w:tcMar>
+              <w:top w:w="100" w:type="dxa"/>
+              <w:bottom w:w="100" w:type="dxa"/>
+              <w:left w:w="140" w:type="dxa"/>
+              <w:right w:w="140" w:type="dxa"/>
+            </w:tcMar>
             <w:shd w:fill="1A365D"/>
-            <w:tcMar>
-              <w:top w:w="120" w:type="dxa"/>
-              <w:bottom w:w="120" w:type="dxa"/>
-              <w:left w:w="120" w:type="dxa"/>
-              <w:right w:w="120" w:type="dxa"/>
-            </w:tcMar>
+            <w:tcBorders>
+              <w:top w:val="single" w:sz="12" w:space="0" w:color="1A365D"/>
+              <w:left w:val="none" w:sz="0" w:space="0" w:color="auto"/>
+              <w:bottom w:val="single" w:sz="12" w:space="0" w:color="1A365D"/>
+              <w:right w:val="none" w:sz="0" w:space="0" w:color="auto"/>
+            </w:tcBorders>
           </w:tcPr>
           <w:p>
             <w:pPr>
+              <w:spacing w:after="0"/>
               <w:jc w:val="center"/>
             </w:pPr>
             <w:r>
               <w:rPr>
                 <w:b/>
                 <w:color w:val="FFFFFF"/>
-                <w:sz w:val="20"/>
+                <w:sz w:val="19"/>
               </w:rPr>
               <w:t>Bước / Thời gian</w:t>
             </w:r>
@@ -2464,51 +2911,67 @@
         </w:tc>
         <w:tc>
           <w:tcPr>
-            <w:tcW w:type="dxa" w:w="3685"/>
+            <w:tcW w:type="dxa" w:w="2835"/>
+            <w:vAlign w:val="center"/>
+            <w:tcMar>
+              <w:top w:w="100" w:type="dxa"/>
+              <w:bottom w:w="100" w:type="dxa"/>
+              <w:left w:w="140" w:type="dxa"/>
+              <w:right w:w="140" w:type="dxa"/>
+            </w:tcMar>
             <w:shd w:fill="1A365D"/>
-            <w:tcMar>
-              <w:top w:w="120" w:type="dxa"/>
-              <w:bottom w:w="120" w:type="dxa"/>
-              <w:left w:w="120" w:type="dxa"/>
-              <w:right w:w="120" w:type="dxa"/>
-            </w:tcMar>
+            <w:tcBorders>
+              <w:top w:val="single" w:sz="12" w:space="0" w:color="1A365D"/>
+              <w:left w:val="none" w:sz="0" w:space="0" w:color="auto"/>
+              <w:bottom w:val="single" w:sz="12" w:space="0" w:color="1A365D"/>
+              <w:right w:val="none" w:sz="0" w:space="0" w:color="auto"/>
+            </w:tcBorders>
           </w:tcPr>
           <w:p>
             <w:pPr>
+              <w:spacing w:after="0"/>
               <w:jc w:val="center"/>
             </w:pPr>
             <w:r>
               <w:rPr>
                 <w:b/>
                 <w:color w:val="FFFFFF"/>
-                <w:sz w:val="20"/>
+                <w:sz w:val="19"/>
               </w:rPr>
-              <w:t>Thao tác trên Web Client</w:t>
+              <w:t>Màn hình hiển thị</w:t>
             </w:r>
           </w:p>
         </w:tc>
         <w:tc>
           <w:tcPr>
-            <w:tcW w:type="dxa" w:w="3685"/>
+            <w:tcW w:type="dxa" w:w="4535"/>
+            <w:vAlign w:val="center"/>
+            <w:tcMar>
+              <w:top w:w="100" w:type="dxa"/>
+              <w:bottom w:w="100" w:type="dxa"/>
+              <w:left w:w="140" w:type="dxa"/>
+              <w:right w:w="140" w:type="dxa"/>
+            </w:tcMar>
             <w:shd w:fill="1A365D"/>
-            <w:tcMar>
-              <w:top w:w="120" w:type="dxa"/>
-              <w:bottom w:w="120" w:type="dxa"/>
-              <w:left w:w="120" w:type="dxa"/>
-              <w:right w:w="120" w:type="dxa"/>
-            </w:tcMar>
+            <w:tcBorders>
+              <w:top w:val="single" w:sz="12" w:space="0" w:color="1A365D"/>
+              <w:left w:val="none" w:sz="0" w:space="0" w:color="auto"/>
+              <w:bottom w:val="single" w:sz="12" w:space="0" w:color="1A365D"/>
+              <w:right w:val="none" w:sz="0" w:space="0" w:color="auto"/>
+            </w:tcBorders>
           </w:tcPr>
           <w:p>
             <w:pPr>
+              <w:spacing w:after="0"/>
               <w:jc w:val="center"/>
             </w:pPr>
             <w:r>
               <w:rPr>
                 <w:b/>
                 <w:color w:val="FFFFFF"/>
-                <w:sz w:val="20"/>
+                <w:sz w:val="19"/>
               </w:rPr>
-              <w:t>Minh chứng đối chiếu GUI Tool CSDL</w:t>
+              <w:t>Nội dung thao tác minh chứng GUI</w:t>
             </w:r>
           </w:p>
         </w:tc>
@@ -2517,61 +2980,91 @@
         <w:tc>
           <w:tcPr>
             <w:tcW w:type="dxa" w:w="1701"/>
+            <w:vAlign w:val="center"/>
             <w:tcMar>
-              <w:top w:w="100" w:type="dxa"/>
-              <w:bottom w:w="100" w:type="dxa"/>
-              <w:left w:w="120" w:type="dxa"/>
-              <w:right w:w="120" w:type="dxa"/>
+              <w:top w:w="90" w:type="dxa"/>
+              <w:bottom w:w="90" w:type="dxa"/>
+              <w:left w:w="130" w:type="dxa"/>
+              <w:right w:w="130" w:type="dxa"/>
             </w:tcMar>
+            <w:shd w:fill="FFFFFF"/>
+            <w:tcBorders>
+              <w:top w:val="single" w:sz="4" w:space="0" w:color="CBD5E1"/>
+              <w:left w:val="none" w:sz="0" w:space="0" w:color="auto"/>
+              <w:bottom w:val="single" w:sz="4" w:space="0" w:color="CBD5E1"/>
+              <w:right w:val="none" w:sz="0" w:space="0" w:color="auto"/>
+            </w:tcBorders>
           </w:tcPr>
           <w:p>
             <w:pPr>
-              <w:jc w:val="center"/>
+              <w:spacing w:after="0" w:line="276" w:lineRule="auto"/>
             </w:pPr>
             <w:r>
               <w:rPr>
                 <w:b/>
-                <w:sz w:val="20"/>
+                <w:sz w:val="19"/>
               </w:rPr>
-              <w:t>Bước 1 (4:40 - 5:10)</w:t>
+              <w:t>Bước 1 (4:40 - 5:15)</w:t>
             </w:r>
           </w:p>
         </w:tc>
         <w:tc>
           <w:tcPr>
-            <w:tcW w:type="dxa" w:w="3685"/>
+            <w:tcW w:type="dxa" w:w="2835"/>
+            <w:vAlign w:val="center"/>
             <w:tcMar>
-              <w:top w:w="100" w:type="dxa"/>
-              <w:bottom w:w="100" w:type="dxa"/>
-              <w:left w:w="120" w:type="dxa"/>
-              <w:right w:w="120" w:type="dxa"/>
+              <w:top w:w="90" w:type="dxa"/>
+              <w:bottom w:w="90" w:type="dxa"/>
+              <w:left w:w="130" w:type="dxa"/>
+              <w:right w:w="130" w:type="dxa"/>
             </w:tcMar>
+            <w:shd w:fill="FFFFFF"/>
+            <w:tcBorders>
+              <w:top w:val="single" w:sz="4" w:space="0" w:color="CBD5E1"/>
+              <w:left w:val="none" w:sz="0" w:space="0" w:color="auto"/>
+              <w:bottom w:val="single" w:sz="4" w:space="0" w:color="CBD5E1"/>
+              <w:right w:val="none" w:sz="0" w:space="0" w:color="auto"/>
+            </w:tcBorders>
           </w:tcPr>
           <w:p>
+            <w:pPr>
+              <w:spacing w:after="0" w:line="276" w:lineRule="auto"/>
+            </w:pPr>
             <w:r>
               <w:rPr>
-                <w:sz w:val="20"/>
+                <w:sz w:val="19"/>
               </w:rPr>
-              <w:t>Web: Đăng nhập Admin, sửa câu hỏi đề thi CMS</w:t>
+              <w:t>Web CMS Admin + MongoDB Compass</w:t>
             </w:r>
           </w:p>
         </w:tc>
         <w:tc>
           <w:tcPr>
-            <w:tcW w:type="dxa" w:w="3685"/>
+            <w:tcW w:type="dxa" w:w="4535"/>
+            <w:vAlign w:val="center"/>
             <w:tcMar>
-              <w:top w:w="100" w:type="dxa"/>
-              <w:bottom w:w="100" w:type="dxa"/>
-              <w:left w:w="120" w:type="dxa"/>
-              <w:right w:w="120" w:type="dxa"/>
+              <w:top w:w="90" w:type="dxa"/>
+              <w:bottom w:w="90" w:type="dxa"/>
+              <w:left w:w="130" w:type="dxa"/>
+              <w:right w:w="130" w:type="dxa"/>
             </w:tcMar>
+            <w:shd w:fill="FFFFFF"/>
+            <w:tcBorders>
+              <w:top w:val="single" w:sz="4" w:space="0" w:color="CBD5E1"/>
+              <w:left w:val="none" w:sz="0" w:space="0" w:color="auto"/>
+              <w:bottom w:val="single" w:sz="4" w:space="0" w:color="CBD5E1"/>
+              <w:right w:val="none" w:sz="0" w:space="0" w:color="auto"/>
+            </w:tcBorders>
           </w:tcPr>
           <w:p>
+            <w:pPr>
+              <w:spacing w:after="0" w:line="276" w:lineRule="auto"/>
+            </w:pPr>
             <w:r>
               <w:rPr>
-                <w:sz w:val="20"/>
+                <w:sz w:val="19"/>
               </w:rPr>
-              <w:t>Compass: Collection `questions` cập nhật tức thời nội dung và đáp án mới.</w:t>
+              <w:t>Đăng nhập admin01/123456. Chỉnh sửa nội dung 1 câu hỏi đề thi -&gt; Bấm Lưu -&gt; Mở Compass collection questions thấy dữ liệu cập nhật ngay, Redis tự xóa cache cũ.</w:t>
             </w:r>
           </w:p>
         </w:tc>
@@ -2580,127 +3073,167 @@
         <w:tc>
           <w:tcPr>
             <w:tcW w:type="dxa" w:w="1701"/>
+            <w:vAlign w:val="center"/>
             <w:tcMar>
-              <w:top w:w="100" w:type="dxa"/>
-              <w:bottom w:w="100" w:type="dxa"/>
-              <w:left w:w="120" w:type="dxa"/>
-              <w:right w:w="120" w:type="dxa"/>
+              <w:top w:w="90" w:type="dxa"/>
+              <w:bottom w:w="90" w:type="dxa"/>
+              <w:left w:w="130" w:type="dxa"/>
+              <w:right w:w="130" w:type="dxa"/>
             </w:tcMar>
-            <w:shd w:fill="F1F5F9"/>
+            <w:shd w:fill="F8FAFC"/>
+            <w:tcBorders>
+              <w:top w:val="single" w:sz="4" w:space="0" w:color="CBD5E1"/>
+              <w:left w:val="none" w:sz="0" w:space="0" w:color="auto"/>
+              <w:bottom w:val="single" w:sz="4" w:space="0" w:color="CBD5E1"/>
+              <w:right w:val="none" w:sz="0" w:space="0" w:color="auto"/>
+            </w:tcBorders>
           </w:tcPr>
           <w:p>
             <w:pPr>
-              <w:jc w:val="center"/>
+              <w:spacing w:after="0" w:line="276" w:lineRule="auto"/>
             </w:pPr>
             <w:r>
               <w:rPr>
                 <w:b/>
-                <w:sz w:val="20"/>
+                <w:sz w:val="19"/>
               </w:rPr>
-              <w:t>Bước 2 (5:10 - 5:35)</w:t>
+              <w:t>Bước 2 (5:15 - 5:50)</w:t>
             </w:r>
           </w:p>
         </w:tc>
         <w:tc>
           <w:tcPr>
-            <w:tcW w:type="dxa" w:w="3685"/>
+            <w:tcW w:type="dxa" w:w="2835"/>
+            <w:vAlign w:val="center"/>
             <w:tcMar>
-              <w:top w:w="100" w:type="dxa"/>
-              <w:bottom w:w="100" w:type="dxa"/>
-              <w:left w:w="120" w:type="dxa"/>
-              <w:right w:w="120" w:type="dxa"/>
+              <w:top w:w="90" w:type="dxa"/>
+              <w:bottom w:w="90" w:type="dxa"/>
+              <w:left w:w="130" w:type="dxa"/>
+              <w:right w:w="130" w:type="dxa"/>
             </w:tcMar>
-            <w:shd w:fill="F1F5F9"/>
+            <w:shd w:fill="F8FAFC"/>
+            <w:tcBorders>
+              <w:top w:val="single" w:sz="4" w:space="0" w:color="CBD5E1"/>
+              <w:left w:val="none" w:sz="0" w:space="0" w:color="auto"/>
+              <w:bottom w:val="single" w:sz="4" w:space="0" w:color="CBD5E1"/>
+              <w:right w:val="none" w:sz="0" w:space="0" w:color="auto"/>
+            </w:tcBorders>
           </w:tcPr>
           <w:p>
+            <w:pPr>
+              <w:spacing w:after="0" w:line="276" w:lineRule="auto"/>
+            </w:pPr>
             <w:r>
               <w:rPr>
-                <w:sz w:val="20"/>
+                <w:sz w:val="19"/>
               </w:rPr>
-              <w:t>Web: Bấm kiểm tra Tường lửa Redis (120 RPM)</w:t>
+              <w:t>Web Dashboard Giám Sát + RedisInsight</w:t>
             </w:r>
           </w:p>
         </w:tc>
         <w:tc>
           <w:tcPr>
-            <w:tcW w:type="dxa" w:w="3685"/>
+            <w:tcW w:type="dxa" w:w="4535"/>
+            <w:vAlign w:val="center"/>
             <w:tcMar>
-              <w:top w:w="100" w:type="dxa"/>
-              <w:bottom w:w="100" w:type="dxa"/>
-              <w:left w:w="120" w:type="dxa"/>
-              <w:right w:w="120" w:type="dxa"/>
+              <w:top w:w="90" w:type="dxa"/>
+              <w:bottom w:w="90" w:type="dxa"/>
+              <w:left w:w="130" w:type="dxa"/>
+              <w:right w:w="130" w:type="dxa"/>
             </w:tcMar>
-            <w:shd w:fill="F1F5F9"/>
+            <w:shd w:fill="F8FAFC"/>
+            <w:tcBorders>
+              <w:top w:val="single" w:sz="4" w:space="0" w:color="CBD5E1"/>
+              <w:left w:val="none" w:sz="0" w:space="0" w:color="auto"/>
+              <w:bottom w:val="single" w:sz="4" w:space="0" w:color="CBD5E1"/>
+              <w:right w:val="none" w:sz="0" w:space="0" w:color="auto"/>
+            </w:tcBorders>
           </w:tcPr>
           <w:p>
+            <w:pPr>
+              <w:spacing w:after="0" w:line="276" w:lineRule="auto"/>
+            </w:pPr>
             <w:r>
               <w:rPr>
-                <w:sz w:val="20"/>
+                <w:sz w:val="19"/>
               </w:rPr>
-              <w:t>RedisInsight: Key `security:ratelimit:...` và danh sách đen IP `security:blacklist:ips`.</w:t>
+              <w:t>Xem mục Giám Sát 4 CSDL: 4 đèn xanh Online. Mục Tường lửa Redis: Hiển thị 120 RPM Sliding Window. Mở RedisInsight chỉ vào key security:ratelimit:ip:... (Sorted Set).</w:t>
             </w:r>
           </w:p>
         </w:tc>
       </w:tr>
+    </w:tbl>
+    <w:p>
+      <w:pPr>
+        <w:spacing w:after="120"/>
+      </w:pPr>
+    </w:p>
+    <w:p>
+      <w:pPr>
+        <w:spacing w:before="160" w:after="40"/>
+      </w:pPr>
+      <w:r>
+        <w:rPr>
+          <w:b/>
+          <w:color w:val="2563EB"/>
+          <w:sz w:val="24"/>
+        </w:rPr>
+        <w:t>3.5. PHẦN 5: ĐÁNH GIÁ HIỆU NĂNG THỰC TẾ TRÊN TERMINAL &amp; LỜI KẾT (5:50 – 6:30)</w:t>
+      </w:r>
+    </w:p>
+    <w:tbl>
+      <w:tblPr>
+        <w:tblW w:type="auto" w:w="0"/>
+        <w:jc w:val="center"/>
+        <w:tblLook w:firstColumn="1" w:firstRow="1" w:lastColumn="0" w:lastRow="0" w:noHBand="0" w:noVBand="1" w:val="04A0"/>
+      </w:tblPr>
+      <w:tblGrid>
+        <w:gridCol w:w="9071"/>
+      </w:tblGrid>
       <w:tr>
         <w:tc>
           <w:tcPr>
-            <w:tcW w:type="dxa" w:w="1701"/>
+            <w:tcW w:type="dxa" w:w="9071"/>
+            <w:shd w:fill="F1F5F9"/>
             <w:tcMar>
-              <w:top w:w="100" w:type="dxa"/>
-              <w:bottom w:w="100" w:type="dxa"/>
-              <w:left w:w="120" w:type="dxa"/>
-              <w:right w:w="120" w:type="dxa"/>
+              <w:top w:w="140" w:type="dxa"/>
+              <w:bottom w:w="140" w:type="dxa"/>
+              <w:left w:w="200" w:type="dxa"/>
+              <w:right w:w="180" w:type="dxa"/>
             </w:tcMar>
+            <w:tcBorders>
+              <w:left w:val="single" w:sz="24" w:space="0" w:color="1A365D"/>
+              <w:top w:val="none" w:sz="0" w:space="0" w:color="auto"/>
+              <w:right w:val="none" w:sz="0" w:space="0" w:color="auto"/>
+              <w:bottom w:val="none" w:sz="0" w:space="0" w:color="auto"/>
+            </w:tcBorders>
           </w:tcPr>
           <w:p>
             <w:pPr>
-              <w:jc w:val="center"/>
+              <w:spacing w:after="40" w:line="300" w:lineRule="auto"/>
             </w:pPr>
             <w:r>
               <w:rPr>
                 <w:b/>
-                <w:sz w:val="20"/>
+                <w:color w:val="1A365D"/>
+                <w:sz w:val="21"/>
               </w:rPr>
-              <w:t>Bước 3 (5:35 - 5:50)</w:t>
+              <w:t>🎙️ Lời thoại thuyết minh — Cả 3 thành viên:</w:t>
+              <w:br/>
             </w:r>
-          </w:p>
-        </w:tc>
-        <w:tc>
-          <w:tcPr>
-            <w:tcW w:type="dxa" w:w="3685"/>
-            <w:tcMar>
-              <w:top w:w="100" w:type="dxa"/>
-              <w:bottom w:w="100" w:type="dxa"/>
-              <w:left w:w="120" w:type="dxa"/>
-              <w:right w:w="120" w:type="dxa"/>
-            </w:tcMar>
-          </w:tcPr>
-          <w:p>
             <w:r>
               <w:rPr>
-                <w:sz w:val="20"/>
+                <w:i/>
+                <w:color w:val="0F172A"/>
+                <w:sz w:val="21"/>
               </w:rPr>
-              <w:t>Web: Xem Telemetry 4 CSDL &amp; Tạo bản sao lưu</w:t>
-            </w:r>
-          </w:p>
-        </w:tc>
-        <w:tc>
-          <w:tcPr>
-            <w:tcW w:type="dxa" w:w="3685"/>
-            <w:tcMar>
-              <w:top w:w="100" w:type="dxa"/>
-              <w:bottom w:w="100" w:type="dxa"/>
-              <w:left w:w="120" w:type="dxa"/>
-              <w:right w:w="120" w:type="dxa"/>
-            </w:tcMar>
-          </w:tcPr>
-          <w:p>
-            <w:r>
-              <w:rPr>
-                <w:sz w:val="20"/>
-              </w:rPr>
-              <w:t>Xuất file gói backup hợp nhất 4 CSDL NoSQL an toàn.</w:t>
+              <w:t>"Để chứng minh tính xác thực và hiệu năng vượt trội của hệ thống, nhóm em đã xây dựng kịch bản kiểm thử đo tải trực tiếp trên Terminal với lệnh: node scripts/run_live_benchmark.js.</w:t>
+              <w:br/>
+              <w:br/>
+              <w:t>Như Thầy Cô thấy trên bảng kết quả đo lường trực tiếp: Độ trễ đọc danh mục khóa học với Redis Cache đạt p95 chỉ 3.7 mili-giây (vượt xa chỉ tiêu NFR &lt; 10ms); Lưu đáp án thi trên Redis Hash đạt p95 2.25 mili-giây, thông lượng trên 800 yêu cầu/giây; Ghi nhận log Cassandra đạt p95 1.81 mili-giây; Duyệt đồ thị bạn cùng tiến Neo4j đạt p95 chỉ 1.80 mili-giây. Toàn bộ các luồng nghiệp vụ trên Web đều tương tác mượt mà và đồng bộ với 4 hệ CSDL NoSQL đang chạy thực tế trên máy.</w:t>
+              <w:br/>
+              <w:br/>
+              <w:t>Nhóm 18 xin chân thành cảm ơn Thầy Cô trong Bộ môn Cơ sở dữ liệu NoSQL - Trường Đại học Công Thương TP.HCM (HUIT) đã tận tình giảng dạy và hướng dẫn nhóm trong suốt học kỳ. Nhóm em rất mong nhận được những nhận xét quý báu của Thầy Cô! Em xin trân trọng cảm ơn!"</w:t>
             </w:r>
           </w:p>
         </w:tc>
@@ -2711,89 +3244,11 @@
         <w:spacing w:after="80"/>
       </w:pPr>
     </w:p>
-    <w:p>
-      <w:pPr>
-        <w:spacing w:before="200" w:after="60"/>
-      </w:pPr>
-      <w:r>
-        <w:rPr>
-          <w:b/>
-          <w:color w:val="1A365D"/>
-          <w:sz w:val="26"/>
-        </w:rPr>
-        <w:t>PHẦN 4: ĐÁNH GIÁ HIỆU NĂNG p95, KHẢ NĂNG CHỊU LỖI, HẠN CHẾ &amp; LỜI KẾT</w:t>
-      </w:r>
-    </w:p>
-    <w:p>
-      <w:pPr>
-        <w:spacing w:after="80"/>
-      </w:pPr>
-      <w:r>
-        <w:rPr>
-          <w:b/>
-        </w:rPr>
-        <w:t xml:space="preserve">Người thực hiện: </w:t>
-      </w:r>
-      <w:r>
-        <w:t xml:space="preserve">Nguyễn Trọng Nguyên (Hoặc cả 3 thành viên)  |  </w:t>
-      </w:r>
-      <w:r>
-        <w:rPr>
-          <w:b/>
-        </w:rPr>
-        <w:t xml:space="preserve">Thời lượng: </w:t>
-      </w:r>
-      <w:r>
-        <w:t>5:50 – 6:30 (40 giây)</w:t>
-      </w:r>
-    </w:p>
-    <w:p>
-      <w:pPr>
-        <w:ind w:firstLine="709"/>
-      </w:pPr>
-      <w:r>
-        <w:t>Tổng kết các chỉ số đo lường NFR vượt trội so với mục tiêu ban đầu, cơ chế In-Memory Fallback chịu lỗi và định hướng mở rộng hệ thống trong tương lai.</w:t>
-      </w:r>
-    </w:p>
-    <w:p>
-      <w:pPr>
-        <w:spacing w:before="80" w:after="120"/>
-        <w:ind w:left="567" w:right="283"/>
-      </w:pPr>
-      <w:r>
-        <w:rPr>
-          <w:b/>
-          <w:color w:val="2563EB"/>
-        </w:rPr>
-        <w:t xml:space="preserve">🎙️ Lời thoại thuyết minh: </w:t>
-      </w:r>
-      <w:r>
-        <w:rPr>
-          <w:i/>
-          <w:color w:val="0F172A"/>
-        </w:rPr>
-        <w:t>"Kính thưa Thầy Cô, qua quá trình đo kiểm tải với k6 và autocannon, hệ thống EduPro Academy đã chứng minh tính ưu việt vượt trội của kiến trúc Polyglot NoSQL: Độ trễ đọc danh mục với Redis Cache đạt p95 chỉ 3.8 mili-giây, vượt xa mục tiêu NFR đề ra; Thông lượng ghi nhật ký trên Cassandra đạt trên 2.480 request/giây; Hệ thống tích hợp cơ chế In-Memory Fallback tự động, giúp toàn bộ ứng dụng vẫn vận hành liên tục ngay cả khi một node CSDL gặp sự cố tạm thời.</w:t>
-        <w:br/>
-        <w:br/>
-        <w:t>Về mặt hạn chế: Hiện tại hệ thống chưa tích hợp công cụ tìm kiếm toàn văn và Vector Database. Trong phiên bản tiếp theo, nhóm dự kiến sẽ tích hợp Elasticsearch cho Full-text search và Milvus để nâng cấp trợ lý AI Copilot với công nghệ RAG.</w:t>
-        <w:br/>
-        <w:br/>
-        <w:t>Nhóm 18 xin trân trọng cảm ơn Thầy Cô Bộ môn Công nghệ Phần mềm &amp; CSDL Khoa CNTT - HUIT đã tận tình hướng dẫn nhóm trong suốt học kỳ vừa qua. Nhóm em rất mong nhận được những góp ý quý báu của Thầy Cô để hoàn thiện đề tài hơn nữa. Em xin chân thành cảm ơn!"</w:t>
-      </w:r>
-    </w:p>
     <w:tbl>
       <w:tblPr>
         <w:tblW w:type="auto" w:w="0"/>
         <w:jc w:val="center"/>
         <w:tblLook w:firstColumn="1" w:firstRow="1" w:lastColumn="0" w:lastRow="0" w:noHBand="0" w:noVBand="1" w:val="04A0"/>
-        <w:tblBorders>
-          <w:top w:val="single" w:sz="4" w:space="0" w:color="1A365D"/>
-          <w:left w:val="single" w:sz="4" w:space="0" w:color="1A365D"/>
-          <w:bottom w:val="single" w:sz="4" w:space="0" w:color="1A365D"/>
-          <w:right w:val="single" w:sz="4" w:space="0" w:color="1A365D"/>
-          <w:insideH w:val="single" w:sz="4" w:space="0" w:color="1A365D"/>
-          <w:insideV w:val="single" w:sz="4" w:space="0" w:color="1A365D"/>
-        </w:tblBorders>
       </w:tblPr>
       <w:tblGrid>
         <w:gridCol w:w="3024"/>
@@ -2804,23 +3259,31 @@
         <w:tc>
           <w:tcPr>
             <w:tcW w:type="dxa" w:w="1701"/>
+            <w:vAlign w:val="center"/>
+            <w:tcMar>
+              <w:top w:w="100" w:type="dxa"/>
+              <w:bottom w:w="100" w:type="dxa"/>
+              <w:left w:w="140" w:type="dxa"/>
+              <w:right w:w="140" w:type="dxa"/>
+            </w:tcMar>
             <w:shd w:fill="1A365D"/>
-            <w:tcMar>
-              <w:top w:w="120" w:type="dxa"/>
-              <w:bottom w:w="120" w:type="dxa"/>
-              <w:left w:w="120" w:type="dxa"/>
-              <w:right w:w="120" w:type="dxa"/>
-            </w:tcMar>
+            <w:tcBorders>
+              <w:top w:val="single" w:sz="12" w:space="0" w:color="1A365D"/>
+              <w:left w:val="none" w:sz="0" w:space="0" w:color="auto"/>
+              <w:bottom w:val="single" w:sz="12" w:space="0" w:color="1A365D"/>
+              <w:right w:val="none" w:sz="0" w:space="0" w:color="auto"/>
+            </w:tcBorders>
           </w:tcPr>
           <w:p>
             <w:pPr>
+              <w:spacing w:after="0"/>
               <w:jc w:val="center"/>
             </w:pPr>
             <w:r>
               <w:rPr>
                 <w:b/>
                 <w:color w:val="FFFFFF"/>
-                <w:sz w:val="20"/>
+                <w:sz w:val="19"/>
               </w:rPr>
               <w:t>Bước / Thời gian</w:t>
             </w:r>
@@ -2829,23 +3292,31 @@
         <w:tc>
           <w:tcPr>
             <w:tcW w:type="dxa" w:w="2835"/>
+            <w:vAlign w:val="center"/>
+            <w:tcMar>
+              <w:top w:w="100" w:type="dxa"/>
+              <w:bottom w:w="100" w:type="dxa"/>
+              <w:left w:w="140" w:type="dxa"/>
+              <w:right w:w="140" w:type="dxa"/>
+            </w:tcMar>
             <w:shd w:fill="1A365D"/>
-            <w:tcMar>
-              <w:top w:w="120" w:type="dxa"/>
-              <w:bottom w:w="120" w:type="dxa"/>
-              <w:left w:w="120" w:type="dxa"/>
-              <w:right w:w="120" w:type="dxa"/>
-            </w:tcMar>
+            <w:tcBorders>
+              <w:top w:val="single" w:sz="12" w:space="0" w:color="1A365D"/>
+              <w:left w:val="none" w:sz="0" w:space="0" w:color="auto"/>
+              <w:bottom w:val="single" w:sz="12" w:space="0" w:color="1A365D"/>
+              <w:right w:val="none" w:sz="0" w:space="0" w:color="auto"/>
+            </w:tcBorders>
           </w:tcPr>
           <w:p>
             <w:pPr>
+              <w:spacing w:after="0"/>
               <w:jc w:val="center"/>
             </w:pPr>
             <w:r>
               <w:rPr>
                 <w:b/>
                 <w:color w:val="FFFFFF"/>
-                <w:sz w:val="20"/>
+                <w:sz w:val="19"/>
               </w:rPr>
               <w:t>Màn hình hiển thị</w:t>
             </w:r>
@@ -2854,23 +3325,31 @@
         <w:tc>
           <w:tcPr>
             <w:tcW w:type="dxa" w:w="4535"/>
+            <w:vAlign w:val="center"/>
+            <w:tcMar>
+              <w:top w:w="100" w:type="dxa"/>
+              <w:bottom w:w="100" w:type="dxa"/>
+              <w:left w:w="140" w:type="dxa"/>
+              <w:right w:w="140" w:type="dxa"/>
+            </w:tcMar>
             <w:shd w:fill="1A365D"/>
-            <w:tcMar>
-              <w:top w:w="120" w:type="dxa"/>
-              <w:bottom w:w="120" w:type="dxa"/>
-              <w:left w:w="120" w:type="dxa"/>
-              <w:right w:w="120" w:type="dxa"/>
-            </w:tcMar>
+            <w:tcBorders>
+              <w:top w:val="single" w:sz="12" w:space="0" w:color="1A365D"/>
+              <w:left w:val="none" w:sz="0" w:space="0" w:color="auto"/>
+              <w:bottom w:val="single" w:sz="12" w:space="0" w:color="1A365D"/>
+              <w:right w:val="none" w:sz="0" w:space="0" w:color="auto"/>
+            </w:tcBorders>
           </w:tcPr>
           <w:p>
             <w:pPr>
+              <w:spacing w:after="0"/>
               <w:jc w:val="center"/>
             </w:pPr>
             <w:r>
               <w:rPr>
                 <w:b/>
                 <w:color w:val="FFFFFF"/>
-                <w:sz w:val="20"/>
+                <w:sz w:val="19"/>
               </w:rPr>
               <w:t>Nội dung tổng kết</w:t>
             </w:r>
@@ -2881,21 +3360,29 @@
         <w:tc>
           <w:tcPr>
             <w:tcW w:type="dxa" w:w="1701"/>
+            <w:vAlign w:val="center"/>
             <w:tcMar>
-              <w:top w:w="100" w:type="dxa"/>
-              <w:bottom w:w="100" w:type="dxa"/>
-              <w:left w:w="120" w:type="dxa"/>
-              <w:right w:w="120" w:type="dxa"/>
+              <w:top w:w="90" w:type="dxa"/>
+              <w:bottom w:w="90" w:type="dxa"/>
+              <w:left w:w="130" w:type="dxa"/>
+              <w:right w:w="130" w:type="dxa"/>
             </w:tcMar>
+            <w:shd w:fill="FFFFFF"/>
+            <w:tcBorders>
+              <w:top w:val="single" w:sz="4" w:space="0" w:color="CBD5E1"/>
+              <w:left w:val="none" w:sz="0" w:space="0" w:color="auto"/>
+              <w:bottom w:val="single" w:sz="4" w:space="0" w:color="CBD5E1"/>
+              <w:right w:val="none" w:sz="0" w:space="0" w:color="auto"/>
+            </w:tcBorders>
           </w:tcPr>
           <w:p>
             <w:pPr>
-              <w:jc w:val="center"/>
+              <w:spacing w:after="0" w:line="276" w:lineRule="auto"/>
             </w:pPr>
             <w:r>
               <w:rPr>
                 <w:b/>
-                <w:sz w:val="20"/>
+                <w:sz w:val="19"/>
               </w:rPr>
               <w:t>Bước 1 (5:50 - 6:15)</w:t>
             </w:r>
@@ -2904,38 +3391,60 @@
         <w:tc>
           <w:tcPr>
             <w:tcW w:type="dxa" w:w="2835"/>
+            <w:vAlign w:val="center"/>
             <w:tcMar>
-              <w:top w:w="100" w:type="dxa"/>
-              <w:bottom w:w="100" w:type="dxa"/>
-              <w:left w:w="120" w:type="dxa"/>
-              <w:right w:w="120" w:type="dxa"/>
+              <w:top w:w="90" w:type="dxa"/>
+              <w:bottom w:w="90" w:type="dxa"/>
+              <w:left w:w="130" w:type="dxa"/>
+              <w:right w:w="130" w:type="dxa"/>
             </w:tcMar>
+            <w:shd w:fill="FFFFFF"/>
+            <w:tcBorders>
+              <w:top w:val="single" w:sz="4" w:space="0" w:color="CBD5E1"/>
+              <w:left w:val="none" w:sz="0" w:space="0" w:color="auto"/>
+              <w:bottom w:val="single" w:sz="4" w:space="0" w:color="CBD5E1"/>
+              <w:right w:val="none" w:sz="0" w:space="0" w:color="auto"/>
+            </w:tcBorders>
           </w:tcPr>
           <w:p>
+            <w:pPr>
+              <w:spacing w:after="0" w:line="276" w:lineRule="auto"/>
+            </w:pPr>
             <w:r>
               <w:rPr>
-                <w:sz w:val="20"/>
+                <w:sz w:val="19"/>
               </w:rPr>
-              <w:t>Slide Bảng tổng hợp Benchmark k6 (Bảng 7.2)</w:t>
+              <w:t>Terminal chạy script Benchmark thực tế</w:t>
             </w:r>
           </w:p>
         </w:tc>
         <w:tc>
           <w:tcPr>
             <w:tcW w:type="dxa" w:w="4535"/>
+            <w:vAlign w:val="center"/>
             <w:tcMar>
-              <w:top w:w="100" w:type="dxa"/>
-              <w:bottom w:w="100" w:type="dxa"/>
-              <w:left w:w="120" w:type="dxa"/>
-              <w:right w:w="120" w:type="dxa"/>
+              <w:top w:w="90" w:type="dxa"/>
+              <w:bottom w:w="90" w:type="dxa"/>
+              <w:left w:w="130" w:type="dxa"/>
+              <w:right w:w="130" w:type="dxa"/>
             </w:tcMar>
+            <w:shd w:fill="FFFFFF"/>
+            <w:tcBorders>
+              <w:top w:val="single" w:sz="4" w:space="0" w:color="CBD5E1"/>
+              <w:left w:val="none" w:sz="0" w:space="0" w:color="auto"/>
+              <w:bottom w:val="single" w:sz="4" w:space="0" w:color="CBD5E1"/>
+              <w:right w:val="none" w:sz="0" w:space="0" w:color="auto"/>
+            </w:tcBorders>
           </w:tcPr>
           <w:p>
+            <w:pPr>
+              <w:spacing w:after="0" w:line="276" w:lineRule="auto"/>
+            </w:pPr>
             <w:r>
               <w:rPr>
-                <w:sz w:val="20"/>
+                <w:sz w:val="19"/>
               </w:rPr>
-              <w:t>Trình chiếu các chỉ số p95 &lt; 10ms, thông lượng ghi Cassandra 2.480 ops/s, chịu lỗi Fallback.</w:t>
+              <w:t>Gõ lệnh node scripts/run_live_benchmark.js -&gt; Terminal in ra bảng kết quả đo tải thời gian thực: Redis 3.7ms, Hash 2.2ms, Cassandra 1.8ms, Neo4j 1.8ms.</w:t>
             </w:r>
           </w:p>
         </w:tc>
@@ -2944,22 +3453,29 @@
         <w:tc>
           <w:tcPr>
             <w:tcW w:type="dxa" w:w="1701"/>
+            <w:vAlign w:val="center"/>
             <w:tcMar>
-              <w:top w:w="100" w:type="dxa"/>
-              <w:bottom w:w="100" w:type="dxa"/>
-              <w:left w:w="120" w:type="dxa"/>
-              <w:right w:w="120" w:type="dxa"/>
+              <w:top w:w="90" w:type="dxa"/>
+              <w:bottom w:w="90" w:type="dxa"/>
+              <w:left w:w="130" w:type="dxa"/>
+              <w:right w:w="130" w:type="dxa"/>
             </w:tcMar>
-            <w:shd w:fill="F1F5F9"/>
+            <w:shd w:fill="F8FAFC"/>
+            <w:tcBorders>
+              <w:top w:val="single" w:sz="4" w:space="0" w:color="CBD5E1"/>
+              <w:left w:val="none" w:sz="0" w:space="0" w:color="auto"/>
+              <w:bottom w:val="single" w:sz="4" w:space="0" w:color="CBD5E1"/>
+              <w:right w:val="none" w:sz="0" w:space="0" w:color="auto"/>
+            </w:tcBorders>
           </w:tcPr>
           <w:p>
             <w:pPr>
-              <w:jc w:val="center"/>
+              <w:spacing w:after="0" w:line="276" w:lineRule="auto"/>
             </w:pPr>
             <w:r>
               <w:rPr>
                 <w:b/>
-                <w:sz w:val="20"/>
+                <w:sz w:val="19"/>
               </w:rPr>
               <w:t>Bước 2 (6:15 - 6:30)</w:t>
             </w:r>
@@ -2968,38 +3484,58 @@
         <w:tc>
           <w:tcPr>
             <w:tcW w:type="dxa" w:w="2835"/>
+            <w:vAlign w:val="center"/>
             <w:tcMar>
-              <w:top w:w="100" w:type="dxa"/>
-              <w:bottom w:w="100" w:type="dxa"/>
-              <w:left w:w="120" w:type="dxa"/>
-              <w:right w:w="120" w:type="dxa"/>
+              <w:top w:w="90" w:type="dxa"/>
+              <w:bottom w:w="90" w:type="dxa"/>
+              <w:left w:w="130" w:type="dxa"/>
+              <w:right w:w="130" w:type="dxa"/>
             </w:tcMar>
-            <w:shd w:fill="F1F5F9"/>
+            <w:shd w:fill="F8FAFC"/>
+            <w:tcBorders>
+              <w:top w:val="single" w:sz="4" w:space="0" w:color="CBD5E1"/>
+              <w:left w:val="none" w:sz="0" w:space="0" w:color="auto"/>
+              <w:bottom w:val="single" w:sz="4" w:space="0" w:color="CBD5E1"/>
+              <w:right w:val="none" w:sz="0" w:space="0" w:color="auto"/>
+            </w:tcBorders>
           </w:tcPr>
           <w:p>
+            <w:pPr>
+              <w:spacing w:after="0" w:line="276" w:lineRule="auto"/>
+            </w:pPr>
             <w:r>
               <w:rPr>
-                <w:sz w:val="20"/>
+                <w:sz w:val="19"/>
               </w:rPr>
-              <w:t>Slide Lời cảm ơn Hội đồng Giám khảo</w:t>
+              <w:t>Slide Lời cảm ơn Hội đồng Giám khảo HUIT</w:t>
             </w:r>
           </w:p>
         </w:tc>
         <w:tc>
           <w:tcPr>
             <w:tcW w:type="dxa" w:w="4535"/>
+            <w:vAlign w:val="center"/>
             <w:tcMar>
-              <w:top w:w="100" w:type="dxa"/>
-              <w:bottom w:w="100" w:type="dxa"/>
-              <w:left w:w="120" w:type="dxa"/>
-              <w:right w:w="120" w:type="dxa"/>
+              <w:top w:w="90" w:type="dxa"/>
+              <w:bottom w:w="90" w:type="dxa"/>
+              <w:left w:w="130" w:type="dxa"/>
+              <w:right w:w="130" w:type="dxa"/>
             </w:tcMar>
-            <w:shd w:fill="F1F5F9"/>
+            <w:shd w:fill="F8FAFC"/>
+            <w:tcBorders>
+              <w:top w:val="single" w:sz="4" w:space="0" w:color="CBD5E1"/>
+              <w:left w:val="none" w:sz="0" w:space="0" w:color="auto"/>
+              <w:bottom w:val="single" w:sz="4" w:space="0" w:color="CBD5E1"/>
+              <w:right w:val="none" w:sz="0" w:space="0" w:color="auto"/>
+            </w:tcBorders>
           </w:tcPr>
           <w:p>
+            <w:pPr>
+              <w:spacing w:after="0" w:line="276" w:lineRule="auto"/>
+            </w:pPr>
             <w:r>
               <w:rPr>
-                <w:sz w:val="20"/>
+                <w:sz w:val="19"/>
               </w:rPr>
               <w:t>3 thành viên cùng xuất hiện gửi lời cảm ơn và kết thúc video demo.</w:t>
             </w:r>
@@ -3009,7 +3545,7 @@
     </w:tbl>
     <w:p>
       <w:pPr>
-        <w:spacing w:after="80"/>
+        <w:spacing w:after="120"/>
       </w:pPr>
     </w:p>
     <w:p>
@@ -3020,14 +3556,1103 @@
         <w:rPr>
           <w:b/>
           <w:color w:val="1A365D"/>
-          <w:sz w:val="28"/>
+          <w:sz w:val="27"/>
         </w:rPr>
-        <w:t>4. HƯỚNG DẪN KỸ THUẬT QUAY VÀ HẬU KỲ VIDEO</w:t>
+        <w:t>4. BẢNG TRA CỨU CÁC CÂU LỆNH TRUY VẤN MINH CHỨNG TRÊN 4 GUI TOOL (CHEAT SHEET)</w:t>
       </w:r>
     </w:p>
     <w:p>
       <w:pPr>
-        <w:spacing w:after="40"/>
+        <w:spacing w:after="80"/>
+      </w:pPr>
+      <w:r>
+        <w:t>Bảng tổng hợp sẵn sàng để các thành viên copy/paste nhanh vào Terminal hoặc GUI Tool khi quay video hoặc demo trực tiếp trước Hội đồng:</w:t>
+      </w:r>
+    </w:p>
+    <w:tbl>
+      <w:tblPr>
+        <w:tblW w:type="auto" w:w="0"/>
+        <w:jc w:val="center"/>
+        <w:tblLook w:firstColumn="1" w:firstRow="1" w:lastColumn="0" w:lastRow="0" w:noHBand="0" w:noVBand="1" w:val="04A0"/>
+      </w:tblPr>
+      <w:tblGrid>
+        <w:gridCol w:w="3024"/>
+        <w:gridCol w:w="3024"/>
+        <w:gridCol w:w="3024"/>
+      </w:tblGrid>
+      <w:tr>
+        <w:tc>
+          <w:tcPr>
+            <w:tcW w:type="dxa" w:w="1984"/>
+            <w:vAlign w:val="center"/>
+            <w:tcMar>
+              <w:top w:w="100" w:type="dxa"/>
+              <w:bottom w:w="100" w:type="dxa"/>
+              <w:left w:w="140" w:type="dxa"/>
+              <w:right w:w="140" w:type="dxa"/>
+            </w:tcMar>
+            <w:shd w:fill="1A365D"/>
+            <w:tcBorders>
+              <w:top w:val="single" w:sz="12" w:space="0" w:color="1A365D"/>
+              <w:left w:val="none" w:sz="0" w:space="0" w:color="auto"/>
+              <w:bottom w:val="single" w:sz="12" w:space="0" w:color="1A365D"/>
+              <w:right w:val="none" w:sz="0" w:space="0" w:color="auto"/>
+            </w:tcBorders>
+          </w:tcPr>
+          <w:p>
+            <w:pPr>
+              <w:spacing w:after="0"/>
+              <w:jc w:val="center"/>
+            </w:pPr>
+            <w:r>
+              <w:rPr>
+                <w:b/>
+                <w:color w:val="FFFFFF"/>
+                <w:sz w:val="19"/>
+              </w:rPr>
+              <w:t>Hệ CSDL &amp; Tool</w:t>
+            </w:r>
+          </w:p>
+        </w:tc>
+        <w:tc>
+          <w:tcPr>
+            <w:tcW w:type="dxa" w:w="2551"/>
+            <w:vAlign w:val="center"/>
+            <w:tcMar>
+              <w:top w:w="100" w:type="dxa"/>
+              <w:bottom w:w="100" w:type="dxa"/>
+              <w:left w:w="140" w:type="dxa"/>
+              <w:right w:w="140" w:type="dxa"/>
+            </w:tcMar>
+            <w:shd w:fill="1A365D"/>
+            <w:tcBorders>
+              <w:top w:val="single" w:sz="12" w:space="0" w:color="1A365D"/>
+              <w:left w:val="none" w:sz="0" w:space="0" w:color="auto"/>
+              <w:bottom w:val="single" w:sz="12" w:space="0" w:color="1A365D"/>
+              <w:right w:val="none" w:sz="0" w:space="0" w:color="auto"/>
+            </w:tcBorders>
+          </w:tcPr>
+          <w:p>
+            <w:pPr>
+              <w:spacing w:after="0"/>
+              <w:jc w:val="center"/>
+            </w:pPr>
+            <w:r>
+              <w:rPr>
+                <w:b/>
+                <w:color w:val="FFFFFF"/>
+                <w:sz w:val="19"/>
+              </w:rPr>
+              <w:t>Mục đích minh chứng</w:t>
+            </w:r>
+          </w:p>
+        </w:tc>
+        <w:tc>
+          <w:tcPr>
+            <w:tcW w:type="dxa" w:w="4535"/>
+            <w:vAlign w:val="center"/>
+            <w:tcMar>
+              <w:top w:w="100" w:type="dxa"/>
+              <w:bottom w:w="100" w:type="dxa"/>
+              <w:left w:w="140" w:type="dxa"/>
+              <w:right w:w="140" w:type="dxa"/>
+            </w:tcMar>
+            <w:shd w:fill="1A365D"/>
+            <w:tcBorders>
+              <w:top w:val="single" w:sz="12" w:space="0" w:color="1A365D"/>
+              <w:left w:val="none" w:sz="0" w:space="0" w:color="auto"/>
+              <w:bottom w:val="single" w:sz="12" w:space="0" w:color="1A365D"/>
+              <w:right w:val="none" w:sz="0" w:space="0" w:color="auto"/>
+            </w:tcBorders>
+          </w:tcPr>
+          <w:p>
+            <w:pPr>
+              <w:spacing w:after="0"/>
+              <w:jc w:val="center"/>
+            </w:pPr>
+            <w:r>
+              <w:rPr>
+                <w:b/>
+                <w:color w:val="FFFFFF"/>
+                <w:sz w:val="19"/>
+              </w:rPr>
+              <w:t>Câu lệnh / Thao tác thực nghiệm</w:t>
+            </w:r>
+          </w:p>
+        </w:tc>
+      </w:tr>
+      <w:tr>
+        <w:tc>
+          <w:tcPr>
+            <w:tcW w:type="dxa" w:w="1984"/>
+            <w:vAlign w:val="center"/>
+            <w:tcMar>
+              <w:top w:w="90" w:type="dxa"/>
+              <w:bottom w:w="90" w:type="dxa"/>
+              <w:left w:w="130" w:type="dxa"/>
+              <w:right w:w="130" w:type="dxa"/>
+            </w:tcMar>
+            <w:shd w:fill="FFFFFF"/>
+            <w:tcBorders>
+              <w:top w:val="single" w:sz="4" w:space="0" w:color="CBD5E1"/>
+              <w:left w:val="none" w:sz="0" w:space="0" w:color="auto"/>
+              <w:bottom w:val="single" w:sz="4" w:space="0" w:color="CBD5E1"/>
+              <w:right w:val="none" w:sz="0" w:space="0" w:color="auto"/>
+            </w:tcBorders>
+          </w:tcPr>
+          <w:p>
+            <w:pPr>
+              <w:spacing w:after="0" w:line="276" w:lineRule="auto"/>
+            </w:pPr>
+            <w:r>
+              <w:rPr>
+                <w:b/>
+                <w:sz w:val="19"/>
+              </w:rPr>
+              <w:t>Hệ CSDL &amp; Tool</w:t>
+            </w:r>
+          </w:p>
+        </w:tc>
+        <w:tc>
+          <w:tcPr>
+            <w:tcW w:type="dxa" w:w="2551"/>
+            <w:vAlign w:val="center"/>
+            <w:tcMar>
+              <w:top w:w="90" w:type="dxa"/>
+              <w:bottom w:w="90" w:type="dxa"/>
+              <w:left w:w="130" w:type="dxa"/>
+              <w:right w:w="130" w:type="dxa"/>
+            </w:tcMar>
+            <w:shd w:fill="FFFFFF"/>
+            <w:tcBorders>
+              <w:top w:val="single" w:sz="4" w:space="0" w:color="CBD5E1"/>
+              <w:left w:val="none" w:sz="0" w:space="0" w:color="auto"/>
+              <w:bottom w:val="single" w:sz="4" w:space="0" w:color="CBD5E1"/>
+              <w:right w:val="none" w:sz="0" w:space="0" w:color="auto"/>
+            </w:tcBorders>
+          </w:tcPr>
+          <w:p>
+            <w:pPr>
+              <w:spacing w:after="0" w:line="276" w:lineRule="auto"/>
+            </w:pPr>
+            <w:r>
+              <w:rPr>
+                <w:sz w:val="19"/>
+              </w:rPr>
+              <w:t>Mục đích minh chứng</w:t>
+            </w:r>
+          </w:p>
+        </w:tc>
+        <w:tc>
+          <w:tcPr>
+            <w:tcW w:type="dxa" w:w="4535"/>
+            <w:vAlign w:val="center"/>
+            <w:tcMar>
+              <w:top w:w="90" w:type="dxa"/>
+              <w:bottom w:w="90" w:type="dxa"/>
+              <w:left w:w="130" w:type="dxa"/>
+              <w:right w:w="130" w:type="dxa"/>
+            </w:tcMar>
+            <w:shd w:fill="FFFFFF"/>
+            <w:tcBorders>
+              <w:top w:val="single" w:sz="4" w:space="0" w:color="CBD5E1"/>
+              <w:left w:val="none" w:sz="0" w:space="0" w:color="auto"/>
+              <w:bottom w:val="single" w:sz="4" w:space="0" w:color="CBD5E1"/>
+              <w:right w:val="none" w:sz="0" w:space="0" w:color="auto"/>
+            </w:tcBorders>
+          </w:tcPr>
+          <w:p>
+            <w:pPr>
+              <w:spacing w:after="0" w:line="276" w:lineRule="auto"/>
+            </w:pPr>
+            <w:r>
+              <w:rPr>
+                <w:sz w:val="19"/>
+              </w:rPr>
+              <w:t>Câu lệnh / Thao tác thực nghiệm</w:t>
+            </w:r>
+          </w:p>
+        </w:tc>
+      </w:tr>
+      <w:tr>
+        <w:tc>
+          <w:tcPr>
+            <w:tcW w:type="dxa" w:w="1984"/>
+            <w:vAlign w:val="center"/>
+            <w:tcMar>
+              <w:top w:w="90" w:type="dxa"/>
+              <w:bottom w:w="90" w:type="dxa"/>
+              <w:left w:w="130" w:type="dxa"/>
+              <w:right w:w="130" w:type="dxa"/>
+            </w:tcMar>
+            <w:shd w:fill="F8FAFC"/>
+            <w:tcBorders>
+              <w:top w:val="single" w:sz="4" w:space="0" w:color="CBD5E1"/>
+              <w:left w:val="none" w:sz="0" w:space="0" w:color="auto"/>
+              <w:bottom w:val="single" w:sz="4" w:space="0" w:color="CBD5E1"/>
+              <w:right w:val="none" w:sz="0" w:space="0" w:color="auto"/>
+            </w:tcBorders>
+          </w:tcPr>
+          <w:p>
+            <w:pPr>
+              <w:spacing w:after="0" w:line="276" w:lineRule="auto"/>
+            </w:pPr>
+            <w:r>
+              <w:rPr>
+                <w:b/>
+                <w:sz w:val="19"/>
+              </w:rPr>
+              <w:t>MongoDB</w:t>
+              <w:br/>
+              <w:t>(Compass / Mongosh)</w:t>
+            </w:r>
+          </w:p>
+        </w:tc>
+        <w:tc>
+          <w:tcPr>
+            <w:tcW w:type="dxa" w:w="2551"/>
+            <w:vAlign w:val="center"/>
+            <w:tcMar>
+              <w:top w:w="90" w:type="dxa"/>
+              <w:bottom w:w="90" w:type="dxa"/>
+              <w:left w:w="130" w:type="dxa"/>
+              <w:right w:w="130" w:type="dxa"/>
+            </w:tcMar>
+            <w:shd w:fill="F8FAFC"/>
+            <w:tcBorders>
+              <w:top w:val="single" w:sz="4" w:space="0" w:color="CBD5E1"/>
+              <w:left w:val="none" w:sz="0" w:space="0" w:color="auto"/>
+              <w:bottom w:val="single" w:sz="4" w:space="0" w:color="CBD5E1"/>
+              <w:right w:val="none" w:sz="0" w:space="0" w:color="auto"/>
+            </w:tcBorders>
+          </w:tcPr>
+          <w:p>
+            <w:pPr>
+              <w:spacing w:after="0" w:line="276" w:lineRule="auto"/>
+            </w:pPr>
+            <w:r>
+              <w:rPr>
+                <w:sz w:val="19"/>
+              </w:rPr>
+              <w:t>Kiểm tra danh mục khóa học &amp; bài học nhúng</w:t>
+            </w:r>
+          </w:p>
+        </w:tc>
+        <w:tc>
+          <w:tcPr>
+            <w:tcW w:type="dxa" w:w="4535"/>
+            <w:vAlign w:val="center"/>
+            <w:tcMar>
+              <w:top w:w="90" w:type="dxa"/>
+              <w:bottom w:w="90" w:type="dxa"/>
+              <w:left w:w="130" w:type="dxa"/>
+              <w:right w:w="130" w:type="dxa"/>
+            </w:tcMar>
+            <w:shd w:fill="F8FAFC"/>
+            <w:tcBorders>
+              <w:top w:val="single" w:sz="4" w:space="0" w:color="CBD5E1"/>
+              <w:left w:val="none" w:sz="0" w:space="0" w:color="auto"/>
+              <w:bottom w:val="single" w:sz="4" w:space="0" w:color="CBD5E1"/>
+              <w:right w:val="none" w:sz="0" w:space="0" w:color="auto"/>
+            </w:tcBorders>
+          </w:tcPr>
+          <w:p>
+            <w:pPr>
+              <w:spacing w:after="0" w:line="276" w:lineRule="auto"/>
+            </w:pPr>
+            <w:r>
+              <w:rPr>
+                <w:sz w:val="19"/>
+              </w:rPr>
+              <w:t>db.courses.find({}, {title: 1, category: 1, price: 1, lessons: 1}).limit(3)</w:t>
+            </w:r>
+          </w:p>
+        </w:tc>
+      </w:tr>
+      <w:tr>
+        <w:tc>
+          <w:tcPr>
+            <w:tcW w:type="dxa" w:w="1984"/>
+            <w:vAlign w:val="center"/>
+            <w:tcMar>
+              <w:top w:w="90" w:type="dxa"/>
+              <w:bottom w:w="90" w:type="dxa"/>
+              <w:left w:w="130" w:type="dxa"/>
+              <w:right w:w="130" w:type="dxa"/>
+            </w:tcMar>
+            <w:shd w:fill="FFFFFF"/>
+            <w:tcBorders>
+              <w:top w:val="single" w:sz="4" w:space="0" w:color="CBD5E1"/>
+              <w:left w:val="none" w:sz="0" w:space="0" w:color="auto"/>
+              <w:bottom w:val="single" w:sz="4" w:space="0" w:color="CBD5E1"/>
+              <w:right w:val="none" w:sz="0" w:space="0" w:color="auto"/>
+            </w:tcBorders>
+          </w:tcPr>
+          <w:p>
+            <w:pPr>
+              <w:spacing w:after="0" w:line="276" w:lineRule="auto"/>
+            </w:pPr>
+            <w:r>
+              <w:rPr>
+                <w:b/>
+                <w:sz w:val="19"/>
+              </w:rPr>
+              <w:t>MongoDB</w:t>
+              <w:br/>
+              <w:t>(Compass / Mongosh)</w:t>
+            </w:r>
+          </w:p>
+        </w:tc>
+        <w:tc>
+          <w:tcPr>
+            <w:tcW w:type="dxa" w:w="2551"/>
+            <w:vAlign w:val="center"/>
+            <w:tcMar>
+              <w:top w:w="90" w:type="dxa"/>
+              <w:bottom w:w="90" w:type="dxa"/>
+              <w:left w:w="130" w:type="dxa"/>
+              <w:right w:w="130" w:type="dxa"/>
+            </w:tcMar>
+            <w:shd w:fill="FFFFFF"/>
+            <w:tcBorders>
+              <w:top w:val="single" w:sz="4" w:space="0" w:color="CBD5E1"/>
+              <w:left w:val="none" w:sz="0" w:space="0" w:color="auto"/>
+              <w:bottom w:val="single" w:sz="4" w:space="0" w:color="CBD5E1"/>
+              <w:right w:val="none" w:sz="0" w:space="0" w:color="auto"/>
+            </w:tcBorders>
+          </w:tcPr>
+          <w:p>
+            <w:pPr>
+              <w:spacing w:after="0" w:line="276" w:lineRule="auto"/>
+            </w:pPr>
+            <w:r>
+              <w:rPr>
+                <w:sz w:val="19"/>
+              </w:rPr>
+              <w:t>Kiểm tra kết quả thi &amp; mã chứng chỉ đã cấp</w:t>
+            </w:r>
+          </w:p>
+        </w:tc>
+        <w:tc>
+          <w:tcPr>
+            <w:tcW w:type="dxa" w:w="4535"/>
+            <w:vAlign w:val="center"/>
+            <w:tcMar>
+              <w:top w:w="90" w:type="dxa"/>
+              <w:bottom w:w="90" w:type="dxa"/>
+              <w:left w:w="130" w:type="dxa"/>
+              <w:right w:w="130" w:type="dxa"/>
+            </w:tcMar>
+            <w:shd w:fill="FFFFFF"/>
+            <w:tcBorders>
+              <w:top w:val="single" w:sz="4" w:space="0" w:color="CBD5E1"/>
+              <w:left w:val="none" w:sz="0" w:space="0" w:color="auto"/>
+              <w:bottom w:val="single" w:sz="4" w:space="0" w:color="CBD5E1"/>
+              <w:right w:val="none" w:sz="0" w:space="0" w:color="auto"/>
+            </w:tcBorders>
+          </w:tcPr>
+          <w:p>
+            <w:pPr>
+              <w:spacing w:after="0" w:line="276" w:lineRule="auto"/>
+            </w:pPr>
+            <w:r>
+              <w:rPr>
+                <w:sz w:val="19"/>
+              </w:rPr>
+              <w:t>db.results.find().sort({submittedAt: -1}).limit(1)</w:t>
+            </w:r>
+          </w:p>
+        </w:tc>
+      </w:tr>
+      <w:tr>
+        <w:tc>
+          <w:tcPr>
+            <w:tcW w:type="dxa" w:w="1984"/>
+            <w:vAlign w:val="center"/>
+            <w:tcMar>
+              <w:top w:w="90" w:type="dxa"/>
+              <w:bottom w:w="90" w:type="dxa"/>
+              <w:left w:w="130" w:type="dxa"/>
+              <w:right w:w="130" w:type="dxa"/>
+            </w:tcMar>
+            <w:shd w:fill="F8FAFC"/>
+            <w:tcBorders>
+              <w:top w:val="single" w:sz="4" w:space="0" w:color="CBD5E1"/>
+              <w:left w:val="none" w:sz="0" w:space="0" w:color="auto"/>
+              <w:bottom w:val="single" w:sz="4" w:space="0" w:color="CBD5E1"/>
+              <w:right w:val="none" w:sz="0" w:space="0" w:color="auto"/>
+            </w:tcBorders>
+          </w:tcPr>
+          <w:p>
+            <w:pPr>
+              <w:spacing w:after="0" w:line="276" w:lineRule="auto"/>
+            </w:pPr>
+            <w:r>
+              <w:rPr>
+                <w:b/>
+                <w:sz w:val="19"/>
+              </w:rPr>
+              <w:t>Redis</w:t>
+              <w:br/>
+              <w:t>(RedisInsight / CLI)</w:t>
+            </w:r>
+          </w:p>
+        </w:tc>
+        <w:tc>
+          <w:tcPr>
+            <w:tcW w:type="dxa" w:w="2551"/>
+            <w:vAlign w:val="center"/>
+            <w:tcMar>
+              <w:top w:w="90" w:type="dxa"/>
+              <w:bottom w:w="90" w:type="dxa"/>
+              <w:left w:w="130" w:type="dxa"/>
+              <w:right w:w="130" w:type="dxa"/>
+            </w:tcMar>
+            <w:shd w:fill="F8FAFC"/>
+            <w:tcBorders>
+              <w:top w:val="single" w:sz="4" w:space="0" w:color="CBD5E1"/>
+              <w:left w:val="none" w:sz="0" w:space="0" w:color="auto"/>
+              <w:bottom w:val="single" w:sz="4" w:space="0" w:color="CBD5E1"/>
+              <w:right w:val="none" w:sz="0" w:space="0" w:color="auto"/>
+            </w:tcBorders>
+          </w:tcPr>
+          <w:p>
+            <w:pPr>
+              <w:spacing w:after="0" w:line="276" w:lineRule="auto"/>
+            </w:pPr>
+            <w:r>
+              <w:rPr>
+                <w:sz w:val="19"/>
+              </w:rPr>
+              <w:t>Kiểm tra danh mục khóa học có Cache-Aside</w:t>
+            </w:r>
+          </w:p>
+        </w:tc>
+        <w:tc>
+          <w:tcPr>
+            <w:tcW w:type="dxa" w:w="4535"/>
+            <w:vAlign w:val="center"/>
+            <w:tcMar>
+              <w:top w:w="90" w:type="dxa"/>
+              <w:bottom w:w="90" w:type="dxa"/>
+              <w:left w:w="130" w:type="dxa"/>
+              <w:right w:w="130" w:type="dxa"/>
+            </w:tcMar>
+            <w:shd w:fill="F8FAFC"/>
+            <w:tcBorders>
+              <w:top w:val="single" w:sz="4" w:space="0" w:color="CBD5E1"/>
+              <w:left w:val="none" w:sz="0" w:space="0" w:color="auto"/>
+              <w:bottom w:val="single" w:sz="4" w:space="0" w:color="CBD5E1"/>
+              <w:right w:val="none" w:sz="0" w:space="0" w:color="auto"/>
+            </w:tcBorders>
+          </w:tcPr>
+          <w:p>
+            <w:pPr>
+              <w:spacing w:after="0" w:line="276" w:lineRule="auto"/>
+            </w:pPr>
+            <w:r>
+              <w:rPr>
+                <w:sz w:val="19"/>
+              </w:rPr>
+              <w:t>GET "cache:courses:all" (Hoặc xem key dạng String trong RedisInsight)</w:t>
+            </w:r>
+          </w:p>
+        </w:tc>
+      </w:tr>
+      <w:tr>
+        <w:tc>
+          <w:tcPr>
+            <w:tcW w:type="dxa" w:w="1984"/>
+            <w:vAlign w:val="center"/>
+            <w:tcMar>
+              <w:top w:w="90" w:type="dxa"/>
+              <w:bottom w:w="90" w:type="dxa"/>
+              <w:left w:w="130" w:type="dxa"/>
+              <w:right w:w="130" w:type="dxa"/>
+            </w:tcMar>
+            <w:shd w:fill="FFFFFF"/>
+            <w:tcBorders>
+              <w:top w:val="single" w:sz="4" w:space="0" w:color="CBD5E1"/>
+              <w:left w:val="none" w:sz="0" w:space="0" w:color="auto"/>
+              <w:bottom w:val="single" w:sz="4" w:space="0" w:color="CBD5E1"/>
+              <w:right w:val="none" w:sz="0" w:space="0" w:color="auto"/>
+            </w:tcBorders>
+          </w:tcPr>
+          <w:p>
+            <w:pPr>
+              <w:spacing w:after="0" w:line="276" w:lineRule="auto"/>
+            </w:pPr>
+            <w:r>
+              <w:rPr>
+                <w:b/>
+                <w:sz w:val="19"/>
+              </w:rPr>
+              <w:t>Redis</w:t>
+              <w:br/>
+              <w:t>(RedisInsight / CLI)</w:t>
+            </w:r>
+          </w:p>
+        </w:tc>
+        <w:tc>
+          <w:tcPr>
+            <w:tcW w:type="dxa" w:w="2551"/>
+            <w:vAlign w:val="center"/>
+            <w:tcMar>
+              <w:top w:w="90" w:type="dxa"/>
+              <w:bottom w:w="90" w:type="dxa"/>
+              <w:left w:w="130" w:type="dxa"/>
+              <w:right w:w="130" w:type="dxa"/>
+            </w:tcMar>
+            <w:shd w:fill="FFFFFF"/>
+            <w:tcBorders>
+              <w:top w:val="single" w:sz="4" w:space="0" w:color="CBD5E1"/>
+              <w:left w:val="none" w:sz="0" w:space="0" w:color="auto"/>
+              <w:bottom w:val="single" w:sz="4" w:space="0" w:color="CBD5E1"/>
+              <w:right w:val="none" w:sz="0" w:space="0" w:color="auto"/>
+            </w:tcBorders>
+          </w:tcPr>
+          <w:p>
+            <w:pPr>
+              <w:spacing w:after="0" w:line="276" w:lineRule="auto"/>
+            </w:pPr>
+            <w:r>
+              <w:rPr>
+                <w:sz w:val="19"/>
+              </w:rPr>
+              <w:t>Kiểm tra đáp án thi lưu Realtime dạng Hash</w:t>
+            </w:r>
+          </w:p>
+        </w:tc>
+        <w:tc>
+          <w:tcPr>
+            <w:tcW w:type="dxa" w:w="4535"/>
+            <w:vAlign w:val="center"/>
+            <w:tcMar>
+              <w:top w:w="90" w:type="dxa"/>
+              <w:bottom w:w="90" w:type="dxa"/>
+              <w:left w:w="130" w:type="dxa"/>
+              <w:right w:w="130" w:type="dxa"/>
+            </w:tcMar>
+            <w:shd w:fill="FFFFFF"/>
+            <w:tcBorders>
+              <w:top w:val="single" w:sz="4" w:space="0" w:color="CBD5E1"/>
+              <w:left w:val="none" w:sz="0" w:space="0" w:color="auto"/>
+              <w:bottom w:val="single" w:sz="4" w:space="0" w:color="CBD5E1"/>
+              <w:right w:val="none" w:sz="0" w:space="0" w:color="auto"/>
+            </w:tcBorders>
+          </w:tcPr>
+          <w:p>
+            <w:pPr>
+              <w:spacing w:after="0" w:line="276" w:lineRule="auto"/>
+            </w:pPr>
+            <w:r>
+              <w:rPr>
+                <w:sz w:val="19"/>
+              </w:rPr>
+              <w:t>HGETALL "exam:670000000000000000000040:answers:student01"</w:t>
+              <w:br/>
+              <w:t>TYPE "exam:670000000000000000000040:answers:student01" (Trả về hash)</w:t>
+            </w:r>
+          </w:p>
+        </w:tc>
+      </w:tr>
+      <w:tr>
+        <w:tc>
+          <w:tcPr>
+            <w:tcW w:type="dxa" w:w="1984"/>
+            <w:vAlign w:val="center"/>
+            <w:tcMar>
+              <w:top w:w="90" w:type="dxa"/>
+              <w:bottom w:w="90" w:type="dxa"/>
+              <w:left w:w="130" w:type="dxa"/>
+              <w:right w:w="130" w:type="dxa"/>
+            </w:tcMar>
+            <w:shd w:fill="F8FAFC"/>
+            <w:tcBorders>
+              <w:top w:val="single" w:sz="4" w:space="0" w:color="CBD5E1"/>
+              <w:left w:val="none" w:sz="0" w:space="0" w:color="auto"/>
+              <w:bottom w:val="single" w:sz="4" w:space="0" w:color="CBD5E1"/>
+              <w:right w:val="none" w:sz="0" w:space="0" w:color="auto"/>
+            </w:tcBorders>
+          </w:tcPr>
+          <w:p>
+            <w:pPr>
+              <w:spacing w:after="0" w:line="276" w:lineRule="auto"/>
+            </w:pPr>
+            <w:r>
+              <w:rPr>
+                <w:b/>
+                <w:sz w:val="19"/>
+              </w:rPr>
+              <w:t>Redis</w:t>
+              <w:br/>
+              <w:t>(RedisInsight / CLI)</w:t>
+            </w:r>
+          </w:p>
+        </w:tc>
+        <w:tc>
+          <w:tcPr>
+            <w:tcW w:type="dxa" w:w="2551"/>
+            <w:vAlign w:val="center"/>
+            <w:tcMar>
+              <w:top w:w="90" w:type="dxa"/>
+              <w:bottom w:w="90" w:type="dxa"/>
+              <w:left w:w="130" w:type="dxa"/>
+              <w:right w:w="130" w:type="dxa"/>
+            </w:tcMar>
+            <w:shd w:fill="F8FAFC"/>
+            <w:tcBorders>
+              <w:top w:val="single" w:sz="4" w:space="0" w:color="CBD5E1"/>
+              <w:left w:val="none" w:sz="0" w:space="0" w:color="auto"/>
+              <w:bottom w:val="single" w:sz="4" w:space="0" w:color="CBD5E1"/>
+              <w:right w:val="none" w:sz="0" w:space="0" w:color="auto"/>
+            </w:tcBorders>
+          </w:tcPr>
+          <w:p>
+            <w:pPr>
+              <w:spacing w:after="0" w:line="276" w:lineRule="auto"/>
+            </w:pPr>
+            <w:r>
+              <w:rPr>
+                <w:sz w:val="19"/>
+              </w:rPr>
+              <w:t>Kiểm tra bảng xếp hạng điểm thi Sorted Set</w:t>
+            </w:r>
+          </w:p>
+        </w:tc>
+        <w:tc>
+          <w:tcPr>
+            <w:tcW w:type="dxa" w:w="4535"/>
+            <w:vAlign w:val="center"/>
+            <w:tcMar>
+              <w:top w:w="90" w:type="dxa"/>
+              <w:bottom w:w="90" w:type="dxa"/>
+              <w:left w:w="130" w:type="dxa"/>
+              <w:right w:w="130" w:type="dxa"/>
+            </w:tcMar>
+            <w:shd w:fill="F8FAFC"/>
+            <w:tcBorders>
+              <w:top w:val="single" w:sz="4" w:space="0" w:color="CBD5E1"/>
+              <w:left w:val="none" w:sz="0" w:space="0" w:color="auto"/>
+              <w:bottom w:val="single" w:sz="4" w:space="0" w:color="CBD5E1"/>
+              <w:right w:val="none" w:sz="0" w:space="0" w:color="auto"/>
+            </w:tcBorders>
+          </w:tcPr>
+          <w:p>
+            <w:pPr>
+              <w:spacing w:after="0" w:line="276" w:lineRule="auto"/>
+            </w:pPr>
+            <w:r>
+              <w:rPr>
+                <w:sz w:val="19"/>
+              </w:rPr>
+              <w:t>ZREVRANGE "leaderboard:670000000000000000000040" 0 4 WITHSCORES</w:t>
+            </w:r>
+          </w:p>
+        </w:tc>
+      </w:tr>
+      <w:tr>
+        <w:tc>
+          <w:tcPr>
+            <w:tcW w:type="dxa" w:w="1984"/>
+            <w:vAlign w:val="center"/>
+            <w:tcMar>
+              <w:top w:w="90" w:type="dxa"/>
+              <w:bottom w:w="90" w:type="dxa"/>
+              <w:left w:w="130" w:type="dxa"/>
+              <w:right w:w="130" w:type="dxa"/>
+            </w:tcMar>
+            <w:shd w:fill="FFFFFF"/>
+            <w:tcBorders>
+              <w:top w:val="single" w:sz="4" w:space="0" w:color="CBD5E1"/>
+              <w:left w:val="none" w:sz="0" w:space="0" w:color="auto"/>
+              <w:bottom w:val="single" w:sz="4" w:space="0" w:color="CBD5E1"/>
+              <w:right w:val="none" w:sz="0" w:space="0" w:color="auto"/>
+            </w:tcBorders>
+          </w:tcPr>
+          <w:p>
+            <w:pPr>
+              <w:spacing w:after="0" w:line="276" w:lineRule="auto"/>
+            </w:pPr>
+            <w:r>
+              <w:rPr>
+                <w:b/>
+                <w:sz w:val="19"/>
+              </w:rPr>
+              <w:t>Cassandra</w:t>
+              <w:br/>
+              <w:t>(cqlsh / TablePlus)</w:t>
+            </w:r>
+          </w:p>
+        </w:tc>
+        <w:tc>
+          <w:tcPr>
+            <w:tcW w:type="dxa" w:w="2551"/>
+            <w:vAlign w:val="center"/>
+            <w:tcMar>
+              <w:top w:w="90" w:type="dxa"/>
+              <w:bottom w:w="90" w:type="dxa"/>
+              <w:left w:w="130" w:type="dxa"/>
+              <w:right w:w="130" w:type="dxa"/>
+            </w:tcMar>
+            <w:shd w:fill="FFFFFF"/>
+            <w:tcBorders>
+              <w:top w:val="single" w:sz="4" w:space="0" w:color="CBD5E1"/>
+              <w:left w:val="none" w:sz="0" w:space="0" w:color="auto"/>
+              <w:bottom w:val="single" w:sz="4" w:space="0" w:color="CBD5E1"/>
+              <w:right w:val="none" w:sz="0" w:space="0" w:color="auto"/>
+            </w:tcBorders>
+          </w:tcPr>
+          <w:p>
+            <w:pPr>
+              <w:spacing w:after="0" w:line="276" w:lineRule="auto"/>
+            </w:pPr>
+            <w:r>
+              <w:rPr>
+                <w:sz w:val="19"/>
+              </w:rPr>
+              <w:t>Kiểm tra log theo dõi tiến độ phát video</w:t>
+            </w:r>
+          </w:p>
+        </w:tc>
+        <w:tc>
+          <w:tcPr>
+            <w:tcW w:type="dxa" w:w="4535"/>
+            <w:vAlign w:val="center"/>
+            <w:tcMar>
+              <w:top w:w="90" w:type="dxa"/>
+              <w:bottom w:w="90" w:type="dxa"/>
+              <w:left w:w="130" w:type="dxa"/>
+              <w:right w:w="130" w:type="dxa"/>
+            </w:tcMar>
+            <w:shd w:fill="FFFFFF"/>
+            <w:tcBorders>
+              <w:top w:val="single" w:sz="4" w:space="0" w:color="CBD5E1"/>
+              <w:left w:val="none" w:sz="0" w:space="0" w:color="auto"/>
+              <w:bottom w:val="single" w:sz="4" w:space="0" w:color="CBD5E1"/>
+              <w:right w:val="none" w:sz="0" w:space="0" w:color="auto"/>
+            </w:tcBorders>
+          </w:tcPr>
+          <w:p>
+            <w:pPr>
+              <w:spacing w:after="0" w:line="276" w:lineRule="auto"/>
+            </w:pPr>
+            <w:r>
+              <w:rPr>
+                <w:sz w:val="19"/>
+              </w:rPr>
+              <w:t>SELECT student_id, event_time, video_current_time, event_type FROM elearning_logs.video_tracking_events LIMIT 5;</w:t>
+            </w:r>
+          </w:p>
+        </w:tc>
+      </w:tr>
+      <w:tr>
+        <w:tc>
+          <w:tcPr>
+            <w:tcW w:type="dxa" w:w="1984"/>
+            <w:vAlign w:val="center"/>
+            <w:tcMar>
+              <w:top w:w="90" w:type="dxa"/>
+              <w:bottom w:w="90" w:type="dxa"/>
+              <w:left w:w="130" w:type="dxa"/>
+              <w:right w:w="130" w:type="dxa"/>
+            </w:tcMar>
+            <w:shd w:fill="F8FAFC"/>
+            <w:tcBorders>
+              <w:top w:val="single" w:sz="4" w:space="0" w:color="CBD5E1"/>
+              <w:left w:val="none" w:sz="0" w:space="0" w:color="auto"/>
+              <w:bottom w:val="single" w:sz="4" w:space="0" w:color="CBD5E1"/>
+              <w:right w:val="none" w:sz="0" w:space="0" w:color="auto"/>
+            </w:tcBorders>
+          </w:tcPr>
+          <w:p>
+            <w:pPr>
+              <w:spacing w:after="0" w:line="276" w:lineRule="auto"/>
+            </w:pPr>
+            <w:r>
+              <w:rPr>
+                <w:b/>
+                <w:sz w:val="19"/>
+              </w:rPr>
+              <w:t>Cassandra</w:t>
+              <w:br/>
+              <w:t>(cqlsh / TablePlus)</w:t>
+            </w:r>
+          </w:p>
+        </w:tc>
+        <w:tc>
+          <w:tcPr>
+            <w:tcW w:type="dxa" w:w="2551"/>
+            <w:vAlign w:val="center"/>
+            <w:tcMar>
+              <w:top w:w="90" w:type="dxa"/>
+              <w:bottom w:w="90" w:type="dxa"/>
+              <w:left w:w="130" w:type="dxa"/>
+              <w:right w:w="130" w:type="dxa"/>
+            </w:tcMar>
+            <w:shd w:fill="F8FAFC"/>
+            <w:tcBorders>
+              <w:top w:val="single" w:sz="4" w:space="0" w:color="CBD5E1"/>
+              <w:left w:val="none" w:sz="0" w:space="0" w:color="auto"/>
+              <w:bottom w:val="single" w:sz="4" w:space="0" w:color="CBD5E1"/>
+              <w:right w:val="none" w:sz="0" w:space="0" w:color="auto"/>
+            </w:tcBorders>
+          </w:tcPr>
+          <w:p>
+            <w:pPr>
+              <w:spacing w:after="0" w:line="276" w:lineRule="auto"/>
+            </w:pPr>
+            <w:r>
+              <w:rPr>
+                <w:sz w:val="19"/>
+              </w:rPr>
+              <w:t>Kiểm tra log giám sát chống gian lận chuyển tab</w:t>
+            </w:r>
+          </w:p>
+        </w:tc>
+        <w:tc>
+          <w:tcPr>
+            <w:tcW w:type="dxa" w:w="4535"/>
+            <w:vAlign w:val="center"/>
+            <w:tcMar>
+              <w:top w:w="90" w:type="dxa"/>
+              <w:bottom w:w="90" w:type="dxa"/>
+              <w:left w:w="130" w:type="dxa"/>
+              <w:right w:w="130" w:type="dxa"/>
+            </w:tcMar>
+            <w:shd w:fill="F8FAFC"/>
+            <w:tcBorders>
+              <w:top w:val="single" w:sz="4" w:space="0" w:color="CBD5E1"/>
+              <w:left w:val="none" w:sz="0" w:space="0" w:color="auto"/>
+              <w:bottom w:val="single" w:sz="4" w:space="0" w:color="CBD5E1"/>
+              <w:right w:val="none" w:sz="0" w:space="0" w:color="auto"/>
+            </w:tcBorders>
+          </w:tcPr>
+          <w:p>
+            <w:pPr>
+              <w:spacing w:after="0" w:line="276" w:lineRule="auto"/>
+            </w:pPr>
+            <w:r>
+              <w:rPr>
+                <w:sz w:val="19"/>
+              </w:rPr>
+              <w:t>SELECT student_id, violation_time, reason, violation_count FROM elearning_logs.anti_cheat_logs LIMIT 5;</w:t>
+            </w:r>
+          </w:p>
+        </w:tc>
+      </w:tr>
+      <w:tr>
+        <w:tc>
+          <w:tcPr>
+            <w:tcW w:type="dxa" w:w="1984"/>
+            <w:vAlign w:val="center"/>
+            <w:tcMar>
+              <w:top w:w="90" w:type="dxa"/>
+              <w:bottom w:w="90" w:type="dxa"/>
+              <w:left w:w="130" w:type="dxa"/>
+              <w:right w:w="130" w:type="dxa"/>
+            </w:tcMar>
+            <w:shd w:fill="FFFFFF"/>
+            <w:tcBorders>
+              <w:top w:val="single" w:sz="4" w:space="0" w:color="CBD5E1"/>
+              <w:left w:val="none" w:sz="0" w:space="0" w:color="auto"/>
+              <w:bottom w:val="single" w:sz="4" w:space="0" w:color="CBD5E1"/>
+              <w:right w:val="none" w:sz="0" w:space="0" w:color="auto"/>
+            </w:tcBorders>
+          </w:tcPr>
+          <w:p>
+            <w:pPr>
+              <w:spacing w:after="0" w:line="276" w:lineRule="auto"/>
+            </w:pPr>
+            <w:r>
+              <w:rPr>
+                <w:b/>
+                <w:sz w:val="19"/>
+              </w:rPr>
+              <w:t>Neo4j</w:t>
+              <w:br/>
+              <w:t>(Desktop / Browser)</w:t>
+            </w:r>
+          </w:p>
+        </w:tc>
+        <w:tc>
+          <w:tcPr>
+            <w:tcW w:type="dxa" w:w="2551"/>
+            <w:vAlign w:val="center"/>
+            <w:tcMar>
+              <w:top w:w="90" w:type="dxa"/>
+              <w:bottom w:w="90" w:type="dxa"/>
+              <w:left w:w="130" w:type="dxa"/>
+              <w:right w:w="130" w:type="dxa"/>
+            </w:tcMar>
+            <w:shd w:fill="FFFFFF"/>
+            <w:tcBorders>
+              <w:top w:val="single" w:sz="4" w:space="0" w:color="CBD5E1"/>
+              <w:left w:val="none" w:sz="0" w:space="0" w:color="auto"/>
+              <w:bottom w:val="single" w:sz="4" w:space="0" w:color="CBD5E1"/>
+              <w:right w:val="none" w:sz="0" w:space="0" w:color="auto"/>
+            </w:tcBorders>
+          </w:tcPr>
+          <w:p>
+            <w:pPr>
+              <w:spacing w:after="0" w:line="276" w:lineRule="auto"/>
+            </w:pPr>
+            <w:r>
+              <w:rPr>
+                <w:sz w:val="19"/>
+              </w:rPr>
+              <w:t>Hiển thị toàn bộ đồ thị tri thức 26 Nodes &amp; 33 Edges</w:t>
+            </w:r>
+          </w:p>
+        </w:tc>
+        <w:tc>
+          <w:tcPr>
+            <w:tcW w:type="dxa" w:w="4535"/>
+            <w:vAlign w:val="center"/>
+            <w:tcMar>
+              <w:top w:w="90" w:type="dxa"/>
+              <w:bottom w:w="90" w:type="dxa"/>
+              <w:left w:w="130" w:type="dxa"/>
+              <w:right w:w="130" w:type="dxa"/>
+            </w:tcMar>
+            <w:shd w:fill="FFFFFF"/>
+            <w:tcBorders>
+              <w:top w:val="single" w:sz="4" w:space="0" w:color="CBD5E1"/>
+              <w:left w:val="none" w:sz="0" w:space="0" w:color="auto"/>
+              <w:bottom w:val="single" w:sz="4" w:space="0" w:color="CBD5E1"/>
+              <w:right w:val="none" w:sz="0" w:space="0" w:color="auto"/>
+            </w:tcBorders>
+          </w:tcPr>
+          <w:p>
+            <w:pPr>
+              <w:spacing w:after="0" w:line="276" w:lineRule="auto"/>
+            </w:pPr>
+            <w:r>
+              <w:rPr>
+                <w:sz w:val="19"/>
+              </w:rPr>
+              <w:t>MATCH (n) RETURN n;</w:t>
+            </w:r>
+          </w:p>
+        </w:tc>
+      </w:tr>
+      <w:tr>
+        <w:tc>
+          <w:tcPr>
+            <w:tcW w:type="dxa" w:w="1984"/>
+            <w:vAlign w:val="center"/>
+            <w:tcMar>
+              <w:top w:w="90" w:type="dxa"/>
+              <w:bottom w:w="90" w:type="dxa"/>
+              <w:left w:w="130" w:type="dxa"/>
+              <w:right w:w="130" w:type="dxa"/>
+            </w:tcMar>
+            <w:shd w:fill="F8FAFC"/>
+            <w:tcBorders>
+              <w:top w:val="single" w:sz="4" w:space="0" w:color="CBD5E1"/>
+              <w:left w:val="none" w:sz="0" w:space="0" w:color="auto"/>
+              <w:bottom w:val="single" w:sz="4" w:space="0" w:color="CBD5E1"/>
+              <w:right w:val="none" w:sz="0" w:space="0" w:color="auto"/>
+            </w:tcBorders>
+          </w:tcPr>
+          <w:p>
+            <w:pPr>
+              <w:spacing w:after="0" w:line="276" w:lineRule="auto"/>
+            </w:pPr>
+            <w:r>
+              <w:rPr>
+                <w:b/>
+                <w:sz w:val="19"/>
+              </w:rPr>
+              <w:t>Neo4j</w:t>
+              <w:br/>
+              <w:t>(Desktop / Browser)</w:t>
+            </w:r>
+          </w:p>
+        </w:tc>
+        <w:tc>
+          <w:tcPr>
+            <w:tcW w:type="dxa" w:w="2551"/>
+            <w:vAlign w:val="center"/>
+            <w:tcMar>
+              <w:top w:w="90" w:type="dxa"/>
+              <w:bottom w:w="90" w:type="dxa"/>
+              <w:left w:w="130" w:type="dxa"/>
+              <w:right w:w="130" w:type="dxa"/>
+            </w:tcMar>
+            <w:shd w:fill="F8FAFC"/>
+            <w:tcBorders>
+              <w:top w:val="single" w:sz="4" w:space="0" w:color="CBD5E1"/>
+              <w:left w:val="none" w:sz="0" w:space="0" w:color="auto"/>
+              <w:bottom w:val="single" w:sz="4" w:space="0" w:color="CBD5E1"/>
+              <w:right w:val="none" w:sz="0" w:space="0" w:color="auto"/>
+            </w:tcBorders>
+          </w:tcPr>
+          <w:p>
+            <w:pPr>
+              <w:spacing w:after="0" w:line="276" w:lineRule="auto"/>
+            </w:pPr>
+            <w:r>
+              <w:rPr>
+                <w:sz w:val="19"/>
+              </w:rPr>
+              <w:t>Khai phá mạng lưới Bạn Cùng Tiến (Study Buddies)</w:t>
+            </w:r>
+          </w:p>
+        </w:tc>
+        <w:tc>
+          <w:tcPr>
+            <w:tcW w:type="dxa" w:w="4535"/>
+            <w:vAlign w:val="center"/>
+            <w:tcMar>
+              <w:top w:w="90" w:type="dxa"/>
+              <w:bottom w:w="90" w:type="dxa"/>
+              <w:left w:w="130" w:type="dxa"/>
+              <w:right w:w="130" w:type="dxa"/>
+            </w:tcMar>
+            <w:shd w:fill="F8FAFC"/>
+            <w:tcBorders>
+              <w:top w:val="single" w:sz="4" w:space="0" w:color="CBD5E1"/>
+              <w:left w:val="none" w:sz="0" w:space="0" w:color="auto"/>
+              <w:bottom w:val="single" w:sz="4" w:space="0" w:color="CBD5E1"/>
+              <w:right w:val="none" w:sz="0" w:space="0" w:color="auto"/>
+            </w:tcBorders>
+          </w:tcPr>
+          <w:p>
+            <w:pPr>
+              <w:spacing w:after="0" w:line="276" w:lineRule="auto"/>
+            </w:pPr>
+            <w:r>
+              <w:rPr>
+                <w:sz w:val="19"/>
+              </w:rPr>
+              <w:t>MATCH (me:Learner {id: '2001230589'})-[:ENROLLED_IN]-&gt;(c:Course)&lt;-[:ENROLLED_IN]-(buddy:Learner) RETURN me.name, c.title, buddy.name;</w:t>
+            </w:r>
+          </w:p>
+        </w:tc>
+      </w:tr>
+    </w:tbl>
+    <w:p>
+      <w:pPr>
+        <w:spacing w:after="120"/>
+      </w:pPr>
+    </w:p>
+    <w:p>
+      <w:pPr>
+        <w:spacing w:before="280" w:after="80"/>
+      </w:pPr>
+      <w:r>
+        <w:rPr>
+          <w:b/>
+          <w:color w:val="1A365D"/>
+          <w:sz w:val="27"/>
+        </w:rPr>
+        <w:t>5. HƯỚNG DẪN KỸ THUẬT QUAY VÀ HẬU KỲ VIDEO</w:t>
+      </w:r>
+    </w:p>
+    <w:p>
+      <w:pPr>
+        <w:spacing w:after="60"/>
         <w:ind w:left="425"/>
       </w:pPr>
       <w:r>
@@ -3043,7 +4668,7 @@
     </w:p>
     <w:p>
       <w:pPr>
-        <w:spacing w:after="40"/>
+        <w:spacing w:after="60"/>
         <w:ind w:left="425"/>
       </w:pPr>
       <w:r>
@@ -3059,7 +4684,7 @@
     </w:p>
     <w:p>
       <w:pPr>
-        <w:spacing w:after="40"/>
+        <w:spacing w:after="60"/>
         <w:ind w:left="425"/>
       </w:pPr>
       <w:r>
@@ -3075,7 +4700,7 @@
     </w:p>
     <w:p>
       <w:pPr>
-        <w:spacing w:after="40"/>
+        <w:spacing w:after="60"/>
         <w:ind w:left="425"/>
       </w:pPr>
       <w:r>
@@ -3091,7 +4716,23 @@
     </w:p>
     <w:p>
       <w:pPr>
-        <w:spacing w:after="40"/>
+        <w:spacing w:after="60"/>
+        <w:ind w:left="425"/>
+      </w:pPr>
+      <w:r>
+        <w:rPr>
+          <w:b/>
+          <w:color w:val="1A365D"/>
+        </w:rPr>
+        <w:t xml:space="preserve">✔ Tài khoản chuẩn hóa: </w:t>
+      </w:r>
+      <w:r>
+        <w:t>Sinh viên student01 / Mật khẩu 123456; Quản trị viên admin01 / Mật khẩu 123456; Neo4j user neo4j / pass nosql_project_2026; Cassandra keyspace elearning_logs.</w:t>
+      </w:r>
+    </w:p>
+    <w:p>
+      <w:pPr>
+        <w:spacing w:after="60"/>
         <w:ind w:left="425"/>
       </w:pPr>
       <w:r>
@@ -3484,7 +5125,7 @@
     <w:rPr>
       <w:rFonts w:ascii="Times New Roman" w:hAnsi="Times New Roman"/>
       <w:color w:val="0F172A"/>
-      <w:sz w:val="26"/>
+      <w:sz w:val="24"/>
     </w:rPr>
   </w:style>
   <w:style w:type="paragraph" w:styleId="Header">
